--- a/Resume/AI Software Engineering/MelodyNguyenResume.docx
+++ b/Resume/AI Software Engineering/MelodyNguyenResume.docx
@@ -5,14 +5,26 @@
     <w:p>
       <w:pPr>
         <w:pStyle w:val="NoSpacing"/>
-        <w:jc w:val="center"/>
-        <w:rPr>
-          <w:rFonts w:ascii="Calibri" w:hAnsi="Calibri" w:cs="Calibri"/>
-          <w:b/>
-          <w:sz w:val="28"/>
-          <w:szCs w:val="28"/>
-        </w:rPr>
-      </w:pPr>
+        <w:tabs>
+          <w:tab w:val="right" w:pos="10800"/>
+        </w:tabs>
+        <w:ind w:left="360"/>
+        <w:rPr>
+          <w:rFonts w:ascii="Calibri" w:hAnsi="Calibri" w:cs="Calibri"/>
+          <w:bCs/>
+          <w:sz w:val="12"/>
+          <w:szCs w:val="12"/>
+        </w:rPr>
+      </w:pPr>
+      <w:r>
+        <w:rPr>
+          <w:rFonts w:ascii="Calibri" w:hAnsi="Calibri" w:cs="Calibri"/>
+          <w:bCs/>
+          <w:sz w:val="12"/>
+          <w:szCs w:val="12"/>
+        </w:rPr>
+        <w:t xml:space="preserve">  </w:t>
+      </w:r>
     </w:p>
     <w:p>
       <w:pPr>
@@ -153,17 +165,6 @@
     </w:p>
     <w:p>
       <w:pPr>
-        <w:pStyle w:val="NoSpacing"/>
-        <w:rPr>
-          <w:rFonts w:ascii="Calibri" w:hAnsi="Calibri" w:cs="Calibri"/>
-          <w:b/>
-          <w:sz w:val="20"/>
-          <w:szCs w:val="20"/>
-        </w:rPr>
-      </w:pPr>
-    </w:p>
-    <w:p>
-      <w:pPr>
         <w:pStyle w:val="paragraph"/>
         <w:pBdr>
           <w:bottom w:val="single" w:sz="4" w:space="1" w:color="auto"/>
@@ -191,54 +192,53 @@
     </w:p>
     <w:p>
       <w:pPr>
-        <w:rPr>
-          <w:rFonts w:ascii="Calibri" w:hAnsi="Calibri" w:cs="Calibri"/>
-          <w:sz w:val="20"/>
-          <w:szCs w:val="20"/>
-        </w:rPr>
-      </w:pPr>
-      <w:r>
-        <w:rPr>
-          <w:rFonts w:ascii="Calibri" w:hAnsi="Calibri" w:cs="Calibri"/>
-          <w:sz w:val="20"/>
-          <w:szCs w:val="20"/>
-        </w:rPr>
-        <w:t>AI/</w:t>
-      </w:r>
-      <w:r>
-        <w:rPr>
-          <w:rFonts w:ascii="Calibri" w:hAnsi="Calibri" w:cs="Calibri"/>
-          <w:sz w:val="20"/>
-          <w:szCs w:val="20"/>
-        </w:rPr>
-        <w:t>Software engineer</w:t>
-      </w:r>
-      <w:r>
-        <w:rPr>
-          <w:rFonts w:ascii="Calibri" w:hAnsi="Calibri" w:cs="Calibri"/>
-          <w:sz w:val="20"/>
-          <w:szCs w:val="20"/>
-        </w:rPr>
-        <w:t xml:space="preserve"> with experience in </w:t>
-      </w:r>
-      <w:r>
-        <w:rPr>
-          <w:rFonts w:ascii="Calibri" w:hAnsi="Calibri" w:cs="Calibri"/>
-          <w:sz w:val="20"/>
-          <w:szCs w:val="20"/>
-        </w:rPr>
-        <w:t>Python automation, machine learning pipelines, data processing, and interactive scientific tools. Strong foundation in algorithms, ML, and software engineering, with hands-on experience building scalable, reproducible systems at national labs.</w:t>
+        <w:pStyle w:val="NoSpacing"/>
+        <w:rPr>
+          <w:rFonts w:ascii="Calibri" w:hAnsi="Calibri" w:cs="Calibri"/>
+          <w:sz w:val="20"/>
+          <w:szCs w:val="20"/>
+        </w:rPr>
+      </w:pPr>
+      <w:r>
+        <w:rPr>
+          <w:rFonts w:ascii="Calibri" w:hAnsi="Calibri" w:cs="Calibri"/>
+          <w:sz w:val="20"/>
+          <w:szCs w:val="20"/>
+        </w:rPr>
+        <w:t>AI/Software engineer with hands-on experience in Python automation, ML pipelines, and data-driven tools. Proven track record building scalable, reproducible systems at national labs and early-stage startups.</w:t>
       </w:r>
     </w:p>
     <w:p>
       <w:pPr>
         <w:pStyle w:val="NoSpacing"/>
-        <w:rPr>
-          <w:rFonts w:ascii="Calibri" w:hAnsi="Calibri" w:cs="Calibri"/>
-          <w:sz w:val="20"/>
-          <w:szCs w:val="20"/>
-        </w:rPr>
-      </w:pPr>
+        <w:tabs>
+          <w:tab w:val="right" w:pos="10800"/>
+        </w:tabs>
+        <w:ind w:left="360"/>
+        <w:rPr>
+          <w:rFonts w:ascii="Calibri" w:hAnsi="Calibri" w:cs="Calibri"/>
+          <w:bCs/>
+          <w:sz w:val="12"/>
+          <w:szCs w:val="12"/>
+        </w:rPr>
+      </w:pPr>
+      <w:r>
+        <w:rPr>
+          <w:rFonts w:ascii="Calibri" w:hAnsi="Calibri" w:cs="Calibri"/>
+          <w:sz w:val="20"/>
+          <w:szCs w:val="20"/>
+        </w:rPr>
+        <w:t xml:space="preserve"> </w:t>
+      </w:r>
+      <w:r>
+        <w:rPr>
+          <w:rFonts w:ascii="Calibri" w:hAnsi="Calibri" w:cs="Calibri"/>
+          <w:bCs/>
+          <w:sz w:val="12"/>
+          <w:szCs w:val="12"/>
+        </w:rPr>
+        <w:t xml:space="preserve">  </w:t>
+      </w:r>
     </w:p>
     <w:p>
       <w:pPr>
@@ -260,18 +260,15 @@
           <w:sz w:val="20"/>
           <w:szCs w:val="20"/>
         </w:rPr>
-        <w:t xml:space="preserve">TECHNICAL SKILLS </w:t>
+        <w:t>EDUCATION</w:t>
       </w:r>
     </w:p>
     <w:p>
       <w:pPr>
-        <w:rPr>
-          <w:rFonts w:ascii="Calibri" w:hAnsi="Calibri" w:cs="Calibri"/>
-          <w:sz w:val="20"/>
-          <w:szCs w:val="20"/>
-        </w:rPr>
-      </w:pPr>
-      <w:r>
+        <w:pStyle w:val="NoSpacing"/>
+        <w:tabs>
+          <w:tab w:val="right" w:pos="10800"/>
+        </w:tabs>
         <w:rPr>
           <w:rFonts w:ascii="Calibri" w:hAnsi="Calibri" w:cs="Calibri"/>
           <w:b/>
@@ -279,8 +276,292 @@
           <w:sz w:val="20"/>
           <w:szCs w:val="20"/>
         </w:rPr>
-        <w:t xml:space="preserve">Programming Languages: </w:t>
-      </w:r>
+      </w:pPr>
+      <w:r>
+        <w:rPr>
+          <w:rFonts w:ascii="Calibri" w:hAnsi="Calibri" w:cs="Calibri"/>
+          <w:b/>
+          <w:bCs/>
+          <w:sz w:val="20"/>
+          <w:szCs w:val="20"/>
+        </w:rPr>
+        <w:t>Georgia Institute of Technology</w:t>
+      </w:r>
+      <w:r>
+        <w:rPr>
+          <w:rFonts w:ascii="Calibri" w:hAnsi="Calibri" w:cs="Calibri"/>
+          <w:b/>
+          <w:bCs/>
+          <w:sz w:val="20"/>
+          <w:szCs w:val="20"/>
+        </w:rPr>
+        <w:tab/>
+      </w:r>
+      <w:r>
+        <w:rPr>
+          <w:rFonts w:ascii="Calibri" w:hAnsi="Calibri" w:cs="Calibri"/>
+          <w:sz w:val="20"/>
+          <w:szCs w:val="20"/>
+        </w:rPr>
+        <w:t>Online</w:t>
+      </w:r>
+    </w:p>
+    <w:p>
+      <w:pPr>
+        <w:pStyle w:val="NoSpacing"/>
+        <w:tabs>
+          <w:tab w:val="right" w:pos="10800"/>
+        </w:tabs>
+        <w:rPr>
+          <w:rFonts w:ascii="Calibri" w:hAnsi="Calibri" w:cs="Calibri"/>
+          <w:bCs/>
+          <w:sz w:val="12"/>
+          <w:szCs w:val="12"/>
+        </w:rPr>
+      </w:pPr>
+      <w:proofErr w:type="spellStart"/>
+      <w:r>
+        <w:rPr>
+          <w:rFonts w:ascii="Calibri" w:hAnsi="Calibri" w:cs="Calibri"/>
+          <w:sz w:val="20"/>
+          <w:szCs w:val="20"/>
+        </w:rPr>
+        <w:t>Masters</w:t>
+      </w:r>
+      <w:proofErr w:type="spellEnd"/>
+      <w:r>
+        <w:rPr>
+          <w:rFonts w:ascii="Calibri" w:hAnsi="Calibri" w:cs="Calibri"/>
+          <w:sz w:val="20"/>
+          <w:szCs w:val="20"/>
+        </w:rPr>
+        <w:t xml:space="preserve"> of Science, Computer Science</w:t>
+      </w:r>
+      <w:r>
+        <w:rPr>
+          <w:rFonts w:ascii="Calibri" w:hAnsi="Calibri" w:cs="Calibri"/>
+          <w:i/>
+          <w:iCs/>
+          <w:sz w:val="20"/>
+          <w:szCs w:val="20"/>
+        </w:rPr>
+        <w:t xml:space="preserve"> </w:t>
+      </w:r>
+      <w:r>
+        <w:rPr>
+          <w:rFonts w:ascii="Calibri" w:hAnsi="Calibri" w:cs="Calibri"/>
+          <w:i/>
+          <w:iCs/>
+          <w:sz w:val="20"/>
+          <w:szCs w:val="20"/>
+        </w:rPr>
+        <w:tab/>
+      </w:r>
+      <w:r>
+        <w:rPr>
+          <w:rFonts w:ascii="Calibri" w:hAnsi="Calibri" w:cs="Calibri"/>
+          <w:i/>
+          <w:iCs/>
+          <w:sz w:val="20"/>
+          <w:szCs w:val="20"/>
+        </w:rPr>
+        <w:t>Expected Aug 2026</w:t>
+      </w:r>
+      <w:r>
+        <w:rPr>
+          <w:rFonts w:ascii="Calibri" w:hAnsi="Calibri" w:cs="Calibri"/>
+          <w:bCs/>
+          <w:sz w:val="12"/>
+          <w:szCs w:val="12"/>
+        </w:rPr>
+        <w:t xml:space="preserve">  </w:t>
+      </w:r>
+    </w:p>
+    <w:p>
+      <w:pPr>
+        <w:pStyle w:val="NoSpacing"/>
+        <w:tabs>
+          <w:tab w:val="right" w:pos="10800"/>
+        </w:tabs>
+        <w:rPr>
+          <w:rFonts w:ascii="Calibri" w:hAnsi="Calibri" w:cs="Calibri"/>
+          <w:bCs/>
+          <w:sz w:val="12"/>
+          <w:szCs w:val="12"/>
+        </w:rPr>
+      </w:pPr>
+      <w:r>
+        <w:rPr>
+          <w:rFonts w:ascii="Calibri" w:hAnsi="Calibri" w:cs="Calibri"/>
+          <w:sz w:val="20"/>
+          <w:szCs w:val="20"/>
+        </w:rPr>
+        <w:tab/>
+      </w:r>
+    </w:p>
+    <w:p>
+      <w:pPr>
+        <w:pStyle w:val="NoSpacing"/>
+        <w:tabs>
+          <w:tab w:val="right" w:pos="10800"/>
+        </w:tabs>
+        <w:rPr>
+          <w:rFonts w:ascii="Calibri" w:hAnsi="Calibri" w:cs="Calibri"/>
+          <w:sz w:val="20"/>
+          <w:szCs w:val="20"/>
+        </w:rPr>
+      </w:pPr>
+      <w:r>
+        <w:rPr>
+          <w:rFonts w:ascii="Calibri" w:hAnsi="Calibri" w:cs="Calibri"/>
+          <w:b/>
+          <w:bCs/>
+          <w:sz w:val="20"/>
+          <w:szCs w:val="20"/>
+        </w:rPr>
+        <w:t xml:space="preserve">Pace University, Seidenberg School of Computer Science and Information Systems </w:t>
+      </w:r>
+      <w:r>
+        <w:rPr>
+          <w:rFonts w:ascii="Calibri" w:hAnsi="Calibri" w:cs="Calibri"/>
+          <w:b/>
+          <w:bCs/>
+          <w:sz w:val="20"/>
+          <w:szCs w:val="20"/>
+        </w:rPr>
+        <w:tab/>
+      </w:r>
+      <w:r>
+        <w:rPr>
+          <w:rFonts w:ascii="Calibri" w:hAnsi="Calibri" w:cs="Calibri"/>
+          <w:sz w:val="20"/>
+          <w:szCs w:val="20"/>
+        </w:rPr>
+        <w:t>New York, NY</w:t>
+      </w:r>
+    </w:p>
+    <w:p>
+      <w:pPr>
+        <w:pStyle w:val="NoSpacing"/>
+        <w:tabs>
+          <w:tab w:val="right" w:pos="10800"/>
+        </w:tabs>
+        <w:rPr>
+          <w:rFonts w:ascii="Calibri" w:hAnsi="Calibri" w:cs="Calibri"/>
+          <w:i/>
+          <w:iCs/>
+          <w:sz w:val="20"/>
+          <w:szCs w:val="20"/>
+        </w:rPr>
+      </w:pPr>
+      <w:r>
+        <w:rPr>
+          <w:rFonts w:ascii="Calibri" w:hAnsi="Calibri" w:cs="Calibri"/>
+          <w:sz w:val="20"/>
+          <w:szCs w:val="20"/>
+        </w:rPr>
+        <w:t>Bachelor of Arts</w:t>
+      </w:r>
+      <w:r>
+        <w:rPr>
+          <w:rFonts w:ascii="Calibri" w:hAnsi="Calibri" w:cs="Calibri"/>
+          <w:sz w:val="20"/>
+          <w:szCs w:val="20"/>
+        </w:rPr>
+        <w:t>,</w:t>
+      </w:r>
+      <w:r>
+        <w:rPr>
+          <w:rFonts w:ascii="Calibri" w:hAnsi="Calibri" w:cs="Calibri"/>
+          <w:sz w:val="20"/>
+          <w:szCs w:val="20"/>
+        </w:rPr>
+        <w:t xml:space="preserve"> Computer Science | Minor: Business | Dean’s List |GPA: 3.81</w:t>
+      </w:r>
+      <w:r>
+        <w:rPr>
+          <w:rFonts w:ascii="Calibri" w:eastAsia="Calibri" w:hAnsi="Calibri" w:cs="Calibri"/>
+          <w:color w:val="000000" w:themeColor="text1"/>
+          <w:sz w:val="20"/>
+          <w:szCs w:val="20"/>
+        </w:rPr>
+        <w:t xml:space="preserve"> </w:t>
+      </w:r>
+      <w:r>
+        <w:rPr>
+          <w:rFonts w:ascii="Calibri" w:eastAsia="Calibri" w:hAnsi="Calibri" w:cs="Calibri"/>
+          <w:color w:val="000000" w:themeColor="text1"/>
+          <w:sz w:val="20"/>
+          <w:szCs w:val="20"/>
+        </w:rPr>
+        <w:tab/>
+      </w:r>
+      <w:r>
+        <w:rPr>
+          <w:rFonts w:ascii="Calibri" w:eastAsia="Calibri" w:hAnsi="Calibri" w:cs="Calibri"/>
+          <w:i/>
+          <w:iCs/>
+          <w:color w:val="000000" w:themeColor="text1"/>
+          <w:sz w:val="20"/>
+          <w:szCs w:val="20"/>
+        </w:rPr>
+        <w:t>May 2026</w:t>
+      </w:r>
+    </w:p>
+    <w:p>
+      <w:pPr>
+        <w:pStyle w:val="NoSpacing"/>
+        <w:tabs>
+          <w:tab w:val="right" w:pos="10800"/>
+        </w:tabs>
+        <w:rPr>
+          <w:rFonts w:ascii="Calibri" w:hAnsi="Calibri" w:cs="Calibri"/>
+          <w:bCs/>
+          <w:sz w:val="12"/>
+          <w:szCs w:val="12"/>
+        </w:rPr>
+      </w:pPr>
+      <w:r>
+        <w:rPr>
+          <w:rFonts w:ascii="Calibri" w:hAnsi="Calibri" w:cs="Calibri"/>
+          <w:bCs/>
+          <w:sz w:val="12"/>
+          <w:szCs w:val="12"/>
+        </w:rPr>
+        <w:t xml:space="preserve">    </w:t>
+      </w:r>
+    </w:p>
+    <w:p>
+      <w:pPr>
+        <w:pStyle w:val="NoSpacing"/>
+        <w:pBdr>
+          <w:bottom w:val="single" w:sz="4" w:space="1" w:color="auto"/>
+        </w:pBdr>
+        <w:rPr>
+          <w:rFonts w:ascii="Calibri" w:hAnsi="Calibri" w:cs="Calibri"/>
+          <w:b/>
+          <w:sz w:val="20"/>
+          <w:szCs w:val="20"/>
+        </w:rPr>
+      </w:pPr>
+      <w:r>
+        <w:rPr>
+          <w:rFonts w:ascii="Calibri" w:hAnsi="Calibri" w:cs="Calibri"/>
+          <w:b/>
+          <w:sz w:val="20"/>
+          <w:szCs w:val="20"/>
+        </w:rPr>
+        <w:t xml:space="preserve">TECHNICAL SKILLS </w:t>
+      </w:r>
+    </w:p>
+    <w:p>
+      <w:pPr>
+        <w:rPr>
+          <w:rFonts w:ascii="Calibri" w:hAnsi="Calibri" w:cs="Calibri"/>
+          <w:sz w:val="20"/>
+          <w:szCs w:val="20"/>
+        </w:rPr>
+      </w:pPr>
       <w:r>
         <w:rPr>
           <w:rFonts w:ascii="Calibri" w:hAnsi="Calibri" w:cs="Calibri"/>
@@ -311,15 +592,41 @@
           <w:sz w:val="20"/>
           <w:szCs w:val="20"/>
         </w:rPr>
-        <w:t xml:space="preserve">ML/AI: </w:t>
-      </w:r>
-      <w:r>
-        <w:rPr>
-          <w:rFonts w:ascii="Calibri" w:hAnsi="Calibri" w:cs="Calibri"/>
-          <w:sz w:val="20"/>
-          <w:szCs w:val="20"/>
-        </w:rPr>
-        <w:t>Scikit-learn, NumPy, Pandas, SciPy, Matplotlib, Seaborn</w:t>
+        <w:t>ML/AI:</w:t>
+      </w:r>
+      <w:r>
+        <w:rPr>
+          <w:rFonts w:ascii="Calibri" w:hAnsi="Calibri" w:cs="Calibri"/>
+          <w:sz w:val="20"/>
+          <w:szCs w:val="20"/>
+        </w:rPr>
+        <w:t xml:space="preserve"> Scikit-learn, NumPy, Pandas, SciPy, Matplotlib</w:t>
+      </w:r>
+      <w:r>
+        <w:rPr>
+          <w:rFonts w:ascii="Calibri" w:hAnsi="Calibri" w:cs="Calibri"/>
+          <w:sz w:val="20"/>
+          <w:szCs w:val="20"/>
+        </w:rPr>
+        <w:t xml:space="preserve">;   </w:t>
+      </w:r>
+      <w:r>
+        <w:rPr>
+          <w:rFonts w:ascii="Calibri" w:hAnsi="Calibri" w:cs="Calibri"/>
+          <w:b/>
+          <w:bCs/>
+          <w:sz w:val="20"/>
+          <w:szCs w:val="20"/>
+        </w:rPr>
+        <w:t>Systems:</w:t>
+      </w:r>
+      <w:r>
+        <w:rPr>
+          <w:rFonts w:ascii="Calibri" w:hAnsi="Calibri" w:cs="Calibri"/>
+          <w:sz w:val="20"/>
+          <w:szCs w:val="20"/>
+        </w:rPr>
+        <w:t xml:space="preserve"> HTML/CSS, JavaScript, React, Flask, APIs, Web Services</w:t>
       </w:r>
     </w:p>
     <w:p>
@@ -331,29 +638,43 @@
         </w:numPr>
         <w:rPr>
           <w:rFonts w:ascii="Calibri" w:hAnsi="Calibri" w:cs="Calibri"/>
+          <w:sz w:val="20"/>
+          <w:szCs w:val="20"/>
+        </w:rPr>
+      </w:pPr>
+      <w:r>
+        <w:rPr>
+          <w:rFonts w:ascii="Calibri" w:hAnsi="Calibri" w:cs="Calibri"/>
           <w:b/>
           <w:bCs/>
           <w:sz w:val="20"/>
           <w:szCs w:val="20"/>
         </w:rPr>
-      </w:pPr>
-      <w:r>
-        <w:rPr>
-          <w:rFonts w:ascii="Calibri" w:hAnsi="Calibri" w:cs="Calibri"/>
-          <w:b/>
-          <w:bCs/>
-          <w:sz w:val="20"/>
-          <w:szCs w:val="20"/>
-        </w:rPr>
-        <w:t>Tools</w:t>
-      </w:r>
-      <w:r>
-        <w:rPr>
-          <w:rFonts w:ascii="Calibri" w:hAnsi="Calibri" w:cs="Calibri"/>
-          <w:sz w:val="20"/>
-          <w:szCs w:val="20"/>
-        </w:rPr>
-        <w:t>: Git, GitHub, AWS, Marimo, Jupiter, Tableau, Linux, Bash</w:t>
+        <w:t>Software Engineering:</w:t>
+      </w:r>
+      <w:r>
+        <w:rPr>
+          <w:rFonts w:ascii="Calibri" w:hAnsi="Calibri" w:cs="Calibri"/>
+          <w:sz w:val="20"/>
+          <w:szCs w:val="20"/>
+        </w:rPr>
+        <w:t xml:space="preserve"> Agile, Scrum, Requirements, System Design,</w:t>
+      </w:r>
+      <w:r>
+        <w:rPr>
+          <w:rFonts w:ascii="Calibri" w:hAnsi="Calibri" w:cs="Calibri"/>
+          <w:sz w:val="20"/>
+          <w:szCs w:val="20"/>
+        </w:rPr>
+        <w:t xml:space="preserve"> </w:t>
+      </w:r>
+      <w:r>
+        <w:rPr>
+          <w:rFonts w:ascii="Calibri" w:hAnsi="Calibri" w:cs="Calibri"/>
+          <w:sz w:val="20"/>
+          <w:szCs w:val="20"/>
+        </w:rPr>
+        <w:t xml:space="preserve"> AWS (EC2, S3, IAM), DynamoDB</w:t>
       </w:r>
     </w:p>
     <w:p>
@@ -365,74 +686,51 @@
         </w:numPr>
         <w:rPr>
           <w:rFonts w:ascii="Calibri" w:hAnsi="Calibri" w:cs="Calibri"/>
+          <w:sz w:val="20"/>
+          <w:szCs w:val="20"/>
+        </w:rPr>
+      </w:pPr>
+      <w:r>
+        <w:rPr>
+          <w:rFonts w:ascii="Calibri" w:hAnsi="Calibri" w:cs="Calibri"/>
           <w:b/>
           <w:bCs/>
           <w:sz w:val="20"/>
           <w:szCs w:val="20"/>
         </w:rPr>
-      </w:pPr>
-      <w:r>
-        <w:rPr>
-          <w:rFonts w:ascii="Calibri" w:hAnsi="Calibri" w:cs="Calibri"/>
-          <w:b/>
-          <w:bCs/>
-          <w:sz w:val="20"/>
-          <w:szCs w:val="20"/>
-        </w:rPr>
-        <w:t xml:space="preserve">Web Dev: </w:t>
-      </w:r>
-      <w:r>
-        <w:rPr>
-          <w:rFonts w:ascii="Calibri" w:hAnsi="Calibri" w:cs="Calibri"/>
-          <w:sz w:val="20"/>
-          <w:szCs w:val="20"/>
-        </w:rPr>
-        <w:t>HTML/CSS, JavaScript, React, Jekyll, APIs</w:t>
+        <w:t>Tools:</w:t>
+      </w:r>
+      <w:r>
+        <w:rPr>
+          <w:rFonts w:ascii="Calibri" w:hAnsi="Calibri" w:cs="Calibri"/>
+          <w:sz w:val="20"/>
+          <w:szCs w:val="20"/>
+        </w:rPr>
+        <w:t xml:space="preserve"> Git, GitHub, Linux, Bash, Jupyter, Marimo, Tableau</w:t>
       </w:r>
     </w:p>
     <w:p>
       <w:pPr>
-        <w:pStyle w:val="ListParagraph"/>
-        <w:numPr>
-          <w:ilvl w:val="0"/>
-          <w:numId w:val="51"/>
-        </w:numPr>
-        <w:rPr>
-          <w:rFonts w:ascii="Calibri" w:hAnsi="Calibri" w:cs="Calibri"/>
-          <w:b/>
+        <w:pStyle w:val="NoSpacing"/>
+        <w:tabs>
+          <w:tab w:val="right" w:pos="10800"/>
+        </w:tabs>
+        <w:rPr>
+          <w:rFonts w:ascii="Calibri" w:hAnsi="Calibri" w:cs="Calibri"/>
           <w:bCs/>
-          <w:sz w:val="20"/>
-          <w:szCs w:val="20"/>
-        </w:rPr>
-      </w:pPr>
-      <w:r>
-        <w:rPr>
-          <w:rFonts w:ascii="Calibri" w:hAnsi="Calibri" w:cs="Calibri"/>
-          <w:b/>
+          <w:sz w:val="12"/>
+          <w:szCs w:val="12"/>
+        </w:rPr>
+      </w:pPr>
+      <w:r>
+        <w:rPr>
+          <w:rFonts w:ascii="Calibri" w:hAnsi="Calibri" w:cs="Calibri"/>
           <w:bCs/>
-          <w:sz w:val="20"/>
-          <w:szCs w:val="20"/>
-        </w:rPr>
-        <w:t xml:space="preserve">Concepts: </w:t>
-      </w:r>
-      <w:r>
-        <w:rPr>
-          <w:rFonts w:ascii="Calibri" w:hAnsi="Calibri" w:cs="Calibri"/>
-          <w:sz w:val="20"/>
-          <w:szCs w:val="20"/>
-        </w:rPr>
-        <w:t>OOP, Data Structures, Algorithms, ML Pipelines, SDLC, Automation</w:t>
-      </w:r>
-    </w:p>
-    <w:p>
-      <w:pPr>
-        <w:pStyle w:val="NoSpacing"/>
-        <w:rPr>
-          <w:rFonts w:ascii="Calibri" w:hAnsi="Calibri" w:cs="Calibri"/>
-          <w:sz w:val="20"/>
-          <w:szCs w:val="20"/>
-        </w:rPr>
-      </w:pPr>
+          <w:sz w:val="12"/>
+          <w:szCs w:val="12"/>
+        </w:rPr>
+        <w:t xml:space="preserve"> </w:t>
+      </w:r>
     </w:p>
     <w:p>
       <w:pPr>
@@ -474,11 +772,20 @@
         <w:rPr>
           <w:rFonts w:ascii="Calibri" w:hAnsi="Calibri" w:cs="Calibri"/>
           <w:b/>
+          <w:sz w:val="20"/>
+          <w:szCs w:val="20"/>
+        </w:rPr>
+        <w:t xml:space="preserve">Python </w:t>
+      </w:r>
+      <w:r>
+        <w:rPr>
+          <w:rFonts w:ascii="Calibri" w:hAnsi="Calibri" w:cs="Calibri"/>
+          <w:b/>
           <w:bCs/>
           <w:sz w:val="20"/>
           <w:szCs w:val="20"/>
         </w:rPr>
-        <w:t>Engineering Intern</w:t>
+        <w:t>&amp; AI Instructor</w:t>
       </w:r>
       <w:r>
         <w:rPr>
@@ -487,6 +794,13 @@
           <w:szCs w:val="20"/>
         </w:rPr>
         <w:tab/>
+      </w:r>
+      <w:r>
+        <w:rPr>
+          <w:rFonts w:ascii="Calibri" w:hAnsi="Calibri" w:cs="Calibri"/>
+          <w:sz w:val="20"/>
+          <w:szCs w:val="20"/>
+        </w:rPr>
         <w:t>Stanford, CA</w:t>
       </w:r>
     </w:p>
@@ -497,36 +811,6 @@
           <w:tab w:val="right" w:pos="10800"/>
         </w:tabs>
         <w:rPr>
-          <w:rFonts w:ascii="Calibri" w:hAnsi="Calibri" w:cs="Calibri"/>
-          <w:bCs/>
-          <w:i/>
-          <w:iCs/>
-          <w:sz w:val="20"/>
-          <w:szCs w:val="20"/>
-        </w:rPr>
-      </w:pPr>
-      <w:r>
-        <w:rPr>
-          <w:rFonts w:ascii="Calibri" w:hAnsi="Calibri" w:cs="Calibri"/>
-          <w:i/>
-          <w:iCs/>
-          <w:sz w:val="20"/>
-          <w:szCs w:val="20"/>
-        </w:rPr>
-        <w:t>Stanford Synchrotron Radiation Lightsource (SSRL)</w:t>
-      </w:r>
-      <w:r>
-        <w:rPr>
-          <w:rFonts w:ascii="Calibri" w:hAnsi="Calibri" w:cs="Calibri"/>
-          <w:i/>
-          <w:iCs/>
-          <w:sz w:val="20"/>
-          <w:szCs w:val="20"/>
-        </w:rPr>
-        <w:tab/>
-      </w:r>
-      <w:r>
-        <w:rPr>
           <w:rFonts w:ascii="Calibri" w:eastAsia="Calibri" w:hAnsi="Calibri" w:cs="Calibri"/>
           <w:i/>
           <w:iCs/>
@@ -534,7 +818,240 @@
           <w:sz w:val="20"/>
           <w:szCs w:val="20"/>
         </w:rPr>
-        <w:t>Jun 2025 – Aug 2025</w:t>
+      </w:pPr>
+      <w:proofErr w:type="spellStart"/>
+      <w:r>
+        <w:rPr>
+          <w:rFonts w:ascii="Calibri" w:hAnsi="Calibri" w:cs="Calibri"/>
+          <w:i/>
+          <w:iCs/>
+          <w:sz w:val="20"/>
+          <w:szCs w:val="20"/>
+        </w:rPr>
+        <w:t>iD</w:t>
+      </w:r>
+      <w:proofErr w:type="spellEnd"/>
+      <w:r>
+        <w:rPr>
+          <w:rFonts w:ascii="Calibri" w:hAnsi="Calibri" w:cs="Calibri"/>
+          <w:i/>
+          <w:iCs/>
+          <w:sz w:val="20"/>
+          <w:szCs w:val="20"/>
+        </w:rPr>
+        <w:t xml:space="preserve"> Tech at</w:t>
+      </w:r>
+      <w:r>
+        <w:rPr>
+          <w:rFonts w:ascii="Calibri" w:hAnsi="Calibri" w:cs="Calibri"/>
+          <w:b/>
+          <w:bCs/>
+          <w:i/>
+          <w:iCs/>
+          <w:sz w:val="20"/>
+          <w:szCs w:val="20"/>
+        </w:rPr>
+        <w:t xml:space="preserve"> </w:t>
+      </w:r>
+      <w:r>
+        <w:rPr>
+          <w:rFonts w:ascii="Calibri" w:hAnsi="Calibri" w:cs="Calibri"/>
+          <w:i/>
+          <w:iCs/>
+          <w:sz w:val="20"/>
+          <w:szCs w:val="20"/>
+        </w:rPr>
+        <w:t>Stanford University</w:t>
+      </w:r>
+      <w:r>
+        <w:rPr>
+          <w:rFonts w:ascii="Calibri" w:hAnsi="Calibri" w:cs="Calibri"/>
+          <w:i/>
+          <w:iCs/>
+          <w:sz w:val="20"/>
+          <w:szCs w:val="20"/>
+        </w:rPr>
+        <w:tab/>
+      </w:r>
+      <w:r>
+        <w:rPr>
+          <w:rFonts w:ascii="Calibri" w:eastAsia="Calibri" w:hAnsi="Calibri" w:cs="Calibri"/>
+          <w:i/>
+          <w:iCs/>
+          <w:color w:val="000000" w:themeColor="text1"/>
+          <w:sz w:val="20"/>
+          <w:szCs w:val="20"/>
+        </w:rPr>
+        <w:t>Expecte</w:t>
+      </w:r>
+      <w:r>
+        <w:rPr>
+          <w:rFonts w:ascii="Calibri" w:eastAsia="Calibri" w:hAnsi="Calibri" w:cs="Calibri"/>
+          <w:i/>
+          <w:iCs/>
+          <w:color w:val="000000" w:themeColor="text1"/>
+          <w:sz w:val="20"/>
+          <w:szCs w:val="20"/>
+        </w:rPr>
+        <w:t>d</w:t>
+      </w:r>
+      <w:r>
+        <w:rPr>
+          <w:rFonts w:ascii="Calibri" w:eastAsia="Calibri" w:hAnsi="Calibri" w:cs="Calibri"/>
+          <w:i/>
+          <w:iCs/>
+          <w:color w:val="000000" w:themeColor="text1"/>
+          <w:sz w:val="20"/>
+          <w:szCs w:val="20"/>
+        </w:rPr>
+        <w:t xml:space="preserve"> </w:t>
+      </w:r>
+      <w:r>
+        <w:rPr>
+          <w:rFonts w:ascii="Calibri" w:eastAsia="Calibri" w:hAnsi="Calibri" w:cs="Calibri"/>
+          <w:i/>
+          <w:iCs/>
+          <w:color w:val="000000" w:themeColor="text1"/>
+          <w:sz w:val="20"/>
+          <w:szCs w:val="20"/>
+        </w:rPr>
+        <w:t>Jun</w:t>
+      </w:r>
+      <w:r>
+        <w:rPr>
+          <w:rFonts w:ascii="Calibri" w:eastAsia="Calibri" w:hAnsi="Calibri" w:cs="Calibri"/>
+          <w:i/>
+          <w:iCs/>
+          <w:color w:val="000000" w:themeColor="text1"/>
+          <w:sz w:val="20"/>
+          <w:szCs w:val="20"/>
+        </w:rPr>
+        <w:t xml:space="preserve"> </w:t>
+      </w:r>
+      <w:r>
+        <w:rPr>
+          <w:rFonts w:ascii="Calibri" w:eastAsia="Calibri" w:hAnsi="Calibri" w:cs="Calibri"/>
+          <w:i/>
+          <w:iCs/>
+          <w:color w:val="000000" w:themeColor="text1"/>
+          <w:sz w:val="20"/>
+          <w:szCs w:val="20"/>
+        </w:rPr>
+        <w:t>– Aug 202</w:t>
+      </w:r>
+      <w:r>
+        <w:rPr>
+          <w:rFonts w:ascii="Calibri" w:eastAsia="Calibri" w:hAnsi="Calibri" w:cs="Calibri"/>
+          <w:i/>
+          <w:iCs/>
+          <w:color w:val="000000" w:themeColor="text1"/>
+          <w:sz w:val="20"/>
+          <w:szCs w:val="20"/>
+        </w:rPr>
+        <w:t>6</w:t>
+      </w:r>
+    </w:p>
+    <w:p>
+      <w:pPr>
+        <w:pStyle w:val="NoSpacing"/>
+        <w:tabs>
+          <w:tab w:val="right" w:pos="10800"/>
+        </w:tabs>
+        <w:rPr>
+          <w:rFonts w:ascii="Calibri" w:hAnsi="Calibri" w:cs="Calibri"/>
+          <w:bCs/>
+          <w:sz w:val="12"/>
+          <w:szCs w:val="12"/>
+        </w:rPr>
+      </w:pPr>
+      <w:r>
+        <w:rPr>
+          <w:rFonts w:ascii="Calibri" w:hAnsi="Calibri" w:cs="Calibri"/>
+          <w:bCs/>
+          <w:sz w:val="12"/>
+          <w:szCs w:val="12"/>
+        </w:rPr>
+        <w:t xml:space="preserve">  </w:t>
+      </w:r>
+    </w:p>
+    <w:p>
+      <w:pPr>
+        <w:pStyle w:val="NoSpacing"/>
+        <w:tabs>
+          <w:tab w:val="right" w:pos="10800"/>
+        </w:tabs>
+        <w:rPr>
+          <w:rFonts w:ascii="Calibri" w:hAnsi="Calibri" w:cs="Calibri"/>
+          <w:b/>
+          <w:sz w:val="20"/>
+          <w:szCs w:val="20"/>
+        </w:rPr>
+      </w:pPr>
+      <w:r>
+        <w:rPr>
+          <w:rFonts w:ascii="Calibri" w:hAnsi="Calibri" w:cs="Calibri"/>
+          <w:b/>
+          <w:bCs/>
+          <w:sz w:val="20"/>
+          <w:szCs w:val="20"/>
+        </w:rPr>
+        <w:t>Engineering Intern</w:t>
+      </w:r>
+      <w:r>
+        <w:rPr>
+          <w:rFonts w:ascii="Calibri" w:hAnsi="Calibri" w:cs="Calibri"/>
+          <w:sz w:val="20"/>
+          <w:szCs w:val="20"/>
+        </w:rPr>
+        <w:tab/>
+        <w:t>Stanford, CA</w:t>
+      </w:r>
+    </w:p>
+    <w:p>
+      <w:pPr>
+        <w:pStyle w:val="NoSpacing"/>
+        <w:tabs>
+          <w:tab w:val="right" w:pos="10800"/>
+        </w:tabs>
+        <w:rPr>
+          <w:rFonts w:ascii="Calibri" w:hAnsi="Calibri" w:cs="Calibri"/>
+          <w:bCs/>
+          <w:i/>
+          <w:iCs/>
+          <w:sz w:val="20"/>
+          <w:szCs w:val="20"/>
+        </w:rPr>
+      </w:pPr>
+      <w:r>
+        <w:rPr>
+          <w:rFonts w:ascii="Calibri" w:hAnsi="Calibri" w:cs="Calibri"/>
+          <w:i/>
+          <w:iCs/>
+          <w:sz w:val="20"/>
+          <w:szCs w:val="20"/>
+        </w:rPr>
+        <w:t>Stanford Synchrotron Radiation Lightsource (SSRL)</w:t>
+      </w:r>
+      <w:r>
+        <w:rPr>
+          <w:rFonts w:ascii="Calibri" w:hAnsi="Calibri" w:cs="Calibri"/>
+          <w:i/>
+          <w:iCs/>
+          <w:sz w:val="20"/>
+          <w:szCs w:val="20"/>
+        </w:rPr>
+        <w:tab/>
+      </w:r>
+      <w:r>
+        <w:rPr>
+          <w:rFonts w:ascii="Calibri" w:eastAsia="Calibri" w:hAnsi="Calibri" w:cs="Calibri"/>
+          <w:i/>
+          <w:iCs/>
+          <w:color w:val="000000" w:themeColor="text1"/>
+          <w:sz w:val="20"/>
+          <w:szCs w:val="20"/>
+        </w:rPr>
+        <w:t>Jun– Aug 2025</w:t>
       </w:r>
     </w:p>
     <w:p>
@@ -561,26 +1078,17 @@
           <w:sz w:val="20"/>
           <w:szCs w:val="20"/>
         </w:rPr>
-        <w:t>Built Python automation to streamline X-ray diffraction data collection across 130+ runs</w:t>
-      </w:r>
-    </w:p>
-    <w:p>
-      <w:pPr>
-        <w:pStyle w:val="NoSpacing"/>
-        <w:numPr>
-          <w:ilvl w:val="0"/>
-          <w:numId w:val="53"/>
-        </w:numPr>
-        <w:tabs>
-          <w:tab w:val="right" w:pos="10800"/>
-        </w:tabs>
+        <w:t>Designed ML-based peak scanning and automated phase detection to improve experiment efficiency across high-temperature diffraction cycles</w:t>
+      </w:r>
+      <w:r>
         <w:rPr>
           <w:rFonts w:ascii="Calibri" w:hAnsi="Calibri" w:cs="Calibri"/>
           <w:bCs/>
           <w:sz w:val="20"/>
           <w:szCs w:val="20"/>
         </w:rPr>
-      </w:pPr>
+        <w:t xml:space="preserve">, </w:t>
+      </w:r>
       <w:r>
         <w:rPr>
           <w:rFonts w:ascii="Calibri" w:hAnsi="Calibri" w:cs="Calibri"/>
@@ -588,7 +1096,25 @@
           <w:sz w:val="20"/>
           <w:szCs w:val="20"/>
         </w:rPr>
-        <w:t>Developed ML-based peak detection models and scalable pipelines for high-volume scientific data</w:t>
+        <w:t>reducing manual analysis time across</w:t>
+      </w:r>
+      <w:r>
+        <w:rPr>
+          <w:rFonts w:ascii="Calibri" w:hAnsi="Calibri" w:cs="Calibri"/>
+          <w:bCs/>
+          <w:sz w:val="20"/>
+          <w:szCs w:val="20"/>
+        </w:rPr>
+        <w:t xml:space="preserve"> X-ray</w:t>
+      </w:r>
+      <w:r>
+        <w:rPr>
+          <w:rFonts w:ascii="Calibri" w:hAnsi="Calibri" w:cs="Calibri"/>
+          <w:bCs/>
+          <w:sz w:val="20"/>
+          <w:szCs w:val="20"/>
+        </w:rPr>
+        <w:t xml:space="preserve"> diffraction datasets.</w:t>
       </w:r>
     </w:p>
     <w:p>
@@ -682,7 +1208,29 @@
           <w:sz w:val="20"/>
           <w:szCs w:val="20"/>
         </w:rPr>
-        <w:t>Sep 2024 – Dec 2024</w:t>
+        <w:t>Sep</w:t>
+      </w:r>
+      <w:r>
+        <w:rPr>
+          <w:rFonts w:ascii="Calibri" w:eastAsia="Calibri" w:hAnsi="Calibri" w:cs="Calibri"/>
+          <w:i/>
+          <w:iCs/>
+          <w:color w:val="000000" w:themeColor="text1"/>
+          <w:sz w:val="20"/>
+          <w:szCs w:val="20"/>
+        </w:rPr>
+        <w:t xml:space="preserve"> </w:t>
+      </w:r>
+      <w:r>
+        <w:rPr>
+          <w:rFonts w:ascii="Calibri" w:eastAsia="Calibri" w:hAnsi="Calibri" w:cs="Calibri"/>
+          <w:i/>
+          <w:iCs/>
+          <w:color w:val="000000" w:themeColor="text1"/>
+          <w:sz w:val="20"/>
+          <w:szCs w:val="20"/>
+        </w:rPr>
+        <w:t>– Dec 2024</w:t>
       </w:r>
     </w:p>
     <w:p>
@@ -802,7 +1350,7 @@
           <w:sz w:val="20"/>
           <w:szCs w:val="20"/>
         </w:rPr>
-        <w:t>Data Science Intern</w:t>
+        <w:t>Data Science Intern &amp; Software Developer</w:t>
       </w:r>
       <w:r>
         <w:rPr>
@@ -858,7 +1406,18 @@
           <w:sz w:val="20"/>
           <w:szCs w:val="20"/>
         </w:rPr>
-        <w:t>Jun 2024 – Aug 2024</w:t>
+        <w:t xml:space="preserve">Mar 2023 </w:t>
+      </w:r>
+      <w:r>
+        <w:rPr>
+          <w:rFonts w:ascii="Calibri" w:eastAsia="Calibri" w:hAnsi="Calibri" w:cs="Calibri"/>
+          <w:i/>
+          <w:iCs/>
+          <w:color w:val="000000" w:themeColor="text1"/>
+          <w:sz w:val="20"/>
+          <w:szCs w:val="20"/>
+        </w:rPr>
+        <w:t>– Aug 2024</w:t>
       </w:r>
     </w:p>
     <w:p>
@@ -866,7 +1425,7 @@
         <w:pStyle w:val="NoSpacing"/>
         <w:numPr>
           <w:ilvl w:val="0"/>
-          <w:numId w:val="55"/>
+          <w:numId w:val="63"/>
         </w:numPr>
         <w:tabs>
           <w:tab w:val="right" w:pos="10800"/>
@@ -885,7 +1444,7 @@
           <w:sz w:val="20"/>
           <w:szCs w:val="20"/>
         </w:rPr>
-        <w:t xml:space="preserve">Analyzed 60+ photovoltaic datasets using Python, Pandas, and ML techniques </w:t>
+        <w:t>Analyzed 60+ photovoltaic datasets using Python, Pandas, and ML techniques; integrated NOAA + NREL data into automated pipelines for multi-state climate modeling</w:t>
       </w:r>
     </w:p>
     <w:p>
@@ -893,7 +1452,7 @@
         <w:pStyle w:val="NoSpacing"/>
         <w:numPr>
           <w:ilvl w:val="0"/>
-          <w:numId w:val="55"/>
+          <w:numId w:val="63"/>
         </w:numPr>
         <w:tabs>
           <w:tab w:val="right" w:pos="10800"/>
@@ -912,7 +1471,7 @@
           <w:sz w:val="20"/>
           <w:szCs w:val="20"/>
         </w:rPr>
-        <w:t>Integrated NOAA + NREL data into automated pipelines for multi-state climate modeling</w:t>
+        <w:t>Built visualizations and geospatial tools to support renewable grid resilience research</w:t>
       </w:r>
     </w:p>
     <w:p>
@@ -920,7 +1479,7 @@
         <w:pStyle w:val="NoSpacing"/>
         <w:numPr>
           <w:ilvl w:val="0"/>
-          <w:numId w:val="55"/>
+          <w:numId w:val="63"/>
         </w:numPr>
         <w:tabs>
           <w:tab w:val="right" w:pos="10800"/>
@@ -939,7 +1498,16 @@
           <w:sz w:val="20"/>
           <w:szCs w:val="20"/>
         </w:rPr>
-        <w:t>Built visualizations and geospatial tools to support renewable grid resilience research</w:t>
+        <w:t>Developed and maintained 5+ grid-simulation platforms (HTML/CSS, JavaScript, Jekyll</w:t>
+      </w:r>
+      <w:r>
+        <w:rPr>
+          <w:rFonts w:ascii="Calibri" w:eastAsia="Calibri" w:hAnsi="Calibri" w:cs="Calibri"/>
+          <w:color w:val="000000" w:themeColor="text1"/>
+          <w:sz w:val="20"/>
+          <w:szCs w:val="20"/>
+        </w:rPr>
+        <w:t>)</w:t>
       </w:r>
     </w:p>
     <w:p>
@@ -955,6 +1523,198 @@
           <w:szCs w:val="12"/>
         </w:rPr>
       </w:pPr>
+      <w:r>
+        <w:rPr>
+          <w:rFonts w:ascii="Calibri" w:eastAsia="Calibri" w:hAnsi="Calibri" w:cs="Calibri"/>
+          <w:color w:val="000000" w:themeColor="text1"/>
+          <w:sz w:val="12"/>
+          <w:szCs w:val="12"/>
+        </w:rPr>
+        <w:t xml:space="preserve"> </w:t>
+      </w:r>
+    </w:p>
+    <w:p>
+      <w:pPr>
+        <w:pStyle w:val="NoSpacing"/>
+        <w:pBdr>
+          <w:bottom w:val="single" w:sz="4" w:space="1" w:color="auto"/>
+        </w:pBdr>
+        <w:rPr>
+          <w:rFonts w:ascii="Calibri" w:hAnsi="Calibri" w:cs="Calibri"/>
+          <w:b/>
+          <w:sz w:val="20"/>
+          <w:szCs w:val="20"/>
+        </w:rPr>
+      </w:pPr>
+      <w:r>
+        <w:rPr>
+          <w:rFonts w:ascii="Calibri" w:hAnsi="Calibri" w:cs="Calibri"/>
+          <w:b/>
+          <w:sz w:val="20"/>
+          <w:szCs w:val="20"/>
+        </w:rPr>
+        <w:t>PROJECTS &amp; RESEARCH</w:t>
+      </w:r>
+    </w:p>
+    <w:p>
+      <w:pPr>
+        <w:pStyle w:val="NoSpacing"/>
+        <w:rPr>
+          <w:rFonts w:ascii="Calibri" w:hAnsi="Calibri" w:cs="Calibri"/>
+          <w:sz w:val="20"/>
+          <w:szCs w:val="20"/>
+        </w:rPr>
+      </w:pPr>
+      <w:r>
+        <w:rPr>
+          <w:rFonts w:ascii="Calibri" w:hAnsi="Calibri" w:cs="Calibri"/>
+          <w:b/>
+          <w:bCs/>
+          <w:sz w:val="20"/>
+          <w:szCs w:val="20"/>
+        </w:rPr>
+        <w:t>Skill Sync</w:t>
+      </w:r>
+      <w:r>
+        <w:rPr>
+          <w:rFonts w:ascii="Calibri" w:hAnsi="Calibri" w:cs="Calibri"/>
+          <w:b/>
+          <w:bCs/>
+          <w:sz w:val="20"/>
+          <w:szCs w:val="20"/>
+        </w:rPr>
+        <w:t xml:space="preserve">  </w:t>
+      </w:r>
+      <w:r>
+        <w:rPr>
+          <w:rFonts w:ascii="Calibri" w:hAnsi="Calibri" w:cs="Calibri"/>
+          <w:sz w:val="20"/>
+          <w:szCs w:val="20"/>
+        </w:rPr>
+        <w:t>—  React, Scrum — Software Engineering Capstone</w:t>
+      </w:r>
+      <w:r>
+        <w:rPr>
+          <w:rFonts w:ascii="Calibri" w:hAnsi="Calibri" w:cs="Calibri"/>
+          <w:sz w:val="20"/>
+          <w:szCs w:val="20"/>
+        </w:rPr>
+        <w:tab/>
+      </w:r>
+      <w:r>
+        <w:rPr>
+          <w:rFonts w:ascii="Calibri" w:hAnsi="Calibri" w:cs="Calibri"/>
+          <w:sz w:val="20"/>
+          <w:szCs w:val="20"/>
+        </w:rPr>
+        <w:tab/>
+      </w:r>
+      <w:r>
+        <w:rPr>
+          <w:rFonts w:ascii="Calibri" w:hAnsi="Calibri" w:cs="Calibri"/>
+          <w:sz w:val="20"/>
+          <w:szCs w:val="20"/>
+        </w:rPr>
+        <w:tab/>
+      </w:r>
+      <w:r>
+        <w:rPr>
+          <w:rFonts w:ascii="Calibri" w:hAnsi="Calibri" w:cs="Calibri"/>
+          <w:sz w:val="20"/>
+          <w:szCs w:val="20"/>
+        </w:rPr>
+        <w:tab/>
+      </w:r>
+      <w:r>
+        <w:rPr>
+          <w:rFonts w:ascii="Calibri" w:hAnsi="Calibri" w:cs="Calibri"/>
+          <w:sz w:val="20"/>
+          <w:szCs w:val="20"/>
+        </w:rPr>
+        <w:tab/>
+      </w:r>
+      <w:r>
+        <w:rPr>
+          <w:rFonts w:ascii="Calibri" w:hAnsi="Calibri" w:cs="Calibri"/>
+          <w:i/>
+          <w:iCs/>
+          <w:sz w:val="20"/>
+          <w:szCs w:val="20"/>
+        </w:rPr>
+        <w:t xml:space="preserve">  </w:t>
+      </w:r>
+      <w:r>
+        <w:rPr>
+          <w:rFonts w:ascii="Calibri" w:hAnsi="Calibri" w:cs="Calibri"/>
+          <w:i/>
+          <w:iCs/>
+          <w:sz w:val="20"/>
+          <w:szCs w:val="20"/>
+        </w:rPr>
+        <w:tab/>
+      </w:r>
+      <w:r>
+        <w:rPr>
+          <w:rFonts w:ascii="Calibri" w:hAnsi="Calibri" w:cs="Calibri"/>
+          <w:i/>
+          <w:iCs/>
+          <w:sz w:val="20"/>
+          <w:szCs w:val="20"/>
+        </w:rPr>
+        <w:tab/>
+      </w:r>
+      <w:r>
+        <w:rPr>
+          <w:rFonts w:ascii="Calibri" w:hAnsi="Calibri" w:cs="Calibri"/>
+          <w:i/>
+          <w:iCs/>
+          <w:sz w:val="20"/>
+          <w:szCs w:val="20"/>
+        </w:rPr>
+        <w:tab/>
+      </w:r>
+      <w:r>
+        <w:rPr>
+          <w:rFonts w:ascii="Calibri" w:hAnsi="Calibri" w:cs="Calibri"/>
+          <w:i/>
+          <w:iCs/>
+          <w:sz w:val="20"/>
+          <w:szCs w:val="20"/>
+        </w:rPr>
+        <w:t xml:space="preserve">      </w:t>
+      </w:r>
+      <w:r>
+        <w:rPr>
+          <w:rFonts w:ascii="Calibri" w:hAnsi="Calibri" w:cs="Calibri"/>
+          <w:i/>
+          <w:iCs/>
+          <w:sz w:val="20"/>
+          <w:szCs w:val="20"/>
+        </w:rPr>
+        <w:t>2026</w:t>
+      </w:r>
+    </w:p>
+    <w:p>
+      <w:pPr>
+        <w:pStyle w:val="NoSpacing"/>
+        <w:numPr>
+          <w:ilvl w:val="0"/>
+          <w:numId w:val="62"/>
+        </w:numPr>
+        <w:rPr>
+          <w:rFonts w:ascii="Calibri" w:hAnsi="Calibri" w:cs="Calibri"/>
+          <w:sz w:val="20"/>
+          <w:szCs w:val="20"/>
+        </w:rPr>
+      </w:pPr>
+      <w:r>
+        <w:rPr>
+          <w:rFonts w:ascii="Calibri" w:hAnsi="Calibri" w:cs="Calibri"/>
+          <w:sz w:val="20"/>
+          <w:szCs w:val="20"/>
+        </w:rPr>
+        <w:t>Built full-stack barter platform in a team of 4 using React and Firebase; led sprint planning, implemented client-side routing, and developed REST API endpoints for user matching logic.</w:t>
+      </w:r>
     </w:p>
     <w:p>
       <w:pPr>
@@ -963,22 +1723,57 @@
           <w:tab w:val="right" w:pos="10800"/>
         </w:tabs>
         <w:rPr>
+          <w:rFonts w:ascii="Calibri" w:eastAsia="Calibri" w:hAnsi="Calibri" w:cs="Calibri"/>
+          <w:color w:val="000000" w:themeColor="text1"/>
+          <w:sz w:val="12"/>
+          <w:szCs w:val="12"/>
+        </w:rPr>
+      </w:pPr>
+    </w:p>
+    <w:p>
+      <w:pPr>
+        <w:pStyle w:val="NoSpacing"/>
+        <w:rPr>
+          <w:rFonts w:ascii="Calibri" w:hAnsi="Calibri" w:cs="Calibri"/>
+          <w:sz w:val="20"/>
+          <w:szCs w:val="20"/>
+        </w:rPr>
+      </w:pPr>
+      <w:r>
+        <w:rPr>
           <w:rFonts w:ascii="Calibri" w:hAnsi="Calibri" w:cs="Calibri"/>
           <w:b/>
           <w:bCs/>
           <w:sz w:val="20"/>
           <w:szCs w:val="20"/>
         </w:rPr>
-      </w:pPr>
-      <w:r>
-        <w:rPr>
-          <w:rFonts w:ascii="Calibri" w:hAnsi="Calibri" w:cs="Calibri"/>
-          <w:b/>
-          <w:bCs/>
-          <w:sz w:val="20"/>
-          <w:szCs w:val="20"/>
-        </w:rPr>
-        <w:t>Software &amp; Web Developer</w:t>
+        <w:t>Digital Pollution: Energy Costs of Large Language Models</w:t>
+      </w:r>
+      <w:r>
+        <w:rPr>
+          <w:rFonts w:ascii="Calibri" w:hAnsi="Calibri" w:cs="Calibri"/>
+          <w:i/>
+          <w:iCs/>
+          <w:sz w:val="20"/>
+          <w:szCs w:val="20"/>
+        </w:rPr>
+        <w:t xml:space="preserve"> </w:t>
+      </w:r>
+      <w:r>
+        <w:rPr>
+          <w:rFonts w:ascii="Calibri" w:hAnsi="Calibri" w:cs="Calibri"/>
+          <w:sz w:val="20"/>
+          <w:szCs w:val="20"/>
+        </w:rPr>
+        <w:t>— Python, React</w:t>
+      </w:r>
+      <w:r>
+        <w:rPr>
+          <w:rFonts w:ascii="Calibri" w:hAnsi="Calibri" w:cs="Calibri"/>
+          <w:sz w:val="20"/>
+          <w:szCs w:val="20"/>
+        </w:rPr>
+        <w:t xml:space="preserve">　　　　　　</w:t>
       </w:r>
       <w:r>
         <w:rPr>
@@ -987,7 +1782,85 @@
           <w:szCs w:val="20"/>
         </w:rPr>
         <w:tab/>
-        <w:t>Stanford, CA</w:t>
+      </w:r>
+      <w:r>
+        <w:rPr>
+          <w:rFonts w:ascii="Calibri" w:hAnsi="Calibri" w:cs="Calibri"/>
+          <w:sz w:val="20"/>
+          <w:szCs w:val="20"/>
+        </w:rPr>
+        <w:tab/>
+      </w:r>
+      <w:r>
+        <w:rPr>
+          <w:rFonts w:ascii="Calibri" w:hAnsi="Calibri" w:cs="Calibri"/>
+          <w:sz w:val="20"/>
+          <w:szCs w:val="20"/>
+        </w:rPr>
+        <w:tab/>
+      </w:r>
+      <w:r>
+        <w:rPr>
+          <w:rFonts w:ascii="Calibri" w:hAnsi="Calibri" w:cs="Calibri"/>
+          <w:sz w:val="20"/>
+          <w:szCs w:val="20"/>
+        </w:rPr>
+        <w:tab/>
+        <w:t xml:space="preserve">  </w:t>
+      </w:r>
+      <w:r>
+        <w:rPr>
+          <w:rFonts w:ascii="Calibri" w:hAnsi="Calibri" w:cs="Calibri"/>
+          <w:sz w:val="20"/>
+          <w:szCs w:val="20"/>
+        </w:rPr>
+        <w:t xml:space="preserve">　</w:t>
+      </w:r>
+      <w:r>
+        <w:rPr>
+          <w:rFonts w:ascii="Calibri" w:hAnsi="Calibri" w:cs="Calibri"/>
+          <w:sz w:val="20"/>
+          <w:szCs w:val="20"/>
+        </w:rPr>
+        <w:t>2026</w:t>
+      </w:r>
+    </w:p>
+    <w:p>
+      <w:pPr>
+        <w:pStyle w:val="NoSpacing"/>
+        <w:numPr>
+          <w:ilvl w:val="0"/>
+          <w:numId w:val="68"/>
+        </w:numPr>
+        <w:rPr>
+          <w:rFonts w:ascii="Calibri" w:hAnsi="Calibri" w:cs="Calibri"/>
+          <w:sz w:val="20"/>
+          <w:szCs w:val="20"/>
+        </w:rPr>
+      </w:pPr>
+      <w:r>
+        <w:rPr>
+          <w:rFonts w:ascii="Calibri" w:hAnsi="Calibri" w:cs="Calibri"/>
+          <w:sz w:val="20"/>
+          <w:szCs w:val="20"/>
+        </w:rPr>
+        <w:t>Built interactive educational website visualizing LLM energy consumption and carbon impact across model sizes and inference workloads.</w:t>
+      </w:r>
+      <w:r>
+        <w:rPr>
+          <w:rFonts w:ascii="Calibri" w:hAnsi="Calibri" w:cs="Calibri"/>
+          <w:sz w:val="20"/>
+          <w:szCs w:val="20"/>
+        </w:rPr>
+        <w:t xml:space="preserve"> </w:t>
+      </w:r>
+      <w:r>
+        <w:rPr>
+          <w:rFonts w:ascii="Calibri" w:hAnsi="Calibri" w:cs="Calibri"/>
+          <w:sz w:val="20"/>
+          <w:szCs w:val="20"/>
+        </w:rPr>
+        <w:t>Research published as Pace University Honors Thesis.</w:t>
       </w:r>
     </w:p>
     <w:p>
@@ -996,9 +1869,55 @@
         <w:tabs>
           <w:tab w:val="right" w:pos="10800"/>
         </w:tabs>
-        <w:rPr>
-          <w:rFonts w:ascii="Calibri" w:hAnsi="Calibri" w:cs="Calibri"/>
-          <w:bCs/>
+        <w:ind w:left="360"/>
+        <w:rPr>
+          <w:rFonts w:ascii="Calibri" w:eastAsia="Calibri" w:hAnsi="Calibri" w:cs="Calibri"/>
+          <w:color w:val="000000" w:themeColor="text1"/>
+          <w:sz w:val="12"/>
+          <w:szCs w:val="12"/>
+        </w:rPr>
+      </w:pPr>
+      <w:r>
+        <w:rPr>
+          <w:rFonts w:ascii="Calibri" w:eastAsia="Calibri" w:hAnsi="Calibri" w:cs="Calibri"/>
+          <w:color w:val="000000" w:themeColor="text1"/>
+          <w:sz w:val="12"/>
+          <w:szCs w:val="12"/>
+        </w:rPr>
+        <w:t xml:space="preserve"> </w:t>
+      </w:r>
+    </w:p>
+    <w:p>
+      <w:pPr>
+        <w:pStyle w:val="NoSpacing"/>
+        <w:pBdr>
+          <w:bottom w:val="single" w:sz="4" w:space="1" w:color="auto"/>
+        </w:pBdr>
+        <w:rPr>
+          <w:rFonts w:ascii="Calibri" w:hAnsi="Calibri" w:cs="Calibri"/>
+          <w:b/>
+          <w:sz w:val="20"/>
+          <w:szCs w:val="20"/>
+        </w:rPr>
+      </w:pPr>
+      <w:r>
+        <w:rPr>
+          <w:rFonts w:ascii="Calibri" w:hAnsi="Calibri" w:cs="Calibri"/>
+          <w:b/>
+          <w:sz w:val="20"/>
+          <w:szCs w:val="20"/>
+        </w:rPr>
+        <w:t>LEADERSHIP</w:t>
+      </w:r>
+    </w:p>
+    <w:p>
+      <w:pPr>
+        <w:pStyle w:val="NoSpacing"/>
+        <w:tabs>
+          <w:tab w:val="right" w:pos="10800"/>
+        </w:tabs>
+        <w:rPr>
+          <w:rFonts w:ascii="Calibri" w:hAnsi="Calibri" w:cs="Calibri"/>
           <w:i/>
           <w:iCs/>
           <w:sz w:val="20"/>
@@ -1008,18 +1927,25 @@
       <w:r>
         <w:rPr>
           <w:rFonts w:ascii="Calibri" w:hAnsi="Calibri" w:cs="Calibri"/>
-          <w:bCs/>
-          <w:i/>
-          <w:iCs/>
-          <w:sz w:val="20"/>
-          <w:szCs w:val="20"/>
-        </w:rPr>
-        <w:t>SLAC National Accelerator Laboratory, Applied Energy Division</w:t>
-      </w:r>
-      <w:r>
-        <w:rPr>
-          <w:rFonts w:ascii="Calibri" w:hAnsi="Calibri" w:cs="Calibri"/>
-          <w:i/>
+          <w:b/>
+          <w:sz w:val="20"/>
+          <w:szCs w:val="20"/>
+        </w:rPr>
+        <w:t>President - Institute of Operations Research and Management Sciences</w:t>
+      </w:r>
+      <w:r>
+        <w:rPr>
+          <w:rFonts w:ascii="Calibri" w:hAnsi="Calibri" w:cs="Calibri"/>
+          <w:b/>
+          <w:sz w:val="20"/>
+          <w:szCs w:val="20"/>
+        </w:rPr>
+        <w:t xml:space="preserve"> </w:t>
+      </w:r>
+      <w:r>
+        <w:rPr>
+          <w:rFonts w:ascii="Calibri" w:hAnsi="Calibri" w:cs="Calibri"/>
+          <w:b/>
           <w:sz w:val="20"/>
           <w:szCs w:val="20"/>
         </w:rPr>
@@ -1034,7 +1960,146 @@
           <w:sz w:val="20"/>
           <w:szCs w:val="20"/>
         </w:rPr>
-        <w:t>Mar 2023 – Jun</w:t>
+        <w:t>Feb 2023</w:t>
+      </w:r>
+      <w:r>
+        <w:rPr>
+          <w:rFonts w:ascii="Calibri" w:hAnsi="Calibri" w:cs="Calibri"/>
+          <w:i/>
+          <w:iCs/>
+          <w:sz w:val="20"/>
+          <w:szCs w:val="20"/>
+        </w:rPr>
+        <w:t xml:space="preserve"> – </w:t>
+      </w:r>
+      <w:r>
+        <w:rPr>
+          <w:rFonts w:ascii="Calibri" w:hAnsi="Calibri" w:cs="Calibri"/>
+          <w:i/>
+          <w:iCs/>
+          <w:sz w:val="20"/>
+          <w:szCs w:val="20"/>
+        </w:rPr>
+        <w:t>Dec 2025</w:t>
+      </w:r>
+    </w:p>
+    <w:p>
+      <w:pPr>
+        <w:pStyle w:val="NoSpacing"/>
+        <w:numPr>
+          <w:ilvl w:val="0"/>
+          <w:numId w:val="66"/>
+        </w:numPr>
+        <w:tabs>
+          <w:tab w:val="right" w:pos="10800"/>
+        </w:tabs>
+        <w:rPr>
+          <w:rFonts w:ascii="Calibri" w:hAnsi="Calibri" w:cs="Calibri"/>
+          <w:sz w:val="20"/>
+          <w:szCs w:val="20"/>
+        </w:rPr>
+      </w:pPr>
+      <w:r>
+        <w:rPr>
+          <w:rFonts w:ascii="Calibri" w:hAnsi="Calibri" w:cs="Calibri"/>
+          <w:sz w:val="20"/>
+          <w:szCs w:val="20"/>
+        </w:rPr>
+        <w:t>Built peer analytics community teaching Python, SQL, and data analysis to 300+ students</w:t>
+      </w:r>
+      <w:r>
+        <w:rPr>
+          <w:rFonts w:ascii="Calibri" w:hAnsi="Calibri" w:cs="Calibri"/>
+          <w:sz w:val="20"/>
+          <w:szCs w:val="20"/>
+        </w:rPr>
+        <w:t>; o</w:t>
+      </w:r>
+      <w:r>
+        <w:rPr>
+          <w:rFonts w:ascii="Calibri" w:hAnsi="Calibri" w:cs="Calibri"/>
+          <w:sz w:val="20"/>
+          <w:szCs w:val="20"/>
+        </w:rPr>
+        <w:t xml:space="preserve">rganized 14 workshops and speaker events with NYC tech professionals. </w:t>
+      </w:r>
+    </w:p>
+    <w:p>
+      <w:pPr>
+        <w:pStyle w:val="NoSpacing"/>
+        <w:tabs>
+          <w:tab w:val="right" w:pos="10800"/>
+        </w:tabs>
+        <w:ind w:left="360"/>
+        <w:rPr>
+          <w:rFonts w:ascii="Calibri" w:eastAsia="Calibri" w:hAnsi="Calibri" w:cs="Calibri"/>
+          <w:color w:val="000000" w:themeColor="text1"/>
+          <w:sz w:val="12"/>
+          <w:szCs w:val="12"/>
+        </w:rPr>
+      </w:pPr>
+    </w:p>
+    <w:p>
+      <w:pPr>
+        <w:pStyle w:val="NoSpacing"/>
+        <w:tabs>
+          <w:tab w:val="right" w:pos="10800"/>
+        </w:tabs>
+        <w:rPr>
+          <w:rFonts w:ascii="Calibri" w:hAnsi="Calibri" w:cs="Calibri"/>
+          <w:i/>
+          <w:iCs/>
+          <w:sz w:val="20"/>
+          <w:szCs w:val="20"/>
+        </w:rPr>
+      </w:pPr>
+      <w:r>
+        <w:rPr>
+          <w:rFonts w:ascii="Calibri" w:hAnsi="Calibri" w:cs="Calibri"/>
+          <w:b/>
+          <w:bCs/>
+          <w:sz w:val="20"/>
+          <w:szCs w:val="20"/>
+        </w:rPr>
+        <w:t>Marketing Lead,</w:t>
+      </w:r>
+      <w:r>
+        <w:rPr>
+          <w:rFonts w:ascii="Calibri" w:hAnsi="Calibri" w:cs="Calibri"/>
+          <w:b/>
+          <w:bCs/>
+          <w:sz w:val="20"/>
+          <w:szCs w:val="20"/>
+        </w:rPr>
+        <w:t xml:space="preserve"> </w:t>
+      </w:r>
+      <w:r>
+        <w:rPr>
+          <w:rFonts w:ascii="Calibri" w:hAnsi="Calibri" w:cs="Calibri"/>
+          <w:b/>
+          <w:bCs/>
+          <w:sz w:val="20"/>
+          <w:szCs w:val="20"/>
+        </w:rPr>
+        <w:t>Google Developer Groups</w:t>
+      </w:r>
+      <w:r>
+        <w:rPr>
+          <w:rFonts w:ascii="Calibri" w:hAnsi="Calibri" w:cs="Calibri"/>
+          <w:b/>
+          <w:bCs/>
+          <w:sz w:val="20"/>
+          <w:szCs w:val="20"/>
+        </w:rPr>
+        <w:t xml:space="preserve"> on Campus</w:t>
+      </w:r>
+      <w:r>
+        <w:rPr>
+          <w:rFonts w:ascii="Calibri" w:hAnsi="Calibri" w:cs="Calibri"/>
+          <w:sz w:val="20"/>
+          <w:szCs w:val="20"/>
+        </w:rPr>
+        <w:tab/>
       </w:r>
       <w:r>
         <w:rPr>
@@ -1045,7 +2110,7 @@
           <w:sz w:val="20"/>
           <w:szCs w:val="20"/>
         </w:rPr>
-        <w:t xml:space="preserve"> </w:t>
+        <w:t>Jul</w:t>
       </w:r>
       <w:r>
         <w:rPr>
@@ -1056,7 +2121,17 @@
           <w:sz w:val="20"/>
           <w:szCs w:val="20"/>
         </w:rPr>
-        <w:t>2024</w:t>
+        <w:t xml:space="preserve"> 2025</w:t>
+      </w:r>
+      <w:r>
+        <w:rPr>
+          <w:rFonts w:ascii="Calibri" w:hAnsi="Calibri" w:cs="Calibri"/>
+          <w:i/>
+          <w:iCs/>
+          <w:sz w:val="20"/>
+          <w:szCs w:val="20"/>
+        </w:rPr>
+        <w:t xml:space="preserve"> – Present</w:t>
       </w:r>
     </w:p>
     <w:p>
@@ -1064,80 +2139,24 @@
         <w:pStyle w:val="NoSpacing"/>
         <w:numPr>
           <w:ilvl w:val="0"/>
-          <w:numId w:val="56"/>
+          <w:numId w:val="62"/>
         </w:numPr>
         <w:tabs>
           <w:tab w:val="right" w:pos="10800"/>
         </w:tabs>
         <w:rPr>
           <w:rFonts w:ascii="Calibri" w:hAnsi="Calibri" w:cs="Calibri"/>
-          <w:bCs/>
-          <w:sz w:val="20"/>
-          <w:szCs w:val="20"/>
-        </w:rPr>
-      </w:pPr>
-      <w:r>
-        <w:rPr>
-          <w:rFonts w:ascii="Calibri" w:hAnsi="Calibri" w:cs="Calibri"/>
-          <w:bCs/>
-          <w:sz w:val="20"/>
-          <w:szCs w:val="20"/>
-        </w:rPr>
-        <w:t>Developed and maintained 5+ grid-simulation platforms (HTML/CSS, JavaScript, and Jekyll)</w:t>
-      </w:r>
-    </w:p>
-    <w:p>
-      <w:pPr>
-        <w:pStyle w:val="NoSpacing"/>
-        <w:numPr>
-          <w:ilvl w:val="0"/>
-          <w:numId w:val="56"/>
-        </w:numPr>
-        <w:tabs>
-          <w:tab w:val="right" w:pos="10800"/>
-        </w:tabs>
-        <w:rPr>
-          <w:rFonts w:ascii="Calibri" w:hAnsi="Calibri" w:cs="Calibri"/>
-          <w:bCs/>
-          <w:sz w:val="20"/>
-          <w:szCs w:val="20"/>
-        </w:rPr>
-      </w:pPr>
-      <w:r>
-        <w:rPr>
-          <w:rFonts w:ascii="Calibri" w:hAnsi="Calibri" w:cs="Calibri"/>
-          <w:bCs/>
-          <w:sz w:val="20"/>
-          <w:szCs w:val="20"/>
-        </w:rPr>
-        <w:t>Built analytics dashboards to measure platform usage and performance</w:t>
-      </w:r>
-    </w:p>
-    <w:p>
-      <w:pPr>
-        <w:pStyle w:val="NoSpacing"/>
-        <w:numPr>
-          <w:ilvl w:val="0"/>
-          <w:numId w:val="56"/>
-        </w:numPr>
-        <w:tabs>
-          <w:tab w:val="right" w:pos="10800"/>
-        </w:tabs>
-        <w:rPr>
-          <w:rFonts w:ascii="Calibri" w:hAnsi="Calibri" w:cs="Calibri"/>
-          <w:bCs/>
-          <w:sz w:val="20"/>
-          <w:szCs w:val="20"/>
-        </w:rPr>
-      </w:pPr>
-      <w:r>
-        <w:rPr>
-          <w:rFonts w:ascii="Calibri" w:hAnsi="Calibri" w:cs="Calibri"/>
-          <w:bCs/>
-          <w:sz w:val="20"/>
-          <w:szCs w:val="20"/>
-        </w:rPr>
-        <w:t>Wrote documentation and onboarding guides for cross-functional engineering teams</w:t>
+          <w:sz w:val="20"/>
+          <w:szCs w:val="20"/>
+        </w:rPr>
+      </w:pPr>
+      <w:r>
+        <w:rPr>
+          <w:rFonts w:ascii="Calibri" w:hAnsi="Calibri" w:cs="Calibri"/>
+          <w:sz w:val="20"/>
+          <w:szCs w:val="20"/>
+        </w:rPr>
+        <w:t>Grew workshop attendance 200% through targeted outreach and engagement.</w:t>
       </w:r>
     </w:p>
     <w:p>
@@ -1146,6 +2165,7 @@
         <w:tabs>
           <w:tab w:val="right" w:pos="10800"/>
         </w:tabs>
+        <w:ind w:left="360"/>
         <w:rPr>
           <w:rFonts w:ascii="Calibri" w:eastAsia="Calibri" w:hAnsi="Calibri" w:cs="Calibri"/>
           <w:color w:val="000000" w:themeColor="text1"/>
@@ -1153,6 +2173,15 @@
           <w:szCs w:val="12"/>
         </w:rPr>
       </w:pPr>
+      <w:r>
+        <w:rPr>
+          <w:rFonts w:ascii="Calibri" w:eastAsia="Calibri" w:hAnsi="Calibri" w:cs="Calibri"/>
+          <w:color w:val="000000" w:themeColor="text1"/>
+          <w:sz w:val="12"/>
+          <w:szCs w:val="12"/>
+        </w:rPr>
+        <w:t xml:space="preserve"> </w:t>
+      </w:r>
     </w:p>
     <w:p>
       <w:pPr>
@@ -1163,25 +2192,7 @@
         <w:rPr>
           <w:rFonts w:ascii="Calibri" w:hAnsi="Calibri" w:cs="Calibri"/>
           <w:b/>
-          <w:sz w:val="20"/>
-          <w:szCs w:val="20"/>
-        </w:rPr>
-      </w:pPr>
-      <w:r>
-        <w:rPr>
-          <w:rFonts w:ascii="Calibri" w:hAnsi="Calibri" w:cs="Calibri"/>
-          <w:b/>
-          <w:sz w:val="20"/>
-          <w:szCs w:val="20"/>
-        </w:rPr>
-        <w:t>PROJECTS &amp; RESEARCH</w:t>
-      </w:r>
-    </w:p>
-    <w:p>
-      <w:pPr>
-        <w:pStyle w:val="NoSpacing"/>
-        <w:rPr>
-          <w:rFonts w:ascii="Calibri" w:hAnsi="Calibri" w:cs="Calibri"/>
+          <w:bCs/>
           <w:sz w:val="20"/>
           <w:szCs w:val="20"/>
         </w:rPr>
@@ -1194,182 +2205,8 @@
           <w:sz w:val="20"/>
           <w:szCs w:val="20"/>
         </w:rPr>
-        <w:t>Autonomous DIF Experimentation Logic  </w:t>
-      </w:r>
-      <w:r>
-        <w:rPr>
-          <w:rFonts w:ascii="Calibri" w:hAnsi="Calibri" w:cs="Calibri"/>
-          <w:sz w:val="20"/>
-          <w:szCs w:val="20"/>
-        </w:rPr>
-        <w:t xml:space="preserve"> </w:t>
-      </w:r>
-      <w:r>
-        <w:rPr>
-          <w:rFonts w:ascii="Calibri" w:hAnsi="Calibri" w:cs="Calibri"/>
-          <w:sz w:val="20"/>
-          <w:szCs w:val="20"/>
-        </w:rPr>
-        <w:tab/>
-      </w:r>
-      <w:r>
-        <w:rPr>
-          <w:rFonts w:ascii="Calibri" w:hAnsi="Calibri" w:cs="Calibri"/>
-          <w:sz w:val="20"/>
-          <w:szCs w:val="20"/>
-        </w:rPr>
-        <w:tab/>
-      </w:r>
-      <w:r>
-        <w:rPr>
-          <w:rFonts w:ascii="Calibri" w:hAnsi="Calibri" w:cs="Calibri"/>
-          <w:sz w:val="20"/>
-          <w:szCs w:val="20"/>
-        </w:rPr>
-        <w:tab/>
-      </w:r>
-      <w:r>
-        <w:rPr>
-          <w:rFonts w:ascii="Calibri" w:hAnsi="Calibri" w:cs="Calibri"/>
-          <w:sz w:val="20"/>
-          <w:szCs w:val="20"/>
-        </w:rPr>
-        <w:tab/>
-      </w:r>
-      <w:r>
-        <w:rPr>
-          <w:rFonts w:ascii="Calibri" w:hAnsi="Calibri" w:cs="Calibri"/>
-          <w:sz w:val="20"/>
-          <w:szCs w:val="20"/>
-        </w:rPr>
-        <w:tab/>
-      </w:r>
-      <w:r>
-        <w:rPr>
-          <w:rFonts w:ascii="Calibri" w:hAnsi="Calibri" w:cs="Calibri"/>
-          <w:sz w:val="20"/>
-          <w:szCs w:val="20"/>
-        </w:rPr>
-        <w:tab/>
-      </w:r>
-      <w:r>
-        <w:rPr>
-          <w:rFonts w:ascii="Calibri" w:hAnsi="Calibri" w:cs="Calibri"/>
-          <w:sz w:val="20"/>
-          <w:szCs w:val="20"/>
-        </w:rPr>
-        <w:tab/>
-      </w:r>
-      <w:r>
-        <w:rPr>
-          <w:rFonts w:ascii="Calibri" w:hAnsi="Calibri" w:cs="Calibri"/>
-          <w:sz w:val="20"/>
-          <w:szCs w:val="20"/>
-        </w:rPr>
-        <w:tab/>
-      </w:r>
-      <w:r>
-        <w:rPr>
-          <w:rFonts w:ascii="Calibri" w:hAnsi="Calibri" w:cs="Calibri"/>
-          <w:sz w:val="20"/>
-          <w:szCs w:val="20"/>
-        </w:rPr>
-        <w:tab/>
-      </w:r>
-      <w:r>
-        <w:rPr>
-          <w:rFonts w:ascii="Calibri" w:hAnsi="Calibri" w:cs="Calibri"/>
-          <w:i/>
-          <w:iCs/>
-          <w:sz w:val="20"/>
-          <w:szCs w:val="20"/>
-        </w:rPr>
-        <w:t xml:space="preserve">  </w:t>
-      </w:r>
-      <w:r>
-        <w:rPr>
-          <w:rFonts w:ascii="Calibri" w:hAnsi="Calibri" w:cs="Calibri"/>
-          <w:i/>
-          <w:iCs/>
-          <w:sz w:val="20"/>
-          <w:szCs w:val="20"/>
-        </w:rPr>
-        <w:tab/>
-      </w:r>
-      <w:r>
-        <w:rPr>
-          <w:rFonts w:ascii="Calibri" w:hAnsi="Calibri" w:cs="Calibri"/>
-          <w:i/>
-          <w:iCs/>
-          <w:sz w:val="20"/>
-          <w:szCs w:val="20"/>
-        </w:rPr>
-        <w:t>2025</w:t>
-      </w:r>
-    </w:p>
-    <w:p>
-      <w:pPr>
-        <w:pStyle w:val="NoSpacing"/>
-        <w:numPr>
-          <w:ilvl w:val="0"/>
-          <w:numId w:val="57"/>
-        </w:numPr>
-        <w:rPr>
-          <w:rFonts w:ascii="Calibri" w:hAnsi="Calibri" w:cs="Calibri"/>
-          <w:sz w:val="20"/>
-          <w:szCs w:val="20"/>
-        </w:rPr>
-      </w:pPr>
-      <w:r>
-        <w:rPr>
-          <w:rFonts w:ascii="Calibri" w:hAnsi="Calibri" w:cs="Calibri"/>
-          <w:sz w:val="20"/>
-          <w:szCs w:val="20"/>
-        </w:rPr>
-        <w:t>Designed ML-based peak scanning + automated phase detection</w:t>
-      </w:r>
-    </w:p>
-    <w:p>
-      <w:pPr>
-        <w:pStyle w:val="NoSpacing"/>
-        <w:numPr>
-          <w:ilvl w:val="0"/>
-          <w:numId w:val="57"/>
-        </w:numPr>
-        <w:rPr>
-          <w:rFonts w:ascii="Calibri" w:hAnsi="Calibri" w:cs="Calibri"/>
-          <w:sz w:val="20"/>
-          <w:szCs w:val="20"/>
-        </w:rPr>
-      </w:pPr>
-      <w:r>
-        <w:rPr>
-          <w:rFonts w:ascii="Calibri" w:hAnsi="Calibri" w:cs="Calibri"/>
-          <w:sz w:val="20"/>
-          <w:szCs w:val="20"/>
-        </w:rPr>
-        <w:t>Improved experiment efficiency across high-temperature diffraction cycles</w:t>
-      </w:r>
-    </w:p>
-    <w:p>
-      <w:pPr>
-        <w:pStyle w:val="NoSpacing"/>
-        <w:rPr>
-          <w:rFonts w:ascii="Calibri" w:hAnsi="Calibri" w:cs="Calibri"/>
-          <w:sz w:val="12"/>
-          <w:szCs w:val="12"/>
-        </w:rPr>
-      </w:pPr>
-    </w:p>
-    <w:p>
-      <w:pPr>
-        <w:pStyle w:val="NoSpacing"/>
-        <w:rPr>
-          <w:rFonts w:ascii="Calibri" w:hAnsi="Calibri" w:cs="Calibri"/>
-          <w:sz w:val="20"/>
-          <w:szCs w:val="20"/>
-        </w:rPr>
-      </w:pPr>
+        <w:t>AWARDS</w:t>
+      </w:r>
       <w:r>
         <w:rPr>
           <w:rFonts w:ascii="Calibri" w:hAnsi="Calibri" w:cs="Calibri"/>
@@ -1378,179 +2215,7 @@
           <w:sz w:val="20"/>
           <w:szCs w:val="20"/>
         </w:rPr>
-        <w:t xml:space="preserve">Extreme Weather + Solar Performance Modeling </w:t>
-      </w:r>
-      <w:r>
-        <w:rPr>
-          <w:rFonts w:ascii="Calibri" w:hAnsi="Calibri" w:cs="Calibri"/>
-          <w:sz w:val="20"/>
-          <w:szCs w:val="20"/>
-        </w:rPr>
-        <w:t>— Python</w:t>
-      </w:r>
-      <w:r>
-        <w:rPr>
-          <w:rFonts w:ascii="Calibri" w:hAnsi="Calibri" w:cs="Calibri"/>
-          <w:sz w:val="20"/>
-          <w:szCs w:val="20"/>
-        </w:rPr>
-        <w:tab/>
-      </w:r>
-      <w:r>
-        <w:rPr>
-          <w:rFonts w:ascii="Calibri" w:hAnsi="Calibri" w:cs="Calibri"/>
-          <w:sz w:val="20"/>
-          <w:szCs w:val="20"/>
-        </w:rPr>
-        <w:tab/>
-      </w:r>
-      <w:r>
-        <w:rPr>
-          <w:rFonts w:ascii="Calibri" w:hAnsi="Calibri" w:cs="Calibri"/>
-          <w:sz w:val="20"/>
-          <w:szCs w:val="20"/>
-        </w:rPr>
-        <w:tab/>
-      </w:r>
-      <w:r>
-        <w:rPr>
-          <w:rFonts w:ascii="Calibri" w:hAnsi="Calibri" w:cs="Calibri"/>
-          <w:sz w:val="20"/>
-          <w:szCs w:val="20"/>
-        </w:rPr>
-        <w:tab/>
-      </w:r>
-      <w:r>
-        <w:rPr>
-          <w:rFonts w:ascii="Calibri" w:hAnsi="Calibri" w:cs="Calibri"/>
-          <w:sz w:val="20"/>
-          <w:szCs w:val="20"/>
-        </w:rPr>
-        <w:tab/>
-      </w:r>
-      <w:r>
-        <w:rPr>
-          <w:rFonts w:ascii="Calibri" w:hAnsi="Calibri" w:cs="Calibri"/>
-          <w:sz w:val="20"/>
-          <w:szCs w:val="20"/>
-        </w:rPr>
-        <w:tab/>
-      </w:r>
-      <w:r>
-        <w:rPr>
-          <w:rFonts w:ascii="Calibri" w:hAnsi="Calibri" w:cs="Calibri"/>
-          <w:sz w:val="20"/>
-          <w:szCs w:val="20"/>
-        </w:rPr>
-        <w:tab/>
-      </w:r>
-      <w:r>
-        <w:rPr>
-          <w:rFonts w:ascii="Calibri" w:hAnsi="Calibri" w:cs="Calibri"/>
-          <w:i/>
-          <w:iCs/>
-          <w:sz w:val="20"/>
-          <w:szCs w:val="20"/>
-        </w:rPr>
-        <w:t xml:space="preserve">  </w:t>
-      </w:r>
-      <w:r>
-        <w:rPr>
-          <w:rFonts w:ascii="Calibri" w:hAnsi="Calibri" w:cs="Calibri"/>
-          <w:i/>
-          <w:iCs/>
-          <w:sz w:val="20"/>
-          <w:szCs w:val="20"/>
-        </w:rPr>
-        <w:tab/>
-      </w:r>
-      <w:r>
-        <w:rPr>
-          <w:rFonts w:ascii="Calibri" w:hAnsi="Calibri" w:cs="Calibri"/>
-          <w:i/>
-          <w:iCs/>
-          <w:sz w:val="20"/>
-          <w:szCs w:val="20"/>
-        </w:rPr>
-        <w:t>2024</w:t>
-      </w:r>
-    </w:p>
-    <w:p>
-      <w:pPr>
-        <w:pStyle w:val="NoSpacing"/>
-        <w:numPr>
-          <w:ilvl w:val="0"/>
-          <w:numId w:val="58"/>
-        </w:numPr>
-        <w:rPr>
-          <w:rFonts w:ascii="Calibri" w:hAnsi="Calibri" w:cs="Calibri"/>
-          <w:sz w:val="20"/>
-          <w:szCs w:val="20"/>
-        </w:rPr>
-      </w:pPr>
-      <w:r>
-        <w:rPr>
-          <w:rFonts w:ascii="Calibri" w:hAnsi="Calibri" w:cs="Calibri"/>
-          <w:sz w:val="20"/>
-          <w:szCs w:val="20"/>
-        </w:rPr>
-        <w:t>Merged NOAA + NREL datasets to quantify grid stress events</w:t>
-      </w:r>
-    </w:p>
-    <w:p>
-      <w:pPr>
-        <w:pStyle w:val="NoSpacing"/>
-        <w:numPr>
-          <w:ilvl w:val="0"/>
-          <w:numId w:val="58"/>
-        </w:numPr>
-        <w:rPr>
-          <w:rFonts w:ascii="Calibri" w:hAnsi="Calibri" w:cs="Calibri"/>
-          <w:sz w:val="20"/>
-          <w:szCs w:val="20"/>
-        </w:rPr>
-      </w:pPr>
-      <w:r>
-        <w:rPr>
-          <w:rFonts w:ascii="Calibri" w:hAnsi="Calibri" w:cs="Calibri"/>
-          <w:sz w:val="20"/>
-          <w:szCs w:val="20"/>
-        </w:rPr>
-        <w:t>Visualized cross-regional performance losses during heatwaves</w:t>
-      </w:r>
-    </w:p>
-    <w:p>
-      <w:pPr>
-        <w:rPr>
-          <w:rFonts w:ascii="Calibri" w:hAnsi="Calibri" w:cs="Calibri"/>
-          <w:b/>
-          <w:bCs/>
-          <w:sz w:val="20"/>
-          <w:szCs w:val="20"/>
-        </w:rPr>
-      </w:pPr>
-    </w:p>
-    <w:p>
-      <w:pPr>
-        <w:pStyle w:val="NoSpacing"/>
-        <w:pBdr>
-          <w:bottom w:val="single" w:sz="4" w:space="1" w:color="auto"/>
-        </w:pBdr>
-        <w:rPr>
-          <w:rFonts w:ascii="Calibri" w:hAnsi="Calibri" w:cs="Calibri"/>
-          <w:b/>
-          <w:sz w:val="20"/>
-          <w:szCs w:val="20"/>
-        </w:rPr>
-      </w:pPr>
-      <w:r>
-        <w:rPr>
-          <w:rFonts w:ascii="Calibri" w:hAnsi="Calibri" w:cs="Calibri"/>
-          <w:b/>
-          <w:sz w:val="20"/>
-          <w:szCs w:val="20"/>
-        </w:rPr>
-        <w:t>EDUCATION</w:t>
+        <w:t xml:space="preserve"> &amp; CERTIFICATES</w:t>
       </w:r>
     </w:p>
     <w:p>
@@ -1568,116 +2233,22 @@
       <w:r>
         <w:rPr>
           <w:rFonts w:ascii="Calibri" w:hAnsi="Calibri" w:cs="Calibri"/>
-          <w:b/>
-          <w:bCs/>
-          <w:sz w:val="20"/>
-          <w:szCs w:val="20"/>
-        </w:rPr>
-        <w:t xml:space="preserve">Pace University, Seidenberg School of Computer Science and Information Systems </w:t>
-      </w:r>
-      <w:r>
-        <w:rPr>
-          <w:rFonts w:ascii="Calibri" w:hAnsi="Calibri" w:cs="Calibri"/>
-          <w:b/>
-          <w:bCs/>
-          <w:sz w:val="20"/>
-          <w:szCs w:val="20"/>
-        </w:rPr>
-        <w:tab/>
-      </w:r>
-      <w:r>
-        <w:rPr>
-          <w:rFonts w:ascii="Calibri" w:hAnsi="Calibri" w:cs="Calibri"/>
-          <w:sz w:val="20"/>
-          <w:szCs w:val="20"/>
-        </w:rPr>
-        <w:t>New York, NY</w:t>
-      </w:r>
-    </w:p>
-    <w:p>
-      <w:pPr>
-        <w:pStyle w:val="NoSpacing"/>
-        <w:tabs>
-          <w:tab w:val="right" w:pos="10800"/>
-        </w:tabs>
-        <w:rPr>
-          <w:rFonts w:ascii="Calibri" w:hAnsi="Calibri" w:cs="Calibri"/>
-          <w:sz w:val="20"/>
-          <w:szCs w:val="20"/>
-        </w:rPr>
-      </w:pPr>
-      <w:r>
-        <w:rPr>
-          <w:rFonts w:ascii="Calibri" w:hAnsi="Calibri" w:cs="Calibri"/>
-          <w:sz w:val="20"/>
-          <w:szCs w:val="20"/>
-        </w:rPr>
-        <w:t>Bachelor of Arts (</w:t>
-      </w:r>
-      <w:r>
-        <w:rPr>
-          <w:rFonts w:ascii="Calibri" w:hAnsi="Calibri" w:cs="Calibri"/>
-          <w:sz w:val="20"/>
-          <w:szCs w:val="20"/>
-        </w:rPr>
-        <w:t>BA</w:t>
-      </w:r>
-      <w:r>
-        <w:rPr>
-          <w:rFonts w:ascii="Calibri" w:hAnsi="Calibri" w:cs="Calibri"/>
-          <w:sz w:val="20"/>
-          <w:szCs w:val="20"/>
-        </w:rPr>
-        <w:t>)</w:t>
-      </w:r>
-      <w:r>
-        <w:rPr>
-          <w:rFonts w:ascii="Calibri" w:hAnsi="Calibri" w:cs="Calibri"/>
-          <w:sz w:val="20"/>
-          <w:szCs w:val="20"/>
-        </w:rPr>
-        <w:t xml:space="preserve"> in Computer Science | </w:t>
-      </w:r>
-      <w:r>
-        <w:rPr>
-          <w:rFonts w:ascii="Calibri" w:hAnsi="Calibri" w:cs="Calibri"/>
-          <w:b/>
-          <w:bCs/>
-          <w:sz w:val="20"/>
-          <w:szCs w:val="20"/>
-        </w:rPr>
-        <w:t>Minor</w:t>
-      </w:r>
-      <w:r>
-        <w:rPr>
-          <w:rFonts w:ascii="Calibri" w:hAnsi="Calibri" w:cs="Calibri"/>
-          <w:sz w:val="20"/>
-          <w:szCs w:val="20"/>
-        </w:rPr>
-        <w:t>: Business | Dean’s List |</w:t>
-      </w:r>
-      <w:r>
-        <w:rPr>
-          <w:rFonts w:ascii="Calibri" w:hAnsi="Calibri" w:cs="Calibri"/>
-          <w:b/>
-          <w:bCs/>
-          <w:sz w:val="20"/>
-          <w:szCs w:val="20"/>
-        </w:rPr>
-        <w:t>GPA</w:t>
-      </w:r>
-      <w:r>
-        <w:rPr>
-          <w:rFonts w:ascii="Calibri" w:hAnsi="Calibri" w:cs="Calibri"/>
-          <w:sz w:val="20"/>
-          <w:szCs w:val="20"/>
-        </w:rPr>
-        <w:t>: 3.81</w:t>
-      </w:r>
-      <w:r>
-        <w:rPr>
-          <w:rFonts w:ascii="Calibri" w:eastAsia="Calibri" w:hAnsi="Calibri" w:cs="Calibri"/>
-          <w:color w:val="000000" w:themeColor="text1"/>
+          <w:sz w:val="20"/>
+          <w:szCs w:val="20"/>
+        </w:rPr>
+        <w:t xml:space="preserve">Cornell Product Management | </w:t>
+      </w:r>
+      <w:r>
+        <w:rPr>
+          <w:rFonts w:ascii="Calibri" w:hAnsi="Calibri" w:cs="Calibri"/>
+          <w:sz w:val="20"/>
+          <w:szCs w:val="20"/>
+        </w:rPr>
+        <w:t>IBM 1st Place Agentic AI Hackathon | NSF Supercomputing Fellow</w:t>
+      </w:r>
+      <w:r>
+        <w:rPr>
+          <w:rFonts w:ascii="Calibri" w:hAnsi="Calibri" w:cs="Calibri"/>
           <w:sz w:val="20"/>
           <w:szCs w:val="20"/>
         </w:rPr>
@@ -1685,90 +2256,23 @@
       </w:r>
       <w:r>
         <w:rPr>
-          <w:rFonts w:ascii="Calibri" w:eastAsia="Calibri" w:hAnsi="Calibri" w:cs="Calibri"/>
-          <w:color w:val="000000" w:themeColor="text1"/>
-          <w:sz w:val="20"/>
-          <w:szCs w:val="20"/>
-        </w:rPr>
-        <w:tab/>
-        <w:t>May 2026</w:t>
-      </w:r>
-    </w:p>
-    <w:p>
-      <w:pPr>
-        <w:pStyle w:val="NoSpacing"/>
-        <w:numPr>
-          <w:ilvl w:val="0"/>
-          <w:numId w:val="50"/>
-        </w:numPr>
-        <w:tabs>
-          <w:tab w:val="right" w:pos="10800"/>
-        </w:tabs>
-        <w:rPr>
-          <w:rFonts w:ascii="Calibri" w:hAnsi="Calibri" w:cs="Calibri"/>
-          <w:b/>
-          <w:bCs/>
-          <w:sz w:val="20"/>
-          <w:szCs w:val="20"/>
-        </w:rPr>
-      </w:pPr>
-      <w:r>
-        <w:rPr>
-          <w:rFonts w:ascii="Calibri" w:hAnsi="Calibri" w:cs="Calibri"/>
-          <w:b/>
-          <w:bCs/>
-          <w:sz w:val="20"/>
-          <w:szCs w:val="20"/>
-        </w:rPr>
-        <w:t>Honors Thesis</w:t>
-      </w:r>
-      <w:r>
-        <w:rPr>
-          <w:rFonts w:ascii="Calibri" w:hAnsi="Calibri" w:cs="Calibri"/>
-          <w:sz w:val="20"/>
-          <w:szCs w:val="20"/>
-        </w:rPr>
-        <w:t>: Digital Pollution: Understanding Energy Costs of Large Language Models</w:t>
-      </w:r>
-    </w:p>
-    <w:p>
-      <w:pPr>
-        <w:pStyle w:val="NoSpacing"/>
-        <w:numPr>
-          <w:ilvl w:val="0"/>
-          <w:numId w:val="50"/>
-        </w:numPr>
-        <w:tabs>
-          <w:tab w:val="right" w:pos="10800"/>
-        </w:tabs>
-        <w:rPr>
-          <w:rFonts w:ascii="Calibri" w:hAnsi="Calibri" w:cs="Calibri"/>
-          <w:sz w:val="20"/>
-          <w:szCs w:val="20"/>
-        </w:rPr>
-      </w:pPr>
-      <w:r>
-        <w:rPr>
-          <w:rFonts w:ascii="Calibri" w:hAnsi="Calibri" w:cs="Calibri"/>
-          <w:b/>
-          <w:bCs/>
-          <w:sz w:val="20"/>
-          <w:szCs w:val="20"/>
-        </w:rPr>
-        <w:t>Relevant Coursework</w:t>
-      </w:r>
-      <w:r>
-        <w:rPr>
-          <w:rFonts w:ascii="Calibri" w:hAnsi="Calibri" w:cs="Calibri"/>
-          <w:sz w:val="20"/>
-          <w:szCs w:val="20"/>
-        </w:rPr>
-        <w:t>:</w:t>
-      </w:r>
-      <w:r>
-        <w:rPr>
-          <w:rFonts w:ascii="Calibri" w:hAnsi="Calibri" w:cs="Calibri"/>
-          <w:b/>
+          <w:rFonts w:ascii="Calibri" w:hAnsi="Calibri" w:cs="Calibri"/>
+          <w:sz w:val="20"/>
+          <w:szCs w:val="20"/>
+        </w:rPr>
+        <w:t xml:space="preserve">| </w:t>
+      </w:r>
+      <w:r>
+        <w:rPr>
+          <w:rFonts w:ascii="Calibri" w:hAnsi="Calibri" w:cs="Calibri"/>
+          <w:sz w:val="20"/>
+          <w:szCs w:val="20"/>
+        </w:rPr>
+        <w:t>NVIDIA Deep Learning</w:t>
+      </w:r>
+      <w:r>
+        <w:rPr>
+          <w:rFonts w:ascii="Calibri" w:hAnsi="Calibri" w:cs="Calibri"/>
           <w:sz w:val="20"/>
           <w:szCs w:val="20"/>
         </w:rPr>
@@ -1780,133 +2284,40 @@
           <w:sz w:val="20"/>
           <w:szCs w:val="20"/>
         </w:rPr>
-        <w:t>Artificial Intelligence, Software Engineering, Machine Learning, Data Science, Algorithms, Networks and Internet, Object-Oriented Programming</w:t>
-      </w:r>
-    </w:p>
-    <w:p>
-      <w:pPr>
-        <w:pStyle w:val="NoSpacing"/>
-        <w:tabs>
-          <w:tab w:val="right" w:pos="10800"/>
-        </w:tabs>
-        <w:rPr>
-          <w:rFonts w:ascii="Calibri" w:hAnsi="Calibri" w:cs="Calibri"/>
-          <w:sz w:val="12"/>
-          <w:szCs w:val="12"/>
-        </w:rPr>
-      </w:pPr>
-    </w:p>
-    <w:p>
-      <w:pPr>
-        <w:pStyle w:val="NoSpacing"/>
-        <w:tabs>
-          <w:tab w:val="right" w:pos="10800"/>
-        </w:tabs>
-        <w:rPr>
-          <w:rFonts w:ascii="Calibri" w:hAnsi="Calibri" w:cs="Calibri"/>
-          <w:sz w:val="20"/>
-          <w:szCs w:val="20"/>
-        </w:rPr>
-      </w:pPr>
-      <w:r>
-        <w:rPr>
-          <w:rFonts w:ascii="Calibri" w:hAnsi="Calibri" w:cs="Calibri"/>
-          <w:b/>
-          <w:bCs/>
-          <w:sz w:val="20"/>
-          <w:szCs w:val="20"/>
-        </w:rPr>
-        <w:t>Cornell University</w:t>
-      </w:r>
-      <w:r>
-        <w:rPr>
-          <w:rFonts w:ascii="Calibri" w:hAnsi="Calibri" w:cs="Calibri"/>
-          <w:b/>
-          <w:bCs/>
-          <w:sz w:val="20"/>
-          <w:szCs w:val="20"/>
-        </w:rPr>
-        <w:t xml:space="preserve">, </w:t>
-      </w:r>
-      <w:r>
-        <w:rPr>
-          <w:rFonts w:ascii="Calibri" w:hAnsi="Calibri" w:cs="Calibri"/>
-          <w:b/>
-          <w:bCs/>
-          <w:sz w:val="20"/>
-          <w:szCs w:val="20"/>
-        </w:rPr>
-        <w:t xml:space="preserve">Product Management Certificate </w:t>
-      </w:r>
-      <w:r>
-        <w:rPr>
-          <w:rFonts w:ascii="Calibri" w:hAnsi="Calibri" w:cs="Calibri"/>
-          <w:b/>
-          <w:bCs/>
-          <w:sz w:val="20"/>
-          <w:szCs w:val="20"/>
-        </w:rPr>
-        <w:tab/>
-      </w:r>
-      <w:r>
-        <w:rPr>
-          <w:rFonts w:ascii="Calibri" w:hAnsi="Calibri" w:cs="Calibri"/>
-          <w:sz w:val="20"/>
-          <w:szCs w:val="20"/>
-        </w:rPr>
-        <w:t>New York, NY</w:t>
-      </w:r>
-    </w:p>
-    <w:p>
-      <w:pPr>
-        <w:pStyle w:val="NoSpacing"/>
-        <w:tabs>
-          <w:tab w:val="right" w:pos="10800"/>
-        </w:tabs>
-        <w:rPr>
-          <w:rFonts w:ascii="Calibri" w:eastAsia="Calibri" w:hAnsi="Calibri" w:cs="Calibri"/>
-          <w:color w:val="000000" w:themeColor="text1"/>
-          <w:sz w:val="20"/>
-          <w:szCs w:val="20"/>
-        </w:rPr>
-      </w:pPr>
-      <w:r>
-        <w:rPr>
-          <w:rFonts w:ascii="Calibri" w:eastAsia="Calibri" w:hAnsi="Calibri" w:cs="Calibri"/>
-          <w:color w:val="000000" w:themeColor="text1"/>
-          <w:sz w:val="20"/>
-          <w:szCs w:val="20"/>
-        </w:rPr>
-        <w:t>Product h</w:t>
-      </w:r>
-      <w:r>
-        <w:rPr>
-          <w:rFonts w:ascii="Calibri" w:eastAsia="Calibri" w:hAnsi="Calibri" w:cs="Calibri"/>
-          <w:color w:val="000000" w:themeColor="text1"/>
-          <w:sz w:val="20"/>
-          <w:szCs w:val="20"/>
-        </w:rPr>
-        <w:t>ypothesis &amp; personas, roadmap, prototyping, analytics, engineering and execution</w:t>
-      </w:r>
-      <w:r>
-        <w:rPr>
-          <w:rFonts w:ascii="Calibri" w:eastAsia="Calibri" w:hAnsi="Calibri" w:cs="Calibri"/>
-          <w:color w:val="000000" w:themeColor="text1"/>
-          <w:sz w:val="20"/>
-          <w:szCs w:val="20"/>
-        </w:rPr>
-        <w:tab/>
-        <w:t>Feb 2026</w:t>
-      </w:r>
-    </w:p>
-    <w:p>
-      <w:pPr>
-        <w:rPr>
-          <w:rFonts w:ascii="Calibri" w:hAnsi="Calibri" w:cs="Calibri"/>
-          <w:sz w:val="20"/>
-          <w:szCs w:val="20"/>
-        </w:rPr>
-      </w:pPr>
+        <w:t>Pforzheimer Honors Scholar</w:t>
+      </w:r>
+      <w:r>
+        <w:rPr>
+          <w:rFonts w:ascii="Calibri" w:hAnsi="Calibri" w:cs="Calibri"/>
+          <w:sz w:val="20"/>
+          <w:szCs w:val="20"/>
+        </w:rPr>
+        <w:t xml:space="preserve"> </w:t>
+      </w:r>
+      <w:r>
+        <w:rPr>
+          <w:rFonts w:ascii="Calibri" w:hAnsi="Calibri" w:cs="Calibri"/>
+          <w:sz w:val="20"/>
+          <w:szCs w:val="20"/>
+        </w:rPr>
+        <w:t xml:space="preserve">| United Nations </w:t>
+      </w:r>
+      <w:r>
+        <w:rPr>
+          <w:rFonts w:ascii="Calibri" w:hAnsi="Calibri" w:cs="Calibri"/>
+          <w:sz w:val="20"/>
+          <w:szCs w:val="20"/>
+        </w:rPr>
+        <w:t>Millennium</w:t>
+      </w:r>
+      <w:r>
+        <w:rPr>
+          <w:rFonts w:ascii="Calibri" w:hAnsi="Calibri" w:cs="Calibri"/>
+          <w:sz w:val="20"/>
+          <w:szCs w:val="20"/>
+        </w:rPr>
+        <w:t xml:space="preserve"> Fellowship</w:t>
+      </w:r>
     </w:p>
     <w:sectPr>
       <w:type w:val="continuous"/>
@@ -2584,6 +2995,119 @@
     </w:lvl>
   </w:abstractNum>
   <w:abstractNum w:abstractNumId="6" w15:restartNumberingAfterBreak="0">
+    <w:nsid w:val="036158F0"/>
+    <w:multiLevelType w:val="hybridMultilevel"/>
+    <w:tmpl w:val="00FC2F54"/>
+    <w:lvl w:ilvl="0" w:tplc="04090001">
+      <w:start w:val="1"/>
+      <w:numFmt w:val="bullet"/>
+      <w:lvlText w:val=""/>
+      <w:lvlJc w:val="left"/>
+      <w:pPr>
+        <w:ind w:left="720" w:hanging="360"/>
+      </w:pPr>
+      <w:rPr>
+        <w:rFonts w:ascii="Symbol" w:hAnsi="Symbol" w:hint="default"/>
+      </w:rPr>
+    </w:lvl>
+    <w:lvl w:ilvl="1" w:tplc="04090003" w:tentative="1">
+      <w:start w:val="1"/>
+      <w:numFmt w:val="bullet"/>
+      <w:lvlText w:val="o"/>
+      <w:lvlJc w:val="left"/>
+      <w:pPr>
+        <w:ind w:left="1440" w:hanging="360"/>
+      </w:pPr>
+      <w:rPr>
+        <w:rFonts w:ascii="Courier New" w:hAnsi="Courier New" w:cs="Courier New" w:hint="default"/>
+      </w:rPr>
+    </w:lvl>
+    <w:lvl w:ilvl="2" w:tplc="04090005" w:tentative="1">
+      <w:start w:val="1"/>
+      <w:numFmt w:val="bullet"/>
+      <w:lvlText w:val=""/>
+      <w:lvlJc w:val="left"/>
+      <w:pPr>
+        <w:ind w:left="2160" w:hanging="360"/>
+      </w:pPr>
+      <w:rPr>
+        <w:rFonts w:ascii="Wingdings" w:hAnsi="Wingdings" w:hint="default"/>
+      </w:rPr>
+    </w:lvl>
+    <w:lvl w:ilvl="3" w:tplc="04090001" w:tentative="1">
+      <w:start w:val="1"/>
+      <w:numFmt w:val="bullet"/>
+      <w:lvlText w:val=""/>
+      <w:lvlJc w:val="left"/>
+      <w:pPr>
+        <w:ind w:left="2880" w:hanging="360"/>
+      </w:pPr>
+      <w:rPr>
+        <w:rFonts w:ascii="Symbol" w:hAnsi="Symbol" w:hint="default"/>
+      </w:rPr>
+    </w:lvl>
+    <w:lvl w:ilvl="4" w:tplc="04090003" w:tentative="1">
+      <w:start w:val="1"/>
+      <w:numFmt w:val="bullet"/>
+      <w:lvlText w:val="o"/>
+      <w:lvlJc w:val="left"/>
+      <w:pPr>
+        <w:ind w:left="3600" w:hanging="360"/>
+      </w:pPr>
+      <w:rPr>
+        <w:rFonts w:ascii="Courier New" w:hAnsi="Courier New" w:cs="Courier New" w:hint="default"/>
+      </w:rPr>
+    </w:lvl>
+    <w:lvl w:ilvl="5" w:tplc="04090005" w:tentative="1">
+      <w:start w:val="1"/>
+      <w:numFmt w:val="bullet"/>
+      <w:lvlText w:val=""/>
+      <w:lvlJc w:val="left"/>
+      <w:pPr>
+        <w:ind w:left="4320" w:hanging="360"/>
+      </w:pPr>
+      <w:rPr>
+        <w:rFonts w:ascii="Wingdings" w:hAnsi="Wingdings" w:hint="default"/>
+      </w:rPr>
+    </w:lvl>
+    <w:lvl w:ilvl="6" w:tplc="04090001" w:tentative="1">
+      <w:start w:val="1"/>
+      <w:numFmt w:val="bullet"/>
+      <w:lvlText w:val=""/>
+      <w:lvlJc w:val="left"/>
+      <w:pPr>
+        <w:ind w:left="5040" w:hanging="360"/>
+      </w:pPr>
+      <w:rPr>
+        <w:rFonts w:ascii="Symbol" w:hAnsi="Symbol" w:hint="default"/>
+      </w:rPr>
+    </w:lvl>
+    <w:lvl w:ilvl="7" w:tplc="04090003" w:tentative="1">
+      <w:start w:val="1"/>
+      <w:numFmt w:val="bullet"/>
+      <w:lvlText w:val="o"/>
+      <w:lvlJc w:val="left"/>
+      <w:pPr>
+        <w:ind w:left="5760" w:hanging="360"/>
+      </w:pPr>
+      <w:rPr>
+        <w:rFonts w:ascii="Courier New" w:hAnsi="Courier New" w:cs="Courier New" w:hint="default"/>
+      </w:rPr>
+    </w:lvl>
+    <w:lvl w:ilvl="8" w:tplc="04090005" w:tentative="1">
+      <w:start w:val="1"/>
+      <w:numFmt w:val="bullet"/>
+      <w:lvlText w:val=""/>
+      <w:lvlJc w:val="left"/>
+      <w:pPr>
+        <w:ind w:left="6480" w:hanging="360"/>
+      </w:pPr>
+      <w:rPr>
+        <w:rFonts w:ascii="Wingdings" w:hAnsi="Wingdings" w:hint="default"/>
+      </w:rPr>
+    </w:lvl>
+  </w:abstractNum>
+  <w:abstractNum w:abstractNumId="7" w15:restartNumberingAfterBreak="0">
     <w:nsid w:val="03A80157"/>
     <w:multiLevelType w:val="hybridMultilevel"/>
     <w:tmpl w:val="0EC0551A"/>
@@ -2696,7 +3220,7 @@
       </w:rPr>
     </w:lvl>
   </w:abstractNum>
-  <w:abstractNum w:abstractNumId="7" w15:restartNumberingAfterBreak="0">
+  <w:abstractNum w:abstractNumId="8" w15:restartNumberingAfterBreak="0">
     <w:nsid w:val="074757D5"/>
     <w:multiLevelType w:val="hybridMultilevel"/>
     <w:tmpl w:val="AC9EC4B8"/>
@@ -2809,7 +3333,7 @@
       </w:rPr>
     </w:lvl>
   </w:abstractNum>
-  <w:abstractNum w:abstractNumId="8" w15:restartNumberingAfterBreak="0">
+  <w:abstractNum w:abstractNumId="9" w15:restartNumberingAfterBreak="0">
     <w:nsid w:val="094C55BB"/>
     <w:multiLevelType w:val="hybridMultilevel"/>
     <w:tmpl w:val="4D90105C"/>
@@ -2922,7 +3446,7 @@
       </w:rPr>
     </w:lvl>
   </w:abstractNum>
-  <w:abstractNum w:abstractNumId="9" w15:restartNumberingAfterBreak="0">
+  <w:abstractNum w:abstractNumId="10" w15:restartNumberingAfterBreak="0">
     <w:nsid w:val="0A6A2A75"/>
     <w:multiLevelType w:val="hybridMultilevel"/>
     <w:tmpl w:val="23328B28"/>
@@ -3035,7 +3559,7 @@
       </w:rPr>
     </w:lvl>
   </w:abstractNum>
-  <w:abstractNum w:abstractNumId="10" w15:restartNumberingAfterBreak="0">
+  <w:abstractNum w:abstractNumId="11" w15:restartNumberingAfterBreak="0">
     <w:nsid w:val="0B197826"/>
     <w:multiLevelType w:val="hybridMultilevel"/>
     <w:tmpl w:val="331E692C"/>
@@ -3148,7 +3672,7 @@
       </w:rPr>
     </w:lvl>
   </w:abstractNum>
-  <w:abstractNum w:abstractNumId="11" w15:restartNumberingAfterBreak="0">
+  <w:abstractNum w:abstractNumId="12" w15:restartNumberingAfterBreak="0">
     <w:nsid w:val="0DDB42CE"/>
     <w:multiLevelType w:val="hybridMultilevel"/>
     <w:tmpl w:val="4D2849E0"/>
@@ -3260,7 +3784,7 @@
       </w:rPr>
     </w:lvl>
   </w:abstractNum>
-  <w:abstractNum w:abstractNumId="12" w15:restartNumberingAfterBreak="0">
+  <w:abstractNum w:abstractNumId="13" w15:restartNumberingAfterBreak="0">
     <w:nsid w:val="0DDF520C"/>
     <w:multiLevelType w:val="hybridMultilevel"/>
     <w:tmpl w:val="EB664ED0"/>
@@ -3372,7 +3896,7 @@
       </w:rPr>
     </w:lvl>
   </w:abstractNum>
-  <w:abstractNum w:abstractNumId="13" w15:restartNumberingAfterBreak="0">
+  <w:abstractNum w:abstractNumId="14" w15:restartNumberingAfterBreak="0">
     <w:nsid w:val="10E9768A"/>
     <w:multiLevelType w:val="hybridMultilevel"/>
     <w:tmpl w:val="A42A7656"/>
@@ -3485,7 +4009,7 @@
       </w:rPr>
     </w:lvl>
   </w:abstractNum>
-  <w:abstractNum w:abstractNumId="14" w15:restartNumberingAfterBreak="0">
+  <w:abstractNum w:abstractNumId="15" w15:restartNumberingAfterBreak="0">
     <w:nsid w:val="110119A5"/>
     <w:multiLevelType w:val="hybridMultilevel"/>
     <w:tmpl w:val="7542024E"/>
@@ -3597,7 +4121,7 @@
       </w:rPr>
     </w:lvl>
   </w:abstractNum>
-  <w:abstractNum w:abstractNumId="15" w15:restartNumberingAfterBreak="0">
+  <w:abstractNum w:abstractNumId="16" w15:restartNumberingAfterBreak="0">
     <w:nsid w:val="1146517A"/>
     <w:multiLevelType w:val="hybridMultilevel"/>
     <w:tmpl w:val="3BDE2F0C"/>
@@ -3709,7 +4233,7 @@
       </w:rPr>
     </w:lvl>
   </w:abstractNum>
-  <w:abstractNum w:abstractNumId="16" w15:restartNumberingAfterBreak="0">
+  <w:abstractNum w:abstractNumId="17" w15:restartNumberingAfterBreak="0">
     <w:nsid w:val="134F6D56"/>
     <w:multiLevelType w:val="hybridMultilevel"/>
     <w:tmpl w:val="AEF0B812"/>
@@ -3822,7 +4346,7 @@
       </w:rPr>
     </w:lvl>
   </w:abstractNum>
-  <w:abstractNum w:abstractNumId="17" w15:restartNumberingAfterBreak="0">
+  <w:abstractNum w:abstractNumId="18" w15:restartNumberingAfterBreak="0">
     <w:nsid w:val="136F39D0"/>
     <w:multiLevelType w:val="hybridMultilevel"/>
     <w:tmpl w:val="41A4B4A6"/>
@@ -3935,7 +4459,7 @@
       </w:rPr>
     </w:lvl>
   </w:abstractNum>
-  <w:abstractNum w:abstractNumId="18" w15:restartNumberingAfterBreak="0">
+  <w:abstractNum w:abstractNumId="19" w15:restartNumberingAfterBreak="0">
     <w:nsid w:val="143268F7"/>
     <w:multiLevelType w:val="hybridMultilevel"/>
     <w:tmpl w:val="541E58FE"/>
@@ -4048,7 +4572,156 @@
       </w:rPr>
     </w:lvl>
   </w:abstractNum>
-  <w:abstractNum w:abstractNumId="19" w15:restartNumberingAfterBreak="0">
+  <w:abstractNum w:abstractNumId="20" w15:restartNumberingAfterBreak="0">
+    <w:nsid w:val="14651E03"/>
+    <w:multiLevelType w:val="multilevel"/>
+    <w:tmpl w:val="16BEB9BE"/>
+    <w:lvl w:ilvl="0">
+      <w:start w:val="1"/>
+      <w:numFmt w:val="bullet"/>
+      <w:lvlText w:val=""/>
+      <w:lvlJc w:val="left"/>
+      <w:pPr>
+        <w:tabs>
+          <w:tab w:val="num" w:pos="720"/>
+        </w:tabs>
+        <w:ind w:left="720" w:hanging="360"/>
+      </w:pPr>
+      <w:rPr>
+        <w:rFonts w:ascii="Symbol" w:hAnsi="Symbol" w:hint="default"/>
+        <w:sz w:val="20"/>
+      </w:rPr>
+    </w:lvl>
+    <w:lvl w:ilvl="1" w:tentative="1">
+      <w:start w:val="1"/>
+      <w:numFmt w:val="bullet"/>
+      <w:lvlText w:val="o"/>
+      <w:lvlJc w:val="left"/>
+      <w:pPr>
+        <w:tabs>
+          <w:tab w:val="num" w:pos="1440"/>
+        </w:tabs>
+        <w:ind w:left="1440" w:hanging="360"/>
+      </w:pPr>
+      <w:rPr>
+        <w:rFonts w:ascii="Courier New" w:hAnsi="Courier New" w:hint="default"/>
+        <w:sz w:val="20"/>
+      </w:rPr>
+    </w:lvl>
+    <w:lvl w:ilvl="2" w:tentative="1">
+      <w:start w:val="1"/>
+      <w:numFmt w:val="bullet"/>
+      <w:lvlText w:val=""/>
+      <w:lvlJc w:val="left"/>
+      <w:pPr>
+        <w:tabs>
+          <w:tab w:val="num" w:pos="2160"/>
+        </w:tabs>
+        <w:ind w:left="2160" w:hanging="360"/>
+      </w:pPr>
+      <w:rPr>
+        <w:rFonts w:ascii="Wingdings" w:hAnsi="Wingdings" w:hint="default"/>
+        <w:sz w:val="20"/>
+      </w:rPr>
+    </w:lvl>
+    <w:lvl w:ilvl="3" w:tentative="1">
+      <w:start w:val="1"/>
+      <w:numFmt w:val="bullet"/>
+      <w:lvlText w:val=""/>
+      <w:lvlJc w:val="left"/>
+      <w:pPr>
+        <w:tabs>
+          <w:tab w:val="num" w:pos="2880"/>
+        </w:tabs>
+        <w:ind w:left="2880" w:hanging="360"/>
+      </w:pPr>
+      <w:rPr>
+        <w:rFonts w:ascii="Wingdings" w:hAnsi="Wingdings" w:hint="default"/>
+        <w:sz w:val="20"/>
+      </w:rPr>
+    </w:lvl>
+    <w:lvl w:ilvl="4" w:tentative="1">
+      <w:start w:val="1"/>
+      <w:numFmt w:val="bullet"/>
+      <w:lvlText w:val=""/>
+      <w:lvlJc w:val="left"/>
+      <w:pPr>
+        <w:tabs>
+          <w:tab w:val="num" w:pos="3600"/>
+        </w:tabs>
+        <w:ind w:left="3600" w:hanging="360"/>
+      </w:pPr>
+      <w:rPr>
+        <w:rFonts w:ascii="Wingdings" w:hAnsi="Wingdings" w:hint="default"/>
+        <w:sz w:val="20"/>
+      </w:rPr>
+    </w:lvl>
+    <w:lvl w:ilvl="5" w:tentative="1">
+      <w:start w:val="1"/>
+      <w:numFmt w:val="bullet"/>
+      <w:lvlText w:val=""/>
+      <w:lvlJc w:val="left"/>
+      <w:pPr>
+        <w:tabs>
+          <w:tab w:val="num" w:pos="4320"/>
+        </w:tabs>
+        <w:ind w:left="4320" w:hanging="360"/>
+      </w:pPr>
+      <w:rPr>
+        <w:rFonts w:ascii="Wingdings" w:hAnsi="Wingdings" w:hint="default"/>
+        <w:sz w:val="20"/>
+      </w:rPr>
+    </w:lvl>
+    <w:lvl w:ilvl="6" w:tentative="1">
+      <w:start w:val="1"/>
+      <w:numFmt w:val="bullet"/>
+      <w:lvlText w:val=""/>
+      <w:lvlJc w:val="left"/>
+      <w:pPr>
+        <w:tabs>
+          <w:tab w:val="num" w:pos="5040"/>
+        </w:tabs>
+        <w:ind w:left="5040" w:hanging="360"/>
+      </w:pPr>
+      <w:rPr>
+        <w:rFonts w:ascii="Wingdings" w:hAnsi="Wingdings" w:hint="default"/>
+        <w:sz w:val="20"/>
+      </w:rPr>
+    </w:lvl>
+    <w:lvl w:ilvl="7" w:tentative="1">
+      <w:start w:val="1"/>
+      <w:numFmt w:val="bullet"/>
+      <w:lvlText w:val=""/>
+      <w:lvlJc w:val="left"/>
+      <w:pPr>
+        <w:tabs>
+          <w:tab w:val="num" w:pos="5760"/>
+        </w:tabs>
+        <w:ind w:left="5760" w:hanging="360"/>
+      </w:pPr>
+      <w:rPr>
+        <w:rFonts w:ascii="Wingdings" w:hAnsi="Wingdings" w:hint="default"/>
+        <w:sz w:val="20"/>
+      </w:rPr>
+    </w:lvl>
+    <w:lvl w:ilvl="8" w:tentative="1">
+      <w:start w:val="1"/>
+      <w:numFmt w:val="bullet"/>
+      <w:lvlText w:val=""/>
+      <w:lvlJc w:val="left"/>
+      <w:pPr>
+        <w:tabs>
+          <w:tab w:val="num" w:pos="6480"/>
+        </w:tabs>
+        <w:ind w:left="6480" w:hanging="360"/>
+      </w:pPr>
+      <w:rPr>
+        <w:rFonts w:ascii="Wingdings" w:hAnsi="Wingdings" w:hint="default"/>
+        <w:sz w:val="20"/>
+      </w:rPr>
+    </w:lvl>
+  </w:abstractNum>
+  <w:abstractNum w:abstractNumId="21" w15:restartNumberingAfterBreak="0">
     <w:nsid w:val="14F23F51"/>
     <w:multiLevelType w:val="hybridMultilevel"/>
     <w:tmpl w:val="C090C632"/>
@@ -4161,7 +4834,7 @@
       </w:rPr>
     </w:lvl>
   </w:abstractNum>
-  <w:abstractNum w:abstractNumId="20" w15:restartNumberingAfterBreak="0">
+  <w:abstractNum w:abstractNumId="22" w15:restartNumberingAfterBreak="0">
     <w:nsid w:val="15E07190"/>
     <w:multiLevelType w:val="hybridMultilevel"/>
     <w:tmpl w:val="CB726624"/>
@@ -4274,7 +4947,7 @@
       </w:rPr>
     </w:lvl>
   </w:abstractNum>
-  <w:abstractNum w:abstractNumId="21" w15:restartNumberingAfterBreak="0">
+  <w:abstractNum w:abstractNumId="23" w15:restartNumberingAfterBreak="0">
     <w:nsid w:val="178800F4"/>
     <w:multiLevelType w:val="hybridMultilevel"/>
     <w:tmpl w:val="8AC8B18C"/>
@@ -4386,7 +5059,7 @@
       </w:rPr>
     </w:lvl>
   </w:abstractNum>
-  <w:abstractNum w:abstractNumId="22" w15:restartNumberingAfterBreak="0">
+  <w:abstractNum w:abstractNumId="24" w15:restartNumberingAfterBreak="0">
     <w:nsid w:val="19B85301"/>
     <w:multiLevelType w:val="hybridMultilevel"/>
     <w:tmpl w:val="0832E806"/>
@@ -4498,7 +5171,7 @@
       </w:rPr>
     </w:lvl>
   </w:abstractNum>
-  <w:abstractNum w:abstractNumId="23" w15:restartNumberingAfterBreak="0">
+  <w:abstractNum w:abstractNumId="25" w15:restartNumberingAfterBreak="0">
     <w:nsid w:val="1AA4335B"/>
     <w:multiLevelType w:val="hybridMultilevel"/>
     <w:tmpl w:val="3BA226D6"/>
@@ -4613,7 +5286,7 @@
       </w:rPr>
     </w:lvl>
   </w:abstractNum>
-  <w:abstractNum w:abstractNumId="24" w15:restartNumberingAfterBreak="0">
+  <w:abstractNum w:abstractNumId="26" w15:restartNumberingAfterBreak="0">
     <w:nsid w:val="1C7D212B"/>
     <w:multiLevelType w:val="hybridMultilevel"/>
     <w:tmpl w:val="3D069212"/>
@@ -4726,7 +5399,61 @@
       </w:rPr>
     </w:lvl>
   </w:abstractNum>
-  <w:abstractNum w:abstractNumId="25" w15:restartNumberingAfterBreak="0">
+  <w:abstractNum w:abstractNumId="27" w15:restartNumberingAfterBreak="0">
+    <w:nsid w:val="1EA25907"/>
+    <w:multiLevelType w:val="hybridMultilevel"/>
+    <w:tmpl w:val="39BE8298"/>
+    <w:lvl w:ilvl="0" w:tplc="696CCBD8">
+      <w:start w:val="1"/>
+      <w:numFmt w:val="bullet"/>
+      <w:lvlText w:val="•"/>
+      <w:lvlJc w:val="left"/>
+      <w:pPr>
+        <w:ind w:left="360" w:hanging="200"/>
+      </w:pPr>
+    </w:lvl>
+    <w:lvl w:ilvl="1" w:tplc="D674D87C">
+      <w:numFmt w:val="decimal"/>
+      <w:lvlText w:val=""/>
+      <w:lvlJc w:val="left"/>
+    </w:lvl>
+    <w:lvl w:ilvl="2" w:tplc="9FDADABE">
+      <w:numFmt w:val="decimal"/>
+      <w:lvlText w:val=""/>
+      <w:lvlJc w:val="left"/>
+    </w:lvl>
+    <w:lvl w:ilvl="3" w:tplc="52806FE2">
+      <w:numFmt w:val="decimal"/>
+      <w:lvlText w:val=""/>
+      <w:lvlJc w:val="left"/>
+    </w:lvl>
+    <w:lvl w:ilvl="4" w:tplc="D0B4FE98">
+      <w:numFmt w:val="decimal"/>
+      <w:lvlText w:val=""/>
+      <w:lvlJc w:val="left"/>
+    </w:lvl>
+    <w:lvl w:ilvl="5" w:tplc="DB06FE96">
+      <w:numFmt w:val="decimal"/>
+      <w:lvlText w:val=""/>
+      <w:lvlJc w:val="left"/>
+    </w:lvl>
+    <w:lvl w:ilvl="6" w:tplc="7BD4E9A0">
+      <w:numFmt w:val="decimal"/>
+      <w:lvlText w:val=""/>
+      <w:lvlJc w:val="left"/>
+    </w:lvl>
+    <w:lvl w:ilvl="7" w:tplc="26921850">
+      <w:numFmt w:val="decimal"/>
+      <w:lvlText w:val=""/>
+      <w:lvlJc w:val="left"/>
+    </w:lvl>
+    <w:lvl w:ilvl="8" w:tplc="13529BD6">
+      <w:numFmt w:val="decimal"/>
+      <w:lvlText w:val=""/>
+      <w:lvlJc w:val="left"/>
+    </w:lvl>
+  </w:abstractNum>
+  <w:abstractNum w:abstractNumId="28" w15:restartNumberingAfterBreak="0">
     <w:nsid w:val="21A900EF"/>
     <w:multiLevelType w:val="hybridMultilevel"/>
     <w:tmpl w:val="1C123B3C"/>
@@ -4839,7 +5566,7 @@
       </w:rPr>
     </w:lvl>
   </w:abstractNum>
-  <w:abstractNum w:abstractNumId="26" w15:restartNumberingAfterBreak="0">
+  <w:abstractNum w:abstractNumId="29" w15:restartNumberingAfterBreak="0">
     <w:nsid w:val="22B36416"/>
     <w:multiLevelType w:val="hybridMultilevel"/>
     <w:tmpl w:val="FBE07A2C"/>
@@ -4952,7 +5679,7 @@
       </w:rPr>
     </w:lvl>
   </w:abstractNum>
-  <w:abstractNum w:abstractNumId="27" w15:restartNumberingAfterBreak="0">
+  <w:abstractNum w:abstractNumId="30" w15:restartNumberingAfterBreak="0">
     <w:nsid w:val="23E838D3"/>
     <w:multiLevelType w:val="hybridMultilevel"/>
     <w:tmpl w:val="8CB0D820"/>
@@ -5065,7 +5792,7 @@
       </w:rPr>
     </w:lvl>
   </w:abstractNum>
-  <w:abstractNum w:abstractNumId="28" w15:restartNumberingAfterBreak="0">
+  <w:abstractNum w:abstractNumId="31" w15:restartNumberingAfterBreak="0">
     <w:nsid w:val="23E96A04"/>
     <w:multiLevelType w:val="hybridMultilevel"/>
     <w:tmpl w:val="EDE4C406"/>
@@ -5178,7 +5905,120 @@
       </w:rPr>
     </w:lvl>
   </w:abstractNum>
-  <w:abstractNum w:abstractNumId="29" w15:restartNumberingAfterBreak="0">
+  <w:abstractNum w:abstractNumId="32" w15:restartNumberingAfterBreak="0">
+    <w:nsid w:val="26721862"/>
+    <w:multiLevelType w:val="hybridMultilevel"/>
+    <w:tmpl w:val="324AA6B2"/>
+    <w:lvl w:ilvl="0" w:tplc="04090001">
+      <w:start w:val="1"/>
+      <w:numFmt w:val="bullet"/>
+      <w:lvlText w:val=""/>
+      <w:lvlJc w:val="left"/>
+      <w:pPr>
+        <w:ind w:left="720" w:hanging="360"/>
+      </w:pPr>
+      <w:rPr>
+        <w:rFonts w:ascii="Symbol" w:hAnsi="Symbol" w:hint="default"/>
+      </w:rPr>
+    </w:lvl>
+    <w:lvl w:ilvl="1" w:tplc="04090003" w:tentative="1">
+      <w:start w:val="1"/>
+      <w:numFmt w:val="bullet"/>
+      <w:lvlText w:val="o"/>
+      <w:lvlJc w:val="left"/>
+      <w:pPr>
+        <w:ind w:left="1440" w:hanging="360"/>
+      </w:pPr>
+      <w:rPr>
+        <w:rFonts w:ascii="Courier New" w:hAnsi="Courier New" w:cs="Courier New" w:hint="default"/>
+      </w:rPr>
+    </w:lvl>
+    <w:lvl w:ilvl="2" w:tplc="04090005" w:tentative="1">
+      <w:start w:val="1"/>
+      <w:numFmt w:val="bullet"/>
+      <w:lvlText w:val=""/>
+      <w:lvlJc w:val="left"/>
+      <w:pPr>
+        <w:ind w:left="2160" w:hanging="360"/>
+      </w:pPr>
+      <w:rPr>
+        <w:rFonts w:ascii="Wingdings" w:hAnsi="Wingdings" w:hint="default"/>
+      </w:rPr>
+    </w:lvl>
+    <w:lvl w:ilvl="3" w:tplc="04090001" w:tentative="1">
+      <w:start w:val="1"/>
+      <w:numFmt w:val="bullet"/>
+      <w:lvlText w:val=""/>
+      <w:lvlJc w:val="left"/>
+      <w:pPr>
+        <w:ind w:left="2880" w:hanging="360"/>
+      </w:pPr>
+      <w:rPr>
+        <w:rFonts w:ascii="Symbol" w:hAnsi="Symbol" w:hint="default"/>
+      </w:rPr>
+    </w:lvl>
+    <w:lvl w:ilvl="4" w:tplc="04090003" w:tentative="1">
+      <w:start w:val="1"/>
+      <w:numFmt w:val="bullet"/>
+      <w:lvlText w:val="o"/>
+      <w:lvlJc w:val="left"/>
+      <w:pPr>
+        <w:ind w:left="3600" w:hanging="360"/>
+      </w:pPr>
+      <w:rPr>
+        <w:rFonts w:ascii="Courier New" w:hAnsi="Courier New" w:cs="Courier New" w:hint="default"/>
+      </w:rPr>
+    </w:lvl>
+    <w:lvl w:ilvl="5" w:tplc="04090005" w:tentative="1">
+      <w:start w:val="1"/>
+      <w:numFmt w:val="bullet"/>
+      <w:lvlText w:val=""/>
+      <w:lvlJc w:val="left"/>
+      <w:pPr>
+        <w:ind w:left="4320" w:hanging="360"/>
+      </w:pPr>
+      <w:rPr>
+        <w:rFonts w:ascii="Wingdings" w:hAnsi="Wingdings" w:hint="default"/>
+      </w:rPr>
+    </w:lvl>
+    <w:lvl w:ilvl="6" w:tplc="04090001" w:tentative="1">
+      <w:start w:val="1"/>
+      <w:numFmt w:val="bullet"/>
+      <w:lvlText w:val=""/>
+      <w:lvlJc w:val="left"/>
+      <w:pPr>
+        <w:ind w:left="5040" w:hanging="360"/>
+      </w:pPr>
+      <w:rPr>
+        <w:rFonts w:ascii="Symbol" w:hAnsi="Symbol" w:hint="default"/>
+      </w:rPr>
+    </w:lvl>
+    <w:lvl w:ilvl="7" w:tplc="04090003" w:tentative="1">
+      <w:start w:val="1"/>
+      <w:numFmt w:val="bullet"/>
+      <w:lvlText w:val="o"/>
+      <w:lvlJc w:val="left"/>
+      <w:pPr>
+        <w:ind w:left="5760" w:hanging="360"/>
+      </w:pPr>
+      <w:rPr>
+        <w:rFonts w:ascii="Courier New" w:hAnsi="Courier New" w:cs="Courier New" w:hint="default"/>
+      </w:rPr>
+    </w:lvl>
+    <w:lvl w:ilvl="8" w:tplc="04090005" w:tentative="1">
+      <w:start w:val="1"/>
+      <w:numFmt w:val="bullet"/>
+      <w:lvlText w:val=""/>
+      <w:lvlJc w:val="left"/>
+      <w:pPr>
+        <w:ind w:left="6480" w:hanging="360"/>
+      </w:pPr>
+      <w:rPr>
+        <w:rFonts w:ascii="Wingdings" w:hAnsi="Wingdings" w:hint="default"/>
+      </w:rPr>
+    </w:lvl>
+  </w:abstractNum>
+  <w:abstractNum w:abstractNumId="33" w15:restartNumberingAfterBreak="0">
     <w:nsid w:val="28BF52F2"/>
     <w:multiLevelType w:val="hybridMultilevel"/>
     <w:tmpl w:val="C590CB0E"/>
@@ -5291,7 +6131,7 @@
       </w:rPr>
     </w:lvl>
   </w:abstractNum>
-  <w:abstractNum w:abstractNumId="30" w15:restartNumberingAfterBreak="0">
+  <w:abstractNum w:abstractNumId="34" w15:restartNumberingAfterBreak="0">
     <w:nsid w:val="28EF1B0A"/>
     <w:multiLevelType w:val="hybridMultilevel"/>
     <w:tmpl w:val="29D073DC"/>
@@ -5403,7 +6243,7 @@
       </w:rPr>
     </w:lvl>
   </w:abstractNum>
-  <w:abstractNum w:abstractNumId="31" w15:restartNumberingAfterBreak="0">
+  <w:abstractNum w:abstractNumId="35" w15:restartNumberingAfterBreak="0">
     <w:nsid w:val="29BA120B"/>
     <w:multiLevelType w:val="hybridMultilevel"/>
     <w:tmpl w:val="A4B67A94"/>
@@ -5516,7 +6356,7 @@
       </w:rPr>
     </w:lvl>
   </w:abstractNum>
-  <w:abstractNum w:abstractNumId="32" w15:restartNumberingAfterBreak="0">
+  <w:abstractNum w:abstractNumId="36" w15:restartNumberingAfterBreak="0">
     <w:nsid w:val="2A570FAC"/>
     <w:multiLevelType w:val="hybridMultilevel"/>
     <w:tmpl w:val="E704423A"/>
@@ -5628,7 +6468,7 @@
       </w:rPr>
     </w:lvl>
   </w:abstractNum>
-  <w:abstractNum w:abstractNumId="33" w15:restartNumberingAfterBreak="0">
+  <w:abstractNum w:abstractNumId="37" w15:restartNumberingAfterBreak="0">
     <w:nsid w:val="2FA33E5C"/>
     <w:multiLevelType w:val="hybridMultilevel"/>
     <w:tmpl w:val="2820B1FA"/>
@@ -5741,7 +6581,7 @@
       </w:rPr>
     </w:lvl>
   </w:abstractNum>
-  <w:abstractNum w:abstractNumId="34" w15:restartNumberingAfterBreak="0">
+  <w:abstractNum w:abstractNumId="38" w15:restartNumberingAfterBreak="0">
     <w:nsid w:val="2FC726AA"/>
     <w:multiLevelType w:val="hybridMultilevel"/>
     <w:tmpl w:val="E6D4DDA0"/>
@@ -5853,7 +6693,120 @@
       </w:rPr>
     </w:lvl>
   </w:abstractNum>
-  <w:abstractNum w:abstractNumId="35" w15:restartNumberingAfterBreak="0">
+  <w:abstractNum w:abstractNumId="39" w15:restartNumberingAfterBreak="0">
+    <w:nsid w:val="33EA669A"/>
+    <w:multiLevelType w:val="hybridMultilevel"/>
+    <w:tmpl w:val="DC9E1D10"/>
+    <w:lvl w:ilvl="0" w:tplc="04090001">
+      <w:start w:val="1"/>
+      <w:numFmt w:val="bullet"/>
+      <w:lvlText w:val=""/>
+      <w:lvlJc w:val="left"/>
+      <w:pPr>
+        <w:ind w:left="720" w:hanging="360"/>
+      </w:pPr>
+      <w:rPr>
+        <w:rFonts w:ascii="Symbol" w:hAnsi="Symbol" w:hint="default"/>
+      </w:rPr>
+    </w:lvl>
+    <w:lvl w:ilvl="1" w:tplc="04090003" w:tentative="1">
+      <w:start w:val="1"/>
+      <w:numFmt w:val="bullet"/>
+      <w:lvlText w:val="o"/>
+      <w:lvlJc w:val="left"/>
+      <w:pPr>
+        <w:ind w:left="1440" w:hanging="360"/>
+      </w:pPr>
+      <w:rPr>
+        <w:rFonts w:ascii="Courier New" w:hAnsi="Courier New" w:cs="Courier New" w:hint="default"/>
+      </w:rPr>
+    </w:lvl>
+    <w:lvl w:ilvl="2" w:tplc="04090005" w:tentative="1">
+      <w:start w:val="1"/>
+      <w:numFmt w:val="bullet"/>
+      <w:lvlText w:val=""/>
+      <w:lvlJc w:val="left"/>
+      <w:pPr>
+        <w:ind w:left="2160" w:hanging="360"/>
+      </w:pPr>
+      <w:rPr>
+        <w:rFonts w:ascii="Wingdings" w:hAnsi="Wingdings" w:hint="default"/>
+      </w:rPr>
+    </w:lvl>
+    <w:lvl w:ilvl="3" w:tplc="04090001" w:tentative="1">
+      <w:start w:val="1"/>
+      <w:numFmt w:val="bullet"/>
+      <w:lvlText w:val=""/>
+      <w:lvlJc w:val="left"/>
+      <w:pPr>
+        <w:ind w:left="2880" w:hanging="360"/>
+      </w:pPr>
+      <w:rPr>
+        <w:rFonts w:ascii="Symbol" w:hAnsi="Symbol" w:hint="default"/>
+      </w:rPr>
+    </w:lvl>
+    <w:lvl w:ilvl="4" w:tplc="04090003" w:tentative="1">
+      <w:start w:val="1"/>
+      <w:numFmt w:val="bullet"/>
+      <w:lvlText w:val="o"/>
+      <w:lvlJc w:val="left"/>
+      <w:pPr>
+        <w:ind w:left="3600" w:hanging="360"/>
+      </w:pPr>
+      <w:rPr>
+        <w:rFonts w:ascii="Courier New" w:hAnsi="Courier New" w:cs="Courier New" w:hint="default"/>
+      </w:rPr>
+    </w:lvl>
+    <w:lvl w:ilvl="5" w:tplc="04090005" w:tentative="1">
+      <w:start w:val="1"/>
+      <w:numFmt w:val="bullet"/>
+      <w:lvlText w:val=""/>
+      <w:lvlJc w:val="left"/>
+      <w:pPr>
+        <w:ind w:left="4320" w:hanging="360"/>
+      </w:pPr>
+      <w:rPr>
+        <w:rFonts w:ascii="Wingdings" w:hAnsi="Wingdings" w:hint="default"/>
+      </w:rPr>
+    </w:lvl>
+    <w:lvl w:ilvl="6" w:tplc="04090001" w:tentative="1">
+      <w:start w:val="1"/>
+      <w:numFmt w:val="bullet"/>
+      <w:lvlText w:val=""/>
+      <w:lvlJc w:val="left"/>
+      <w:pPr>
+        <w:ind w:left="5040" w:hanging="360"/>
+      </w:pPr>
+      <w:rPr>
+        <w:rFonts w:ascii="Symbol" w:hAnsi="Symbol" w:hint="default"/>
+      </w:rPr>
+    </w:lvl>
+    <w:lvl w:ilvl="7" w:tplc="04090003" w:tentative="1">
+      <w:start w:val="1"/>
+      <w:numFmt w:val="bullet"/>
+      <w:lvlText w:val="o"/>
+      <w:lvlJc w:val="left"/>
+      <w:pPr>
+        <w:ind w:left="5760" w:hanging="360"/>
+      </w:pPr>
+      <w:rPr>
+        <w:rFonts w:ascii="Courier New" w:hAnsi="Courier New" w:cs="Courier New" w:hint="default"/>
+      </w:rPr>
+    </w:lvl>
+    <w:lvl w:ilvl="8" w:tplc="04090005" w:tentative="1">
+      <w:start w:val="1"/>
+      <w:numFmt w:val="bullet"/>
+      <w:lvlText w:val=""/>
+      <w:lvlJc w:val="left"/>
+      <w:pPr>
+        <w:ind w:left="6480" w:hanging="360"/>
+      </w:pPr>
+      <w:rPr>
+        <w:rFonts w:ascii="Wingdings" w:hAnsi="Wingdings" w:hint="default"/>
+      </w:rPr>
+    </w:lvl>
+  </w:abstractNum>
+  <w:abstractNum w:abstractNumId="40" w15:restartNumberingAfterBreak="0">
     <w:nsid w:val="38DD26CC"/>
     <w:multiLevelType w:val="hybridMultilevel"/>
     <w:tmpl w:val="1D3852F8"/>
@@ -5966,7 +6919,7 @@
       </w:rPr>
     </w:lvl>
   </w:abstractNum>
-  <w:abstractNum w:abstractNumId="36" w15:restartNumberingAfterBreak="0">
+  <w:abstractNum w:abstractNumId="41" w15:restartNumberingAfterBreak="0">
     <w:nsid w:val="466C6A90"/>
     <w:multiLevelType w:val="hybridMultilevel"/>
     <w:tmpl w:val="B08683D0"/>
@@ -6079,7 +7032,7 @@
       </w:rPr>
     </w:lvl>
   </w:abstractNum>
-  <w:abstractNum w:abstractNumId="37" w15:restartNumberingAfterBreak="0">
+  <w:abstractNum w:abstractNumId="42" w15:restartNumberingAfterBreak="0">
     <w:nsid w:val="497E26CC"/>
     <w:multiLevelType w:val="hybridMultilevel"/>
     <w:tmpl w:val="286C45F0"/>
@@ -6192,7 +7145,7 @@
       </w:rPr>
     </w:lvl>
   </w:abstractNum>
-  <w:abstractNum w:abstractNumId="38" w15:restartNumberingAfterBreak="0">
+  <w:abstractNum w:abstractNumId="43" w15:restartNumberingAfterBreak="0">
     <w:nsid w:val="4BD7328D"/>
     <w:multiLevelType w:val="hybridMultilevel"/>
     <w:tmpl w:val="1F2EB042"/>
@@ -6305,7 +7258,7 @@
       </w:rPr>
     </w:lvl>
   </w:abstractNum>
-  <w:abstractNum w:abstractNumId="39" w15:restartNumberingAfterBreak="0">
+  <w:abstractNum w:abstractNumId="44" w15:restartNumberingAfterBreak="0">
     <w:nsid w:val="4F484BFA"/>
     <w:multiLevelType w:val="hybridMultilevel"/>
     <w:tmpl w:val="01A69682"/>
@@ -6418,7 +7371,7 @@
       </w:rPr>
     </w:lvl>
   </w:abstractNum>
-  <w:abstractNum w:abstractNumId="40" w15:restartNumberingAfterBreak="0">
+  <w:abstractNum w:abstractNumId="45" w15:restartNumberingAfterBreak="0">
     <w:nsid w:val="5138088C"/>
     <w:multiLevelType w:val="hybridMultilevel"/>
     <w:tmpl w:val="20CEC106"/>
@@ -6530,7 +7483,7 @@
       </w:rPr>
     </w:lvl>
   </w:abstractNum>
-  <w:abstractNum w:abstractNumId="41" w15:restartNumberingAfterBreak="0">
+  <w:abstractNum w:abstractNumId="46" w15:restartNumberingAfterBreak="0">
     <w:nsid w:val="51EC06D0"/>
     <w:multiLevelType w:val="hybridMultilevel"/>
     <w:tmpl w:val="00D8A150"/>
@@ -6643,7 +7596,7 @@
       </w:rPr>
     </w:lvl>
   </w:abstractNum>
-  <w:abstractNum w:abstractNumId="42" w15:restartNumberingAfterBreak="0">
+  <w:abstractNum w:abstractNumId="47" w15:restartNumberingAfterBreak="0">
     <w:nsid w:val="52D03238"/>
     <w:multiLevelType w:val="hybridMultilevel"/>
     <w:tmpl w:val="71FEAD5E"/>
@@ -6756,7 +7709,7 @@
       </w:rPr>
     </w:lvl>
   </w:abstractNum>
-  <w:abstractNum w:abstractNumId="43" w15:restartNumberingAfterBreak="0">
+  <w:abstractNum w:abstractNumId="48" w15:restartNumberingAfterBreak="0">
     <w:nsid w:val="54EA644C"/>
     <w:multiLevelType w:val="hybridMultilevel"/>
     <w:tmpl w:val="D292C6BA"/>
@@ -6869,7 +7822,7 @@
       </w:rPr>
     </w:lvl>
   </w:abstractNum>
-  <w:abstractNum w:abstractNumId="44" w15:restartNumberingAfterBreak="0">
+  <w:abstractNum w:abstractNumId="49" w15:restartNumberingAfterBreak="0">
     <w:nsid w:val="5A3D2937"/>
     <w:multiLevelType w:val="hybridMultilevel"/>
     <w:tmpl w:val="B1D48FBA"/>
@@ -6982,7 +7935,7 @@
       </w:rPr>
     </w:lvl>
   </w:abstractNum>
-  <w:abstractNum w:abstractNumId="45" w15:restartNumberingAfterBreak="0">
+  <w:abstractNum w:abstractNumId="50" w15:restartNumberingAfterBreak="0">
     <w:nsid w:val="613215CD"/>
     <w:multiLevelType w:val="hybridMultilevel"/>
     <w:tmpl w:val="3BF0B8C6"/>
@@ -7095,7 +8048,7 @@
       </w:rPr>
     </w:lvl>
   </w:abstractNum>
-  <w:abstractNum w:abstractNumId="46" w15:restartNumberingAfterBreak="0">
+  <w:abstractNum w:abstractNumId="51" w15:restartNumberingAfterBreak="0">
     <w:nsid w:val="62105271"/>
     <w:multiLevelType w:val="hybridMultilevel"/>
     <w:tmpl w:val="3CFE2664"/>
@@ -7208,7 +8161,7 @@
       </w:rPr>
     </w:lvl>
   </w:abstractNum>
-  <w:abstractNum w:abstractNumId="47" w15:restartNumberingAfterBreak="0">
+  <w:abstractNum w:abstractNumId="52" w15:restartNumberingAfterBreak="0">
     <w:nsid w:val="62D674BD"/>
     <w:multiLevelType w:val="hybridMultilevel"/>
     <w:tmpl w:val="7B46B744"/>
@@ -7321,7 +8274,119 @@
       </w:rPr>
     </w:lvl>
   </w:abstractNum>
-  <w:abstractNum w:abstractNumId="48" w15:restartNumberingAfterBreak="0">
+  <w:abstractNum w:abstractNumId="53" w15:restartNumberingAfterBreak="0">
+    <w:nsid w:val="65BA6CE7"/>
+    <w:multiLevelType w:val="hybridMultilevel"/>
+    <w:tmpl w:val="169A771C"/>
+    <w:lvl w:ilvl="0" w:tplc="73A8627A">
+      <w:numFmt w:val="bullet"/>
+      <w:lvlText w:val="•"/>
+      <w:lvlJc w:val="left"/>
+      <w:pPr>
+        <w:ind w:left="720" w:hanging="360"/>
+      </w:pPr>
+      <w:rPr>
+        <w:rFonts w:ascii="Calibri" w:eastAsiaTheme="minorEastAsia" w:hAnsi="Calibri" w:cs="Calibri" w:hint="default"/>
+      </w:rPr>
+    </w:lvl>
+    <w:lvl w:ilvl="1" w:tplc="04090003" w:tentative="1">
+      <w:start w:val="1"/>
+      <w:numFmt w:val="bullet"/>
+      <w:lvlText w:val="o"/>
+      <w:lvlJc w:val="left"/>
+      <w:pPr>
+        <w:ind w:left="1440" w:hanging="360"/>
+      </w:pPr>
+      <w:rPr>
+        <w:rFonts w:ascii="Courier New" w:hAnsi="Courier New" w:cs="Courier New" w:hint="default"/>
+      </w:rPr>
+    </w:lvl>
+    <w:lvl w:ilvl="2" w:tplc="04090005" w:tentative="1">
+      <w:start w:val="1"/>
+      <w:numFmt w:val="bullet"/>
+      <w:lvlText w:val=""/>
+      <w:lvlJc w:val="left"/>
+      <w:pPr>
+        <w:ind w:left="2160" w:hanging="360"/>
+      </w:pPr>
+      <w:rPr>
+        <w:rFonts w:ascii="Wingdings" w:hAnsi="Wingdings" w:hint="default"/>
+      </w:rPr>
+    </w:lvl>
+    <w:lvl w:ilvl="3" w:tplc="04090001" w:tentative="1">
+      <w:start w:val="1"/>
+      <w:numFmt w:val="bullet"/>
+      <w:lvlText w:val=""/>
+      <w:lvlJc w:val="left"/>
+      <w:pPr>
+        <w:ind w:left="2880" w:hanging="360"/>
+      </w:pPr>
+      <w:rPr>
+        <w:rFonts w:ascii="Symbol" w:hAnsi="Symbol" w:hint="default"/>
+      </w:rPr>
+    </w:lvl>
+    <w:lvl w:ilvl="4" w:tplc="04090003" w:tentative="1">
+      <w:start w:val="1"/>
+      <w:numFmt w:val="bullet"/>
+      <w:lvlText w:val="o"/>
+      <w:lvlJc w:val="left"/>
+      <w:pPr>
+        <w:ind w:left="3600" w:hanging="360"/>
+      </w:pPr>
+      <w:rPr>
+        <w:rFonts w:ascii="Courier New" w:hAnsi="Courier New" w:cs="Courier New" w:hint="default"/>
+      </w:rPr>
+    </w:lvl>
+    <w:lvl w:ilvl="5" w:tplc="04090005" w:tentative="1">
+      <w:start w:val="1"/>
+      <w:numFmt w:val="bullet"/>
+      <w:lvlText w:val=""/>
+      <w:lvlJc w:val="left"/>
+      <w:pPr>
+        <w:ind w:left="4320" w:hanging="360"/>
+      </w:pPr>
+      <w:rPr>
+        <w:rFonts w:ascii="Wingdings" w:hAnsi="Wingdings" w:hint="default"/>
+      </w:rPr>
+    </w:lvl>
+    <w:lvl w:ilvl="6" w:tplc="04090001" w:tentative="1">
+      <w:start w:val="1"/>
+      <w:numFmt w:val="bullet"/>
+      <w:lvlText w:val=""/>
+      <w:lvlJc w:val="left"/>
+      <w:pPr>
+        <w:ind w:left="5040" w:hanging="360"/>
+      </w:pPr>
+      <w:rPr>
+        <w:rFonts w:ascii="Symbol" w:hAnsi="Symbol" w:hint="default"/>
+      </w:rPr>
+    </w:lvl>
+    <w:lvl w:ilvl="7" w:tplc="04090003" w:tentative="1">
+      <w:start w:val="1"/>
+      <w:numFmt w:val="bullet"/>
+      <w:lvlText w:val="o"/>
+      <w:lvlJc w:val="left"/>
+      <w:pPr>
+        <w:ind w:left="5760" w:hanging="360"/>
+      </w:pPr>
+      <w:rPr>
+        <w:rFonts w:ascii="Courier New" w:hAnsi="Courier New" w:cs="Courier New" w:hint="default"/>
+      </w:rPr>
+    </w:lvl>
+    <w:lvl w:ilvl="8" w:tplc="04090005" w:tentative="1">
+      <w:start w:val="1"/>
+      <w:numFmt w:val="bullet"/>
+      <w:lvlText w:val=""/>
+      <w:lvlJc w:val="left"/>
+      <w:pPr>
+        <w:ind w:left="6480" w:hanging="360"/>
+      </w:pPr>
+      <w:rPr>
+        <w:rFonts w:ascii="Wingdings" w:hAnsi="Wingdings" w:hint="default"/>
+      </w:rPr>
+    </w:lvl>
+  </w:abstractNum>
+  <w:abstractNum w:abstractNumId="54" w15:restartNumberingAfterBreak="0">
     <w:nsid w:val="66744568"/>
     <w:multiLevelType w:val="hybridMultilevel"/>
     <w:tmpl w:val="C60E88D6"/>
@@ -7434,7 +8499,7 @@
       </w:rPr>
     </w:lvl>
   </w:abstractNum>
-  <w:abstractNum w:abstractNumId="49" w15:restartNumberingAfterBreak="0">
+  <w:abstractNum w:abstractNumId="55" w15:restartNumberingAfterBreak="0">
     <w:nsid w:val="69164606"/>
     <w:multiLevelType w:val="hybridMultilevel"/>
     <w:tmpl w:val="8438EFDC"/>
@@ -7547,7 +8612,7 @@
       </w:rPr>
     </w:lvl>
   </w:abstractNum>
-  <w:abstractNum w:abstractNumId="50" w15:restartNumberingAfterBreak="0">
+  <w:abstractNum w:abstractNumId="56" w15:restartNumberingAfterBreak="0">
     <w:nsid w:val="6B1F4ABE"/>
     <w:multiLevelType w:val="hybridMultilevel"/>
     <w:tmpl w:val="23A276FA"/>
@@ -7659,7 +8724,120 @@
       </w:rPr>
     </w:lvl>
   </w:abstractNum>
-  <w:abstractNum w:abstractNumId="51" w15:restartNumberingAfterBreak="0">
+  <w:abstractNum w:abstractNumId="57" w15:restartNumberingAfterBreak="0">
+    <w:nsid w:val="6C740007"/>
+    <w:multiLevelType w:val="hybridMultilevel"/>
+    <w:tmpl w:val="725E1CD0"/>
+    <w:lvl w:ilvl="0" w:tplc="04090001">
+      <w:start w:val="1"/>
+      <w:numFmt w:val="bullet"/>
+      <w:lvlText w:val=""/>
+      <w:lvlJc w:val="left"/>
+      <w:pPr>
+        <w:ind w:left="720" w:hanging="360"/>
+      </w:pPr>
+      <w:rPr>
+        <w:rFonts w:ascii="Symbol" w:hAnsi="Symbol" w:hint="default"/>
+      </w:rPr>
+    </w:lvl>
+    <w:lvl w:ilvl="1" w:tplc="04090003" w:tentative="1">
+      <w:start w:val="1"/>
+      <w:numFmt w:val="bullet"/>
+      <w:lvlText w:val="o"/>
+      <w:lvlJc w:val="left"/>
+      <w:pPr>
+        <w:ind w:left="1440" w:hanging="360"/>
+      </w:pPr>
+      <w:rPr>
+        <w:rFonts w:ascii="Courier New" w:hAnsi="Courier New" w:cs="Courier New" w:hint="default"/>
+      </w:rPr>
+    </w:lvl>
+    <w:lvl w:ilvl="2" w:tplc="04090005" w:tentative="1">
+      <w:start w:val="1"/>
+      <w:numFmt w:val="bullet"/>
+      <w:lvlText w:val=""/>
+      <w:lvlJc w:val="left"/>
+      <w:pPr>
+        <w:ind w:left="2160" w:hanging="360"/>
+      </w:pPr>
+      <w:rPr>
+        <w:rFonts w:ascii="Wingdings" w:hAnsi="Wingdings" w:hint="default"/>
+      </w:rPr>
+    </w:lvl>
+    <w:lvl w:ilvl="3" w:tplc="04090001" w:tentative="1">
+      <w:start w:val="1"/>
+      <w:numFmt w:val="bullet"/>
+      <w:lvlText w:val=""/>
+      <w:lvlJc w:val="left"/>
+      <w:pPr>
+        <w:ind w:left="2880" w:hanging="360"/>
+      </w:pPr>
+      <w:rPr>
+        <w:rFonts w:ascii="Symbol" w:hAnsi="Symbol" w:hint="default"/>
+      </w:rPr>
+    </w:lvl>
+    <w:lvl w:ilvl="4" w:tplc="04090003" w:tentative="1">
+      <w:start w:val="1"/>
+      <w:numFmt w:val="bullet"/>
+      <w:lvlText w:val="o"/>
+      <w:lvlJc w:val="left"/>
+      <w:pPr>
+        <w:ind w:left="3600" w:hanging="360"/>
+      </w:pPr>
+      <w:rPr>
+        <w:rFonts w:ascii="Courier New" w:hAnsi="Courier New" w:cs="Courier New" w:hint="default"/>
+      </w:rPr>
+    </w:lvl>
+    <w:lvl w:ilvl="5" w:tplc="04090005" w:tentative="1">
+      <w:start w:val="1"/>
+      <w:numFmt w:val="bullet"/>
+      <w:lvlText w:val=""/>
+      <w:lvlJc w:val="left"/>
+      <w:pPr>
+        <w:ind w:left="4320" w:hanging="360"/>
+      </w:pPr>
+      <w:rPr>
+        <w:rFonts w:ascii="Wingdings" w:hAnsi="Wingdings" w:hint="default"/>
+      </w:rPr>
+    </w:lvl>
+    <w:lvl w:ilvl="6" w:tplc="04090001" w:tentative="1">
+      <w:start w:val="1"/>
+      <w:numFmt w:val="bullet"/>
+      <w:lvlText w:val=""/>
+      <w:lvlJc w:val="left"/>
+      <w:pPr>
+        <w:ind w:left="5040" w:hanging="360"/>
+      </w:pPr>
+      <w:rPr>
+        <w:rFonts w:ascii="Symbol" w:hAnsi="Symbol" w:hint="default"/>
+      </w:rPr>
+    </w:lvl>
+    <w:lvl w:ilvl="7" w:tplc="04090003" w:tentative="1">
+      <w:start w:val="1"/>
+      <w:numFmt w:val="bullet"/>
+      <w:lvlText w:val="o"/>
+      <w:lvlJc w:val="left"/>
+      <w:pPr>
+        <w:ind w:left="5760" w:hanging="360"/>
+      </w:pPr>
+      <w:rPr>
+        <w:rFonts w:ascii="Courier New" w:hAnsi="Courier New" w:cs="Courier New" w:hint="default"/>
+      </w:rPr>
+    </w:lvl>
+    <w:lvl w:ilvl="8" w:tplc="04090005" w:tentative="1">
+      <w:start w:val="1"/>
+      <w:numFmt w:val="bullet"/>
+      <w:lvlText w:val=""/>
+      <w:lvlJc w:val="left"/>
+      <w:pPr>
+        <w:ind w:left="6480" w:hanging="360"/>
+      </w:pPr>
+      <w:rPr>
+        <w:rFonts w:ascii="Wingdings" w:hAnsi="Wingdings" w:hint="default"/>
+      </w:rPr>
+    </w:lvl>
+  </w:abstractNum>
+  <w:abstractNum w:abstractNumId="58" w15:restartNumberingAfterBreak="0">
     <w:nsid w:val="6D535858"/>
     <w:multiLevelType w:val="hybridMultilevel"/>
     <w:tmpl w:val="BC106956"/>
@@ -7772,7 +8950,7 @@
       </w:rPr>
     </w:lvl>
   </w:abstractNum>
-  <w:abstractNum w:abstractNumId="52" w15:restartNumberingAfterBreak="0">
+  <w:abstractNum w:abstractNumId="59" w15:restartNumberingAfterBreak="0">
     <w:nsid w:val="6ECC6787"/>
     <w:multiLevelType w:val="hybridMultilevel"/>
     <w:tmpl w:val="0288932A"/>
@@ -7885,7 +9063,7 @@
       </w:rPr>
     </w:lvl>
   </w:abstractNum>
-  <w:abstractNum w:abstractNumId="53" w15:restartNumberingAfterBreak="0">
+  <w:abstractNum w:abstractNumId="60" w15:restartNumberingAfterBreak="0">
     <w:nsid w:val="707172FA"/>
     <w:multiLevelType w:val="hybridMultilevel"/>
     <w:tmpl w:val="74069C5A"/>
@@ -7998,7 +9176,7 @@
       </w:rPr>
     </w:lvl>
   </w:abstractNum>
-  <w:abstractNum w:abstractNumId="54" w15:restartNumberingAfterBreak="0">
+  <w:abstractNum w:abstractNumId="61" w15:restartNumberingAfterBreak="0">
     <w:nsid w:val="71395EC6"/>
     <w:multiLevelType w:val="hybridMultilevel"/>
     <w:tmpl w:val="EEB64CCE"/>
@@ -8111,7 +9289,7 @@
       </w:rPr>
     </w:lvl>
   </w:abstractNum>
-  <w:abstractNum w:abstractNumId="55" w15:restartNumberingAfterBreak="0">
+  <w:abstractNum w:abstractNumId="62" w15:restartNumberingAfterBreak="0">
     <w:nsid w:val="73043FF3"/>
     <w:multiLevelType w:val="hybridMultilevel"/>
     <w:tmpl w:val="2A94D1FA"/>
@@ -8224,7 +9402,7 @@
       </w:rPr>
     </w:lvl>
   </w:abstractNum>
-  <w:abstractNum w:abstractNumId="56" w15:restartNumberingAfterBreak="0">
+  <w:abstractNum w:abstractNumId="63" w15:restartNumberingAfterBreak="0">
     <w:nsid w:val="74541D18"/>
     <w:multiLevelType w:val="hybridMultilevel"/>
     <w:tmpl w:val="C57CA496"/>
@@ -8337,7 +9515,7 @@
       </w:rPr>
     </w:lvl>
   </w:abstractNum>
-  <w:abstractNum w:abstractNumId="57" w15:restartNumberingAfterBreak="0">
+  <w:abstractNum w:abstractNumId="64" w15:restartNumberingAfterBreak="0">
     <w:nsid w:val="79F20A51"/>
     <w:multiLevelType w:val="hybridMultilevel"/>
     <w:tmpl w:val="F324674C"/>
@@ -8450,7 +9628,7 @@
       </w:rPr>
     </w:lvl>
   </w:abstractNum>
-  <w:abstractNum w:abstractNumId="58" w15:restartNumberingAfterBreak="0">
+  <w:abstractNum w:abstractNumId="65" w15:restartNumberingAfterBreak="0">
     <w:nsid w:val="7C6D3E7C"/>
     <w:multiLevelType w:val="multilevel"/>
     <w:tmpl w:val="9ED60B56"/>
@@ -8599,7 +9777,156 @@
       </w:rPr>
     </w:lvl>
   </w:abstractNum>
-  <w:abstractNum w:abstractNumId="59" w15:restartNumberingAfterBreak="0">
+  <w:abstractNum w:abstractNumId="66" w15:restartNumberingAfterBreak="0">
+    <w:nsid w:val="7CFE76F0"/>
+    <w:multiLevelType w:val="multilevel"/>
+    <w:tmpl w:val="2D0CAC8A"/>
+    <w:lvl w:ilvl="0">
+      <w:start w:val="1"/>
+      <w:numFmt w:val="bullet"/>
+      <w:lvlText w:val=""/>
+      <w:lvlJc w:val="left"/>
+      <w:pPr>
+        <w:tabs>
+          <w:tab w:val="num" w:pos="720"/>
+        </w:tabs>
+        <w:ind w:left="720" w:hanging="360"/>
+      </w:pPr>
+      <w:rPr>
+        <w:rFonts w:ascii="Symbol" w:hAnsi="Symbol" w:hint="default"/>
+        <w:sz w:val="20"/>
+      </w:rPr>
+    </w:lvl>
+    <w:lvl w:ilvl="1" w:tentative="1">
+      <w:start w:val="1"/>
+      <w:numFmt w:val="bullet"/>
+      <w:lvlText w:val="o"/>
+      <w:lvlJc w:val="left"/>
+      <w:pPr>
+        <w:tabs>
+          <w:tab w:val="num" w:pos="1440"/>
+        </w:tabs>
+        <w:ind w:left="1440" w:hanging="360"/>
+      </w:pPr>
+      <w:rPr>
+        <w:rFonts w:ascii="Courier New" w:hAnsi="Courier New" w:hint="default"/>
+        <w:sz w:val="20"/>
+      </w:rPr>
+    </w:lvl>
+    <w:lvl w:ilvl="2" w:tentative="1">
+      <w:start w:val="1"/>
+      <w:numFmt w:val="bullet"/>
+      <w:lvlText w:val=""/>
+      <w:lvlJc w:val="left"/>
+      <w:pPr>
+        <w:tabs>
+          <w:tab w:val="num" w:pos="2160"/>
+        </w:tabs>
+        <w:ind w:left="2160" w:hanging="360"/>
+      </w:pPr>
+      <w:rPr>
+        <w:rFonts w:ascii="Wingdings" w:hAnsi="Wingdings" w:hint="default"/>
+        <w:sz w:val="20"/>
+      </w:rPr>
+    </w:lvl>
+    <w:lvl w:ilvl="3" w:tentative="1">
+      <w:start w:val="1"/>
+      <w:numFmt w:val="bullet"/>
+      <w:lvlText w:val=""/>
+      <w:lvlJc w:val="left"/>
+      <w:pPr>
+        <w:tabs>
+          <w:tab w:val="num" w:pos="2880"/>
+        </w:tabs>
+        <w:ind w:left="2880" w:hanging="360"/>
+      </w:pPr>
+      <w:rPr>
+        <w:rFonts w:ascii="Wingdings" w:hAnsi="Wingdings" w:hint="default"/>
+        <w:sz w:val="20"/>
+      </w:rPr>
+    </w:lvl>
+    <w:lvl w:ilvl="4" w:tentative="1">
+      <w:start w:val="1"/>
+      <w:numFmt w:val="bullet"/>
+      <w:lvlText w:val=""/>
+      <w:lvlJc w:val="left"/>
+      <w:pPr>
+        <w:tabs>
+          <w:tab w:val="num" w:pos="3600"/>
+        </w:tabs>
+        <w:ind w:left="3600" w:hanging="360"/>
+      </w:pPr>
+      <w:rPr>
+        <w:rFonts w:ascii="Wingdings" w:hAnsi="Wingdings" w:hint="default"/>
+        <w:sz w:val="20"/>
+      </w:rPr>
+    </w:lvl>
+    <w:lvl w:ilvl="5" w:tentative="1">
+      <w:start w:val="1"/>
+      <w:numFmt w:val="bullet"/>
+      <w:lvlText w:val=""/>
+      <w:lvlJc w:val="left"/>
+      <w:pPr>
+        <w:tabs>
+          <w:tab w:val="num" w:pos="4320"/>
+        </w:tabs>
+        <w:ind w:left="4320" w:hanging="360"/>
+      </w:pPr>
+      <w:rPr>
+        <w:rFonts w:ascii="Wingdings" w:hAnsi="Wingdings" w:hint="default"/>
+        <w:sz w:val="20"/>
+      </w:rPr>
+    </w:lvl>
+    <w:lvl w:ilvl="6" w:tentative="1">
+      <w:start w:val="1"/>
+      <w:numFmt w:val="bullet"/>
+      <w:lvlText w:val=""/>
+      <w:lvlJc w:val="left"/>
+      <w:pPr>
+        <w:tabs>
+          <w:tab w:val="num" w:pos="5040"/>
+        </w:tabs>
+        <w:ind w:left="5040" w:hanging="360"/>
+      </w:pPr>
+      <w:rPr>
+        <w:rFonts w:ascii="Wingdings" w:hAnsi="Wingdings" w:hint="default"/>
+        <w:sz w:val="20"/>
+      </w:rPr>
+    </w:lvl>
+    <w:lvl w:ilvl="7" w:tentative="1">
+      <w:start w:val="1"/>
+      <w:numFmt w:val="bullet"/>
+      <w:lvlText w:val=""/>
+      <w:lvlJc w:val="left"/>
+      <w:pPr>
+        <w:tabs>
+          <w:tab w:val="num" w:pos="5760"/>
+        </w:tabs>
+        <w:ind w:left="5760" w:hanging="360"/>
+      </w:pPr>
+      <w:rPr>
+        <w:rFonts w:ascii="Wingdings" w:hAnsi="Wingdings" w:hint="default"/>
+        <w:sz w:val="20"/>
+      </w:rPr>
+    </w:lvl>
+    <w:lvl w:ilvl="8" w:tentative="1">
+      <w:start w:val="1"/>
+      <w:numFmt w:val="bullet"/>
+      <w:lvlText w:val=""/>
+      <w:lvlJc w:val="left"/>
+      <w:pPr>
+        <w:tabs>
+          <w:tab w:val="num" w:pos="6480"/>
+        </w:tabs>
+        <w:ind w:left="6480" w:hanging="360"/>
+      </w:pPr>
+      <w:rPr>
+        <w:rFonts w:ascii="Wingdings" w:hAnsi="Wingdings" w:hint="default"/>
+        <w:sz w:val="20"/>
+      </w:rPr>
+    </w:lvl>
+  </w:abstractNum>
+  <w:abstractNum w:abstractNumId="67" w15:restartNumberingAfterBreak="0">
     <w:nsid w:val="7D5D3B59"/>
     <w:multiLevelType w:val="hybridMultilevel"/>
     <w:tmpl w:val="2AA68356"/>
@@ -8712,184 +10039,211 @@
     </w:lvl>
   </w:abstractNum>
   <w:num w:numId="1" w16cid:durableId="1446344125">
-    <w:abstractNumId w:val="31"/>
+    <w:abstractNumId w:val="35"/>
   </w:num>
   <w:num w:numId="2" w16cid:durableId="1935743195">
-    <w:abstractNumId w:val="53"/>
+    <w:abstractNumId w:val="60"/>
   </w:num>
   <w:num w:numId="3" w16cid:durableId="1206527280">
+    <w:abstractNumId w:val="19"/>
+  </w:num>
+  <w:num w:numId="4" w16cid:durableId="1532301303">
+    <w:abstractNumId w:val="64"/>
+  </w:num>
+  <w:num w:numId="5" w16cid:durableId="1742285531">
     <w:abstractNumId w:val="18"/>
   </w:num>
-  <w:num w:numId="4" w16cid:durableId="1532301303">
-    <w:abstractNumId w:val="57"/>
-  </w:num>
-  <w:num w:numId="5" w16cid:durableId="1742285531">
-    <w:abstractNumId w:val="17"/>
-  </w:num>
   <w:num w:numId="6" w16cid:durableId="1660621976">
-    <w:abstractNumId w:val="51"/>
+    <w:abstractNumId w:val="58"/>
   </w:num>
   <w:num w:numId="7" w16cid:durableId="1944266973">
-    <w:abstractNumId w:val="23"/>
+    <w:abstractNumId w:val="25"/>
   </w:num>
   <w:num w:numId="8" w16cid:durableId="258148886">
-    <w:abstractNumId w:val="6"/>
+    <w:abstractNumId w:val="7"/>
   </w:num>
   <w:num w:numId="9" w16cid:durableId="2058815278">
-    <w:abstractNumId w:val="52"/>
+    <w:abstractNumId w:val="59"/>
   </w:num>
   <w:num w:numId="10" w16cid:durableId="1092355850">
-    <w:abstractNumId w:val="25"/>
+    <w:abstractNumId w:val="28"/>
   </w:num>
   <w:num w:numId="11" w16cid:durableId="1600940774">
     <w:abstractNumId w:val="0"/>
   </w:num>
   <w:num w:numId="12" w16cid:durableId="289434080">
-    <w:abstractNumId w:val="35"/>
+    <w:abstractNumId w:val="40"/>
   </w:num>
   <w:num w:numId="13" w16cid:durableId="804276524">
-    <w:abstractNumId w:val="16"/>
+    <w:abstractNumId w:val="17"/>
   </w:num>
   <w:num w:numId="14" w16cid:durableId="445586482">
     <w:abstractNumId w:val="1"/>
   </w:num>
   <w:num w:numId="15" w16cid:durableId="1035077364">
-    <w:abstractNumId w:val="9"/>
+    <w:abstractNumId w:val="10"/>
   </w:num>
   <w:num w:numId="16" w16cid:durableId="1490907296">
     <w:abstractNumId w:val="2"/>
   </w:num>
   <w:num w:numId="17" w16cid:durableId="1830633499">
-    <w:abstractNumId w:val="13"/>
+    <w:abstractNumId w:val="14"/>
   </w:num>
   <w:num w:numId="18" w16cid:durableId="530650279">
-    <w:abstractNumId w:val="24"/>
+    <w:abstractNumId w:val="26"/>
   </w:num>
   <w:num w:numId="19" w16cid:durableId="813571402">
-    <w:abstractNumId w:val="28"/>
+    <w:abstractNumId w:val="31"/>
   </w:num>
   <w:num w:numId="20" w16cid:durableId="1055930631">
-    <w:abstractNumId w:val="43"/>
+    <w:abstractNumId w:val="48"/>
   </w:num>
   <w:num w:numId="21" w16cid:durableId="2142263923">
-    <w:abstractNumId w:val="36"/>
+    <w:abstractNumId w:val="41"/>
   </w:num>
   <w:num w:numId="22" w16cid:durableId="1614094680">
     <w:abstractNumId w:val="3"/>
   </w:num>
   <w:num w:numId="23" w16cid:durableId="59719073">
-    <w:abstractNumId w:val="46"/>
+    <w:abstractNumId w:val="51"/>
   </w:num>
   <w:num w:numId="24" w16cid:durableId="146367327">
-    <w:abstractNumId w:val="55"/>
+    <w:abstractNumId w:val="62"/>
   </w:num>
   <w:num w:numId="25" w16cid:durableId="969826135">
-    <w:abstractNumId w:val="45"/>
+    <w:abstractNumId w:val="50"/>
   </w:num>
   <w:num w:numId="26" w16cid:durableId="972561238">
     <w:abstractNumId w:val="4"/>
   </w:num>
   <w:num w:numId="27" w16cid:durableId="348334248">
+    <w:abstractNumId w:val="52"/>
+  </w:num>
+  <w:num w:numId="28" w16cid:durableId="1715933610">
+    <w:abstractNumId w:val="49"/>
+  </w:num>
+  <w:num w:numId="29" w16cid:durableId="2051298100">
     <w:abstractNumId w:val="47"/>
   </w:num>
-  <w:num w:numId="28" w16cid:durableId="1715933610">
-    <w:abstractNumId w:val="44"/>
+  <w:num w:numId="30" w16cid:durableId="1149978370">
+    <w:abstractNumId w:val="21"/>
   </w:num>
-  <w:num w:numId="29" w16cid:durableId="2051298100">
+  <w:num w:numId="31" w16cid:durableId="716971984">
+    <w:abstractNumId w:val="55"/>
+  </w:num>
+  <w:num w:numId="32" w16cid:durableId="1028213910">
+    <w:abstractNumId w:val="46"/>
+  </w:num>
+  <w:num w:numId="33" w16cid:durableId="1018508494">
+    <w:abstractNumId w:val="22"/>
+  </w:num>
+  <w:num w:numId="34" w16cid:durableId="1195996100">
+    <w:abstractNumId w:val="9"/>
+  </w:num>
+  <w:num w:numId="35" w16cid:durableId="861555099">
+    <w:abstractNumId w:val="54"/>
+  </w:num>
+  <w:num w:numId="36" w16cid:durableId="1626421235">
+    <w:abstractNumId w:val="11"/>
+  </w:num>
+  <w:num w:numId="37" w16cid:durableId="1579024400">
+    <w:abstractNumId w:val="23"/>
+  </w:num>
+  <w:num w:numId="38" w16cid:durableId="1111778615">
+    <w:abstractNumId w:val="34"/>
+  </w:num>
+  <w:num w:numId="39" w16cid:durableId="298582761">
     <w:abstractNumId w:val="42"/>
   </w:num>
-  <w:num w:numId="30" w16cid:durableId="1149978370">
-    <w:abstractNumId w:val="19"/>
-  </w:num>
-  <w:num w:numId="31" w16cid:durableId="716971984">
-    <w:abstractNumId w:val="49"/>
-  </w:num>
-  <w:num w:numId="32" w16cid:durableId="1028213910">
-    <w:abstractNumId w:val="41"/>
-  </w:num>
-  <w:num w:numId="33" w16cid:durableId="1018508494">
-    <w:abstractNumId w:val="20"/>
-  </w:num>
-  <w:num w:numId="34" w16cid:durableId="1195996100">
-    <w:abstractNumId w:val="8"/>
-  </w:num>
-  <w:num w:numId="35" w16cid:durableId="861555099">
-    <w:abstractNumId w:val="48"/>
-  </w:num>
-  <w:num w:numId="36" w16cid:durableId="1626421235">
-    <w:abstractNumId w:val="10"/>
-  </w:num>
-  <w:num w:numId="37" w16cid:durableId="1579024400">
-    <w:abstractNumId w:val="21"/>
-  </w:num>
-  <w:num w:numId="38" w16cid:durableId="1111778615">
-    <w:abstractNumId w:val="30"/>
-  </w:num>
-  <w:num w:numId="39" w16cid:durableId="298582761">
-    <w:abstractNumId w:val="37"/>
-  </w:num>
   <w:num w:numId="40" w16cid:durableId="175190320">
-    <w:abstractNumId w:val="29"/>
+    <w:abstractNumId w:val="33"/>
   </w:num>
   <w:num w:numId="41" w16cid:durableId="1807046575">
-    <w:abstractNumId w:val="11"/>
+    <w:abstractNumId w:val="12"/>
   </w:num>
   <w:num w:numId="42" w16cid:durableId="1174802300">
-    <w:abstractNumId w:val="34"/>
+    <w:abstractNumId w:val="38"/>
   </w:num>
   <w:num w:numId="43" w16cid:durableId="1811628512">
-    <w:abstractNumId w:val="50"/>
+    <w:abstractNumId w:val="56"/>
   </w:num>
   <w:num w:numId="44" w16cid:durableId="958803440">
     <w:abstractNumId w:val="5"/>
   </w:num>
   <w:num w:numId="45" w16cid:durableId="1311398611">
+    <w:abstractNumId w:val="36"/>
+  </w:num>
+  <w:num w:numId="46" w16cid:durableId="471407584">
+    <w:abstractNumId w:val="15"/>
+  </w:num>
+  <w:num w:numId="47" w16cid:durableId="1815683449">
+    <w:abstractNumId w:val="45"/>
+  </w:num>
+  <w:num w:numId="48" w16cid:durableId="1538007918">
+    <w:abstractNumId w:val="67"/>
+  </w:num>
+  <w:num w:numId="49" w16cid:durableId="794757951">
+    <w:abstractNumId w:val="24"/>
+  </w:num>
+  <w:num w:numId="50" w16cid:durableId="1802725421">
+    <w:abstractNumId w:val="63"/>
+  </w:num>
+  <w:num w:numId="51" w16cid:durableId="1993949491">
+    <w:abstractNumId w:val="8"/>
+  </w:num>
+  <w:num w:numId="52" w16cid:durableId="809984444">
+    <w:abstractNumId w:val="29"/>
+  </w:num>
+  <w:num w:numId="53" w16cid:durableId="388264246">
+    <w:abstractNumId w:val="61"/>
+  </w:num>
+  <w:num w:numId="54" w16cid:durableId="2114978765">
+    <w:abstractNumId w:val="44"/>
+  </w:num>
+  <w:num w:numId="55" w16cid:durableId="134496524">
+    <w:abstractNumId w:val="16"/>
+  </w:num>
+  <w:num w:numId="56" w16cid:durableId="1873809434">
+    <w:abstractNumId w:val="13"/>
+  </w:num>
+  <w:num w:numId="57" w16cid:durableId="2082941271">
+    <w:abstractNumId w:val="30"/>
+  </w:num>
+  <w:num w:numId="58" w16cid:durableId="421798859">
+    <w:abstractNumId w:val="43"/>
+  </w:num>
+  <w:num w:numId="59" w16cid:durableId="1809204889">
+    <w:abstractNumId w:val="37"/>
+  </w:num>
+  <w:num w:numId="60" w16cid:durableId="273753130">
+    <w:abstractNumId w:val="65"/>
+  </w:num>
+  <w:num w:numId="61" w16cid:durableId="751467511">
+    <w:abstractNumId w:val="27"/>
+    <w:lvlOverride w:ilvl="0">
+      <w:startOverride w:val="1"/>
+    </w:lvlOverride>
+  </w:num>
+  <w:num w:numId="62" w16cid:durableId="1427340199">
+    <w:abstractNumId w:val="6"/>
+  </w:num>
+  <w:num w:numId="63" w16cid:durableId="1109668881">
     <w:abstractNumId w:val="32"/>
   </w:num>
-  <w:num w:numId="46" w16cid:durableId="471407584">
-    <w:abstractNumId w:val="14"/>
+  <w:num w:numId="64" w16cid:durableId="130103359">
+    <w:abstractNumId w:val="53"/>
   </w:num>
-  <w:num w:numId="47" w16cid:durableId="1815683449">
-    <w:abstractNumId w:val="40"/>
+  <w:num w:numId="65" w16cid:durableId="1256325846">
+    <w:abstractNumId w:val="57"/>
   </w:num>
-  <w:num w:numId="48" w16cid:durableId="1538007918">
-    <w:abstractNumId w:val="59"/>
+  <w:num w:numId="66" w16cid:durableId="786045388">
+    <w:abstractNumId w:val="20"/>
   </w:num>
-  <w:num w:numId="49" w16cid:durableId="794757951">
-    <w:abstractNumId w:val="22"/>
-  </w:num>
-  <w:num w:numId="50" w16cid:durableId="1802725421">
-    <w:abstractNumId w:val="56"/>
-  </w:num>
-  <w:num w:numId="51" w16cid:durableId="1993949491">
-    <w:abstractNumId w:val="7"/>
-  </w:num>
-  <w:num w:numId="52" w16cid:durableId="809984444">
-    <w:abstractNumId w:val="26"/>
-  </w:num>
-  <w:num w:numId="53" w16cid:durableId="388264246">
-    <w:abstractNumId w:val="54"/>
-  </w:num>
-  <w:num w:numId="54" w16cid:durableId="2114978765">
+  <w:num w:numId="67" w16cid:durableId="1675188157">
     <w:abstractNumId w:val="39"/>
   </w:num>
-  <w:num w:numId="55" w16cid:durableId="134496524">
-    <w:abstractNumId w:val="15"/>
-  </w:num>
-  <w:num w:numId="56" w16cid:durableId="1873809434">
-    <w:abstractNumId w:val="12"/>
-  </w:num>
-  <w:num w:numId="57" w16cid:durableId="2082941271">
-    <w:abstractNumId w:val="27"/>
-  </w:num>
-  <w:num w:numId="58" w16cid:durableId="421798859">
-    <w:abstractNumId w:val="38"/>
-  </w:num>
-  <w:num w:numId="59" w16cid:durableId="1809204889">
-    <w:abstractNumId w:val="33"/>
-  </w:num>
-  <w:num w:numId="60" w16cid:durableId="273753130">
-    <w:abstractNumId w:val="58"/>
+  <w:num w:numId="68" w16cid:durableId="1327973972">
+    <w:abstractNumId w:val="66"/>
   </w:num>
 </w:numbering>
 </file>
@@ -9284,7 +10638,6 @@
   <w:style w:type="character" w:default="1" w:styleId="DefaultParagraphFont">
     <w:name w:val="Default Paragraph Font"/>
     <w:uiPriority w:val="1"/>
-    <w:semiHidden/>
     <w:unhideWhenUsed/>
   </w:style>
   <w:style w:type="table" w:default="1" w:styleId="TableNormal">
@@ -9552,6 +10905,18 @@
     </w:pPr>
     <w:rPr>
       <w:rFonts w:ascii="Times New Roman" w:eastAsia="Times New Roman" w:hAnsi="Times New Roman" w:cs="Times New Roman"/>
+    </w:rPr>
+  </w:style>
+  <w:style w:type="character" w:styleId="UnresolvedMention">
+    <w:name w:val="Unresolved Mention"/>
+    <w:basedOn w:val="DefaultParagraphFont"/>
+    <w:uiPriority w:val="99"/>
+    <w:semiHidden/>
+    <w:unhideWhenUsed/>
+    <w:rsid w:val="00612535"/>
+    <w:rPr>
+      <w:color w:val="605E5C"/>
+      <w:shd w:val="clear" w:color="auto" w:fill="E1DFDD"/>
     </w:rPr>
   </w:style>
 </w:styles>
@@ -9878,30 +11243,6 @@
 </file>
 
 <file path=customXml/item1.xml><?xml version="1.0" encoding="utf-8"?>
-<p:properties xmlns:p="http://schemas.microsoft.com/office/2006/metadata/properties" xmlns:xsi="http://www.w3.org/2001/XMLSchema-instance" xmlns:pc="http://schemas.microsoft.com/office/infopath/2007/PartnerControls">
-  <documentManagement>
-    <TaxCatchAll xmlns="2da6bad5-2be1-4928-81ee-00c79ada373c" xsi:nil="true"/>
-    <lcf76f155ced4ddcb4097134ff3c332f xmlns="dd5b41f2-47a1-4d36-976d-562f279d384a">
-      <Terms xmlns="http://schemas.microsoft.com/office/infopath/2007/PartnerControls"/>
-    </lcf76f155ced4ddcb4097134ff3c332f>
-  </documentManagement>
-</p:properties>
-</file>
-
-<file path=customXml/item2.xml><?xml version="1.0" encoding="utf-8"?>
-<b:Sources xmlns:b="http://schemas.openxmlformats.org/officeDocument/2006/bibliography" xmlns="http://schemas.openxmlformats.org/officeDocument/2006/bibliography" SelectedStyle="/APA.XSL" StyleName="APA"/>
-</file>
-
-<file path=customXml/item3.xml><?xml version="1.0" encoding="utf-8"?>
-<?mso-contentType ?>
-<FormTemplates xmlns="http://schemas.microsoft.com/sharepoint/v3/contenttype/forms">
-  <Display>DocumentLibraryForm</Display>
-  <Edit>DocumentLibraryForm</Edit>
-  <New>DocumentLibraryForm</New>
-</FormTemplates>
-</file>
-
-<file path=customXml/item4.xml><?xml version="1.0" encoding="utf-8"?>
 <ct:contentTypeSchema xmlns:ct="http://schemas.microsoft.com/office/2006/metadata/contentType" xmlns:ma="http://schemas.microsoft.com/office/2006/metadata/properties/metaAttributes" ct:_="" ma:_="" ma:contentTypeName="Document" ma:contentTypeID="0x0101003F0089FF510B58478642D29C1583046D" ma:contentTypeVersion="14" ma:contentTypeDescription="Create a new document." ma:contentTypeScope="" ma:versionID="d815bea3c975b9a3a8dee9cee3cab05e">
   <xsd:schema xmlns:xsd="http://www.w3.org/2001/XMLSchema" xmlns:xs="http://www.w3.org/2001/XMLSchema" xmlns:p="http://schemas.microsoft.com/office/2006/metadata/properties" xmlns:ns2="dd5b41f2-47a1-4d36-976d-562f279d384a" xmlns:ns3="2da6bad5-2be1-4928-81ee-00c79ada373c" targetNamespace="http://schemas.microsoft.com/office/2006/metadata/properties" ma:root="true" ma:fieldsID="c45bd8d55e1797ce0cccced8dcd0d734" ns2:_="" ns3:_="">
     <xsd:import namespace="dd5b41f2-47a1-4d36-976d-562f279d384a"/>
@@ -10130,34 +11471,31 @@
 </ct:contentTypeSchema>
 </file>
 
-<file path=customXml/itemProps1.xml><?xml version="1.0" encoding="utf-8"?>
-<ds:datastoreItem xmlns:ds="http://schemas.openxmlformats.org/officeDocument/2006/customXml" ds:itemID="{48907EF8-C8B9-4AF1-B262-64BD9CECECF2}">
-  <ds:schemaRefs>
-    <ds:schemaRef ds:uri="http://schemas.microsoft.com/office/2006/metadata/properties"/>
-    <ds:schemaRef ds:uri="http://schemas.microsoft.com/office/infopath/2007/PartnerControls"/>
-    <ds:schemaRef ds:uri="2da6bad5-2be1-4928-81ee-00c79ada373c"/>
-    <ds:schemaRef ds:uri="dd5b41f2-47a1-4d36-976d-562f279d384a"/>
-  </ds:schemaRefs>
-</ds:datastoreItem>
+<file path=customXml/item2.xml><?xml version="1.0" encoding="utf-8"?>
+<?mso-contentType ?>
+<FormTemplates xmlns="http://schemas.microsoft.com/sharepoint/v3/contenttype/forms">
+  <Display>DocumentLibraryForm</Display>
+  <Edit>DocumentLibraryForm</Edit>
+  <New>DocumentLibraryForm</New>
+</FormTemplates>
 </file>
 
-<file path=customXml/itemProps2.xml><?xml version="1.0" encoding="utf-8"?>
-<ds:datastoreItem xmlns:ds="http://schemas.openxmlformats.org/officeDocument/2006/customXml" ds:itemID="{BC497524-F2A4-4D66-B603-2296430A3809}">
-  <ds:schemaRefs>
-    <ds:schemaRef ds:uri="http://schemas.openxmlformats.org/officeDocument/2006/bibliography"/>
-  </ds:schemaRefs>
-</ds:datastoreItem>
+<file path=customXml/item3.xml><?xml version="1.0" encoding="utf-8"?>
+<b:Sources xmlns:b="http://schemas.openxmlformats.org/officeDocument/2006/bibliography" xmlns="http://schemas.openxmlformats.org/officeDocument/2006/bibliography" SelectedStyle="/APA.XSL" StyleName="APA"/>
 </file>
 
-<file path=customXml/itemProps3.xml><?xml version="1.0" encoding="utf-8"?>
-<ds:datastoreItem xmlns:ds="http://schemas.openxmlformats.org/officeDocument/2006/customXml" ds:itemID="{2D5F55AB-2666-429F-80AF-05E42BC3A484}">
-  <ds:schemaRefs>
-    <ds:schemaRef ds:uri="http://schemas.microsoft.com/sharepoint/v3/contenttype/forms"/>
-  </ds:schemaRefs>
-</ds:datastoreItem>
+<file path=customXml/item4.xml><?xml version="1.0" encoding="utf-8"?>
+<p:properties xmlns:p="http://schemas.microsoft.com/office/2006/metadata/properties" xmlns:xsi="http://www.w3.org/2001/XMLSchema-instance" xmlns:pc="http://schemas.microsoft.com/office/infopath/2007/PartnerControls">
+  <documentManagement>
+    <TaxCatchAll xmlns="2da6bad5-2be1-4928-81ee-00c79ada373c" xsi:nil="true"/>
+    <lcf76f155ced4ddcb4097134ff3c332f xmlns="dd5b41f2-47a1-4d36-976d-562f279d384a">
+      <Terms xmlns="http://schemas.microsoft.com/office/infopath/2007/PartnerControls"/>
+    </lcf76f155ced4ddcb4097134ff3c332f>
+  </documentManagement>
+</p:properties>
 </file>
 
-<file path=customXml/itemProps4.xml><?xml version="1.0" encoding="utf-8"?>
+<file path=customXml/itemProps1.xml><?xml version="1.0" encoding="utf-8"?>
 <ds:datastoreItem xmlns:ds="http://schemas.openxmlformats.org/officeDocument/2006/customXml" ds:itemID="{87382EBB-942A-4023-ACA7-0E1FDA5359AF}">
   <ds:schemaRefs>
     <ds:schemaRef ds:uri="http://schemas.microsoft.com/office/2006/metadata/contentType"/>
@@ -10174,4 +11512,31 @@
     <ds:schemaRef ds:uri="http://schemas.microsoft.com/internal/obd"/>
   </ds:schemaRefs>
 </ds:datastoreItem>
+</file>
+
+<file path=customXml/itemProps2.xml><?xml version="1.0" encoding="utf-8"?>
+<ds:datastoreItem xmlns:ds="http://schemas.openxmlformats.org/officeDocument/2006/customXml" ds:itemID="{2D5F55AB-2666-429F-80AF-05E42BC3A484}">
+  <ds:schemaRefs>
+    <ds:schemaRef ds:uri="http://schemas.microsoft.com/sharepoint/v3/contenttype/forms"/>
+  </ds:schemaRefs>
+</ds:datastoreItem>
+</file>
+
+<file path=customXml/itemProps3.xml><?xml version="1.0" encoding="utf-8"?>
+<ds:datastoreItem xmlns:ds="http://schemas.openxmlformats.org/officeDocument/2006/customXml" ds:itemID="{BC497524-F2A4-4D66-B603-2296430A3809}">
+  <ds:schemaRefs>
+    <ds:schemaRef ds:uri="http://schemas.openxmlformats.org/officeDocument/2006/bibliography"/>
+  </ds:schemaRefs>
+</ds:datastoreItem>
+</file>
+
+<file path=customXml/itemProps4.xml><?xml version="1.0" encoding="utf-8"?>
+<ds:datastoreItem xmlns:ds="http://schemas.openxmlformats.org/officeDocument/2006/customXml" ds:itemID="{48907EF8-C8B9-4AF1-B262-64BD9CECECF2}">
+  <ds:schemaRefs>
+    <ds:schemaRef ds:uri="http://schemas.microsoft.com/office/2006/metadata/properties"/>
+    <ds:schemaRef ds:uri="http://schemas.microsoft.com/office/infopath/2007/PartnerControls"/>
+    <ds:schemaRef ds:uri="2da6bad5-2be1-4928-81ee-00c79ada373c"/>
+    <ds:schemaRef ds:uri="dd5b41f2-47a1-4d36-976d-562f279d384a"/>
+  </ds:schemaRefs>
+</ds:datastoreItem>
 </file>
--- a/Resume/AI Software Engineering/MelodyNguyenResume.docx
+++ b/Resume/AI Software Engineering/MelodyNguyenResume.docx
@@ -205,7 +205,15 @@
           <w:sz w:val="20"/>
           <w:szCs w:val="20"/>
         </w:rPr>
-        <w:t>AI/Software engineer with hands-on experience in Python automation, ML pipelines, and data-driven tools. Proven track record building scalable, reproducible systems at national labs and early-stage startups.</w:t>
+        <w:t xml:space="preserve">AI and software engineer with hands-on experience building ML pipelines, data tools, and user-facing products across national labs and startups. </w:t>
+      </w:r>
+      <w:r>
+        <w:rPr>
+          <w:rFonts w:ascii="Calibri" w:hAnsi="Calibri" w:cs="Calibri"/>
+          <w:sz w:val="20"/>
+          <w:szCs w:val="20"/>
+        </w:rPr>
+        <w:t>Focused on translating technical work into measurable business impact.</w:t>
       </w:r>
     </w:p>
     <w:p>
@@ -2244,7 +2252,7 @@
           <w:sz w:val="20"/>
           <w:szCs w:val="20"/>
         </w:rPr>
-        <w:t>IBM 1st Place Agentic AI Hackathon | NSF Supercomputing Fellow</w:t>
+        <w:t>Pforzheimer Honors Scholar</w:t>
       </w:r>
       <w:r>
         <w:rPr>
@@ -2260,6 +2268,22 @@
           <w:sz w:val="20"/>
           <w:szCs w:val="20"/>
         </w:rPr>
+        <w:t>| NSF Supercomputing Fellow</w:t>
+      </w:r>
+      <w:r>
+        <w:rPr>
+          <w:rFonts w:ascii="Calibri" w:hAnsi="Calibri" w:cs="Calibri"/>
+          <w:sz w:val="20"/>
+          <w:szCs w:val="20"/>
+        </w:rPr>
+        <w:t xml:space="preserve"> </w:t>
+      </w:r>
+      <w:r>
+        <w:rPr>
+          <w:rFonts w:ascii="Calibri" w:hAnsi="Calibri" w:cs="Calibri"/>
+          <w:sz w:val="20"/>
+          <w:szCs w:val="20"/>
+        </w:rPr>
         <w:t xml:space="preserve">| </w:t>
       </w:r>
       <w:r>
@@ -2268,6 +2292,46 @@
           <w:sz w:val="20"/>
           <w:szCs w:val="20"/>
         </w:rPr>
+        <w:t xml:space="preserve">IBM 1st Place Agentic AI Hackathon </w:t>
+      </w:r>
+      <w:r>
+        <w:rPr>
+          <w:rFonts w:ascii="Calibri" w:hAnsi="Calibri" w:cs="Calibri"/>
+          <w:sz w:val="20"/>
+          <w:szCs w:val="20"/>
+        </w:rPr>
+        <w:t xml:space="preserve">United Nations </w:t>
+      </w:r>
+      <w:r>
+        <w:rPr>
+          <w:rFonts w:ascii="Calibri" w:hAnsi="Calibri" w:cs="Calibri"/>
+          <w:sz w:val="20"/>
+          <w:szCs w:val="20"/>
+        </w:rPr>
+        <w:t>Millennium</w:t>
+      </w:r>
+      <w:r>
+        <w:rPr>
+          <w:rFonts w:ascii="Calibri" w:hAnsi="Calibri" w:cs="Calibri"/>
+          <w:sz w:val="20"/>
+          <w:szCs w:val="20"/>
+        </w:rPr>
+        <w:t xml:space="preserve"> Fellowship</w:t>
+      </w:r>
+      <w:r>
+        <w:rPr>
+          <w:rFonts w:ascii="Calibri" w:hAnsi="Calibri" w:cs="Calibri"/>
+          <w:sz w:val="20"/>
+          <w:szCs w:val="20"/>
+        </w:rPr>
+        <w:t xml:space="preserve"> | </w:t>
+      </w:r>
+      <w:r>
+        <w:rPr>
+          <w:rFonts w:ascii="Calibri" w:hAnsi="Calibri" w:cs="Calibri"/>
+          <w:sz w:val="20"/>
+          <w:szCs w:val="20"/>
+        </w:rPr>
         <w:t>NVIDIA Deep Learning</w:t>
       </w:r>
       <w:r>
@@ -2277,46 +2341,6 @@
           <w:szCs w:val="20"/>
         </w:rPr>
         <w:t xml:space="preserve"> </w:t>
-      </w:r>
-      <w:r>
-        <w:rPr>
-          <w:rFonts w:ascii="Calibri" w:hAnsi="Calibri" w:cs="Calibri"/>
-          <w:sz w:val="20"/>
-          <w:szCs w:val="20"/>
-        </w:rPr>
-        <w:t>Pforzheimer Honors Scholar</w:t>
-      </w:r>
-      <w:r>
-        <w:rPr>
-          <w:rFonts w:ascii="Calibri" w:hAnsi="Calibri" w:cs="Calibri"/>
-          <w:sz w:val="20"/>
-          <w:szCs w:val="20"/>
-        </w:rPr>
-        <w:t xml:space="preserve"> </w:t>
-      </w:r>
-      <w:r>
-        <w:rPr>
-          <w:rFonts w:ascii="Calibri" w:hAnsi="Calibri" w:cs="Calibri"/>
-          <w:sz w:val="20"/>
-          <w:szCs w:val="20"/>
-        </w:rPr>
-        <w:t xml:space="preserve">| United Nations </w:t>
-      </w:r>
-      <w:r>
-        <w:rPr>
-          <w:rFonts w:ascii="Calibri" w:hAnsi="Calibri" w:cs="Calibri"/>
-          <w:sz w:val="20"/>
-          <w:szCs w:val="20"/>
-        </w:rPr>
-        <w:t>Millennium</w:t>
-      </w:r>
-      <w:r>
-        <w:rPr>
-          <w:rFonts w:ascii="Calibri" w:hAnsi="Calibri" w:cs="Calibri"/>
-          <w:sz w:val="20"/>
-          <w:szCs w:val="20"/>
-        </w:rPr>
-        <w:t xml:space="preserve"> Fellowship</w:t>
       </w:r>
     </w:p>
     <w:sectPr>
@@ -11243,6 +11267,30 @@
 </file>
 
 <file path=customXml/item1.xml><?xml version="1.0" encoding="utf-8"?>
+<?mso-contentType ?>
+<FormTemplates xmlns="http://schemas.microsoft.com/sharepoint/v3/contenttype/forms">
+  <Display>DocumentLibraryForm</Display>
+  <Edit>DocumentLibraryForm</Edit>
+  <New>DocumentLibraryForm</New>
+</FormTemplates>
+</file>
+
+<file path=customXml/item2.xml><?xml version="1.0" encoding="utf-8"?>
+<b:Sources xmlns:b="http://schemas.openxmlformats.org/officeDocument/2006/bibliography" xmlns="http://schemas.openxmlformats.org/officeDocument/2006/bibliography" SelectedStyle="/APA.XSL" StyleName="APA"/>
+</file>
+
+<file path=customXml/item3.xml><?xml version="1.0" encoding="utf-8"?>
+<p:properties xmlns:p="http://schemas.microsoft.com/office/2006/metadata/properties" xmlns:xsi="http://www.w3.org/2001/XMLSchema-instance" xmlns:pc="http://schemas.microsoft.com/office/infopath/2007/PartnerControls">
+  <documentManagement>
+    <TaxCatchAll xmlns="2da6bad5-2be1-4928-81ee-00c79ada373c" xsi:nil="true"/>
+    <lcf76f155ced4ddcb4097134ff3c332f xmlns="dd5b41f2-47a1-4d36-976d-562f279d384a">
+      <Terms xmlns="http://schemas.microsoft.com/office/infopath/2007/PartnerControls"/>
+    </lcf76f155ced4ddcb4097134ff3c332f>
+  </documentManagement>
+</p:properties>
+</file>
+
+<file path=customXml/item4.xml><?xml version="1.0" encoding="utf-8"?>
 <ct:contentTypeSchema xmlns:ct="http://schemas.microsoft.com/office/2006/metadata/contentType" xmlns:ma="http://schemas.microsoft.com/office/2006/metadata/properties/metaAttributes" ct:_="" ma:_="" ma:contentTypeName="Document" ma:contentTypeID="0x0101003F0089FF510B58478642D29C1583046D" ma:contentTypeVersion="14" ma:contentTypeDescription="Create a new document." ma:contentTypeScope="" ma:versionID="d815bea3c975b9a3a8dee9cee3cab05e">
   <xsd:schema xmlns:xsd="http://www.w3.org/2001/XMLSchema" xmlns:xs="http://www.w3.org/2001/XMLSchema" xmlns:p="http://schemas.microsoft.com/office/2006/metadata/properties" xmlns:ns2="dd5b41f2-47a1-4d36-976d-562f279d384a" xmlns:ns3="2da6bad5-2be1-4928-81ee-00c79ada373c" targetNamespace="http://schemas.microsoft.com/office/2006/metadata/properties" ma:root="true" ma:fieldsID="c45bd8d55e1797ce0cccced8dcd0d734" ns2:_="" ns3:_="">
     <xsd:import namespace="dd5b41f2-47a1-4d36-976d-562f279d384a"/>
@@ -11471,31 +11519,34 @@
 </ct:contentTypeSchema>
 </file>
 
-<file path=customXml/item2.xml><?xml version="1.0" encoding="utf-8"?>
-<?mso-contentType ?>
-<FormTemplates xmlns="http://schemas.microsoft.com/sharepoint/v3/contenttype/forms">
-  <Display>DocumentLibraryForm</Display>
-  <Edit>DocumentLibraryForm</Edit>
-  <New>DocumentLibraryForm</New>
-</FormTemplates>
+<file path=customXml/itemProps1.xml><?xml version="1.0" encoding="utf-8"?>
+<ds:datastoreItem xmlns:ds="http://schemas.openxmlformats.org/officeDocument/2006/customXml" ds:itemID="{2D5F55AB-2666-429F-80AF-05E42BC3A484}">
+  <ds:schemaRefs>
+    <ds:schemaRef ds:uri="http://schemas.microsoft.com/sharepoint/v3/contenttype/forms"/>
+  </ds:schemaRefs>
+</ds:datastoreItem>
 </file>
 
-<file path=customXml/item3.xml><?xml version="1.0" encoding="utf-8"?>
-<b:Sources xmlns:b="http://schemas.openxmlformats.org/officeDocument/2006/bibliography" xmlns="http://schemas.openxmlformats.org/officeDocument/2006/bibliography" SelectedStyle="/APA.XSL" StyleName="APA"/>
+<file path=customXml/itemProps2.xml><?xml version="1.0" encoding="utf-8"?>
+<ds:datastoreItem xmlns:ds="http://schemas.openxmlformats.org/officeDocument/2006/customXml" ds:itemID="{BC497524-F2A4-4D66-B603-2296430A3809}">
+  <ds:schemaRefs>
+    <ds:schemaRef ds:uri="http://schemas.openxmlformats.org/officeDocument/2006/bibliography"/>
+  </ds:schemaRefs>
+</ds:datastoreItem>
 </file>
 
-<file path=customXml/item4.xml><?xml version="1.0" encoding="utf-8"?>
-<p:properties xmlns:p="http://schemas.microsoft.com/office/2006/metadata/properties" xmlns:xsi="http://www.w3.org/2001/XMLSchema-instance" xmlns:pc="http://schemas.microsoft.com/office/infopath/2007/PartnerControls">
-  <documentManagement>
-    <TaxCatchAll xmlns="2da6bad5-2be1-4928-81ee-00c79ada373c" xsi:nil="true"/>
-    <lcf76f155ced4ddcb4097134ff3c332f xmlns="dd5b41f2-47a1-4d36-976d-562f279d384a">
-      <Terms xmlns="http://schemas.microsoft.com/office/infopath/2007/PartnerControls"/>
-    </lcf76f155ced4ddcb4097134ff3c332f>
-  </documentManagement>
-</p:properties>
+<file path=customXml/itemProps3.xml><?xml version="1.0" encoding="utf-8"?>
+<ds:datastoreItem xmlns:ds="http://schemas.openxmlformats.org/officeDocument/2006/customXml" ds:itemID="{48907EF8-C8B9-4AF1-B262-64BD9CECECF2}">
+  <ds:schemaRefs>
+    <ds:schemaRef ds:uri="http://schemas.microsoft.com/office/2006/metadata/properties"/>
+    <ds:schemaRef ds:uri="http://schemas.microsoft.com/office/infopath/2007/PartnerControls"/>
+    <ds:schemaRef ds:uri="2da6bad5-2be1-4928-81ee-00c79ada373c"/>
+    <ds:schemaRef ds:uri="dd5b41f2-47a1-4d36-976d-562f279d384a"/>
+  </ds:schemaRefs>
+</ds:datastoreItem>
 </file>
 
-<file path=customXml/itemProps1.xml><?xml version="1.0" encoding="utf-8"?>
+<file path=customXml/itemProps4.xml><?xml version="1.0" encoding="utf-8"?>
 <ds:datastoreItem xmlns:ds="http://schemas.openxmlformats.org/officeDocument/2006/customXml" ds:itemID="{87382EBB-942A-4023-ACA7-0E1FDA5359AF}">
   <ds:schemaRefs>
     <ds:schemaRef ds:uri="http://schemas.microsoft.com/office/2006/metadata/contentType"/>
@@ -11512,31 +11563,4 @@
     <ds:schemaRef ds:uri="http://schemas.microsoft.com/internal/obd"/>
   </ds:schemaRefs>
 </ds:datastoreItem>
-</file>
-
-<file path=customXml/itemProps2.xml><?xml version="1.0" encoding="utf-8"?>
-<ds:datastoreItem xmlns:ds="http://schemas.openxmlformats.org/officeDocument/2006/customXml" ds:itemID="{2D5F55AB-2666-429F-80AF-05E42BC3A484}">
-  <ds:schemaRefs>
-    <ds:schemaRef ds:uri="http://schemas.microsoft.com/sharepoint/v3/contenttype/forms"/>
-  </ds:schemaRefs>
-</ds:datastoreItem>
-</file>
-
-<file path=customXml/itemProps3.xml><?xml version="1.0" encoding="utf-8"?>
-<ds:datastoreItem xmlns:ds="http://schemas.openxmlformats.org/officeDocument/2006/customXml" ds:itemID="{BC497524-F2A4-4D66-B603-2296430A3809}">
-  <ds:schemaRefs>
-    <ds:schemaRef ds:uri="http://schemas.openxmlformats.org/officeDocument/2006/bibliography"/>
-  </ds:schemaRefs>
-</ds:datastoreItem>
-</file>
-
-<file path=customXml/itemProps4.xml><?xml version="1.0" encoding="utf-8"?>
-<ds:datastoreItem xmlns:ds="http://schemas.openxmlformats.org/officeDocument/2006/customXml" ds:itemID="{48907EF8-C8B9-4AF1-B262-64BD9CECECF2}">
-  <ds:schemaRefs>
-    <ds:schemaRef ds:uri="http://schemas.microsoft.com/office/2006/metadata/properties"/>
-    <ds:schemaRef ds:uri="http://schemas.microsoft.com/office/infopath/2007/PartnerControls"/>
-    <ds:schemaRef ds:uri="2da6bad5-2be1-4928-81ee-00c79ada373c"/>
-    <ds:schemaRef ds:uri="dd5b41f2-47a1-4d36-976d-562f279d384a"/>
-  </ds:schemaRefs>
-</ds:datastoreItem>
 </file>